--- a/templates/RECORD_R013_THICKNESS.docx
+++ b/templates/RECORD_R013_THICKNESS.docx
@@ -149,7 +149,6 @@
               <w:pStyle w:val="164"/>
               <w:keepNext w:val="0"/>
               <w:keepLines w:val="0"/>
-              <w:pageBreakBefore w:val="0"/>
               <w:framePr w:wrap="auto" w:vAnchor="margin" w:hAnchor="text" w:yAlign="inline"/>
               <w:widowControl/>
               <w:kinsoku/>
@@ -321,7 +320,6 @@
               <w:pStyle w:val="164"/>
               <w:keepNext w:val="0"/>
               <w:keepLines w:val="0"/>
-              <w:pageBreakBefore w:val="0"/>
               <w:framePr w:wrap="auto" w:vAnchor="margin" w:hAnchor="text" w:yAlign="inline"/>
               <w:widowControl/>
               <w:kinsoku/>
@@ -524,7 +522,6 @@
               <w:pStyle w:val="164"/>
               <w:keepNext w:val="0"/>
               <w:keepLines w:val="0"/>
-              <w:pageBreakBefore w:val="0"/>
               <w:framePr w:wrap="auto" w:vAnchor="margin" w:hAnchor="text" w:yAlign="inline"/>
               <w:widowControl/>
               <w:kinsoku/>
@@ -2116,34 +2113,11 @@
             <w:vAlign w:val="center"/>
           </w:tcPr>
           <w:p>
-            <w:pPr>
-              <w:pStyle w:val="164"/>
-              <w:framePr w:wrap="auto" w:vAnchor="margin" w:hAnchor="text" w:yAlign="inline"/>
-              <w:spacing w:after="0" w:line="240" w:lineRule="auto"/>
-              <w:jc w:val="center"/>
-              <w:rPr>
-                <w:rFonts w:hint="default" w:ascii="宋体" w:hAnsi="宋体" w:eastAsia="宋体" w:cs="宋体"/>
-                <w:b/>
-                <w:bCs/>
-                <w:sz w:val="21"/>
-                <w:szCs w:val="21"/>
-                <w:shd w:val="clear" w:color="auto" w:fill="auto"/>
-                <w:rtl w:val="0"/>
-                <w:lang w:val="en-US" w:eastAsia="zh-CN"/>
-              </w:rPr>
-            </w:pPr>
-            <w:r>
-              <w:rPr>
-                <w:rFonts w:hint="eastAsia" w:ascii="宋体" w:hAnsi="宋体" w:eastAsia="宋体" w:cs="宋体"/>
-                <w:b/>
-                <w:bCs/>
-                <w:sz w:val="21"/>
-                <w:szCs w:val="21"/>
-                <w:shd w:val="clear" w:color="auto" w:fill="auto"/>
-                <w:rtl w:val="0"/>
-                <w:lang w:val="en-US" w:eastAsia="zh-CN"/>
-              </w:rPr>
-              <w:t>设计文件编号</w:t>
+            <w:r>
+              <w:rPr>
+                <w:rFonts w:ascii="宋体" w:hAnsi="宋体"/>
+              </w:rPr>
+              <w:t>样品批号</w:t>
             </w:r>
           </w:p>
         </w:tc>
@@ -2166,16 +2140,11 @@
             <w:vAlign w:val="center"/>
           </w:tcPr>
           <w:p>
-            <w:pPr>
-              <w:pStyle w:val="164"/>
-              <w:framePr w:wrap="auto" w:vAnchor="margin" w:hAnchor="text" w:yAlign="inline"/>
-              <w:spacing w:after="0" w:line="240" w:lineRule="auto"/>
-              <w:rPr>
-                <w:rFonts w:hint="eastAsia" w:ascii="宋体" w:hAnsi="宋体" w:eastAsia="宋体" w:cs="宋体"/>
-                <w:sz w:val="21"/>
-                <w:szCs w:val="21"/>
-              </w:rPr>
-            </w:pPr>
+            <w:r>
+              <w:rPr>
+                <w:rFonts w:ascii="宋体" w:hAnsi="宋体"/>
+              </w:rPr>
+            </w:r>
           </w:p>
         </w:tc>
         <w:tc>
@@ -2197,34 +2166,11 @@
             <w:vAlign w:val="center"/>
           </w:tcPr>
           <w:p>
-            <w:pPr>
-              <w:pStyle w:val="164"/>
-              <w:framePr w:wrap="auto" w:vAnchor="margin" w:hAnchor="text" w:yAlign="inline"/>
-              <w:spacing w:after="0" w:line="240" w:lineRule="auto"/>
-              <w:jc w:val="center"/>
-              <w:rPr>
-                <w:rFonts w:hint="default" w:ascii="宋体" w:hAnsi="宋体" w:eastAsia="宋体" w:cs="宋体"/>
-                <w:b/>
-                <w:bCs/>
-                <w:sz w:val="21"/>
-                <w:szCs w:val="21"/>
-                <w:shd w:val="clear" w:color="auto" w:fill="auto"/>
-                <w:rtl w:val="0"/>
-                <w:lang w:val="en-US" w:eastAsia="zh-CN"/>
-              </w:rPr>
-            </w:pPr>
-            <w:r>
-              <w:rPr>
-                <w:rFonts w:hint="eastAsia" w:ascii="宋体" w:hAnsi="宋体" w:eastAsia="宋体" w:cs="宋体"/>
-                <w:b/>
-                <w:bCs/>
-                <w:sz w:val="21"/>
-                <w:szCs w:val="21"/>
-                <w:shd w:val="clear" w:color="auto" w:fill="auto"/>
-                <w:rtl w:val="0"/>
-                <w:lang w:val="en-US" w:eastAsia="zh-CN"/>
-              </w:rPr>
-              <w:t>恒温平衡开始</w:t>
+            <w:r>
+              <w:rPr>
+                <w:rFonts w:ascii="宋体" w:hAnsi="宋体"/>
+              </w:rPr>
+              <w:t>生产日期</w:t>
             </w:r>
           </w:p>
         </w:tc>
@@ -2247,17 +2193,11 @@
             <w:vAlign w:val="center"/>
           </w:tcPr>
           <w:p>
-            <w:pPr>
-              <w:pStyle w:val="164"/>
-              <w:framePr w:wrap="auto" w:vAnchor="margin" w:hAnchor="text" w:yAlign="inline"/>
-              <w:spacing w:after="0" w:line="240" w:lineRule="auto"/>
-              <w:rPr>
-                <w:rFonts w:ascii="宋体" w:hAnsi="宋体" w:eastAsia="宋体"/>
-                <w:b w:val="0"/>
-                <w:sz w:val="21"/>
-                <w:szCs w:val="21"/>
-              </w:rPr>
-            </w:pPr>
+            <w:r>
+              <w:rPr>
+                <w:rFonts w:ascii="宋体" w:hAnsi="宋体"/>
+              </w:rPr>
+            </w:r>
           </w:p>
         </w:tc>
         <w:tc>
@@ -2279,34 +2219,11 @@
             <w:vAlign w:val="center"/>
           </w:tcPr>
           <w:p>
-            <w:pPr>
-              <w:pStyle w:val="164"/>
-              <w:framePr w:wrap="auto" w:vAnchor="margin" w:hAnchor="text" w:yAlign="inline"/>
-              <w:spacing w:after="0" w:line="240" w:lineRule="auto"/>
-              <w:jc w:val="center"/>
-              <w:rPr>
-                <w:rFonts w:hint="default" w:ascii="宋体" w:hAnsi="宋体" w:eastAsia="宋体" w:cs="宋体"/>
-                <w:b/>
-                <w:bCs/>
-                <w:sz w:val="21"/>
-                <w:szCs w:val="21"/>
-                <w:shd w:val="clear" w:color="auto" w:fill="auto"/>
-                <w:rtl w:val="0"/>
-                <w:lang w:val="en-US" w:eastAsia="zh-CN"/>
-              </w:rPr>
-            </w:pPr>
-            <w:r>
-              <w:rPr>
-                <w:rFonts w:hint="eastAsia" w:ascii="宋体" w:hAnsi="宋体" w:eastAsia="宋体" w:cs="宋体"/>
-                <w:b/>
-                <w:bCs/>
-                <w:sz w:val="21"/>
-                <w:szCs w:val="21"/>
-                <w:shd w:val="clear" w:color="auto" w:fill="auto"/>
-                <w:rtl w:val="0"/>
-                <w:lang w:val="en-US" w:eastAsia="zh-CN"/>
-              </w:rPr>
-              <w:t>恒温平衡结束</w:t>
+            <w:r>
+              <w:rPr>
+                <w:rFonts w:ascii="宋体" w:hAnsi="宋体"/>
+              </w:rPr>
+              <w:t>设计文件编号</w:t>
             </w:r>
           </w:p>
         </w:tc>
@@ -2329,17 +2246,11 @@
             <w:vAlign w:val="center"/>
           </w:tcPr>
           <w:p>
-            <w:pPr>
-              <w:pStyle w:val="164"/>
-              <w:framePr w:wrap="auto" w:vAnchor="margin" w:hAnchor="text" w:yAlign="inline"/>
-              <w:spacing w:after="0" w:line="240" w:lineRule="auto"/>
-              <w:rPr>
-                <w:rFonts w:ascii="宋体" w:hAnsi="宋体" w:eastAsia="宋体"/>
-                <w:b w:val="0"/>
-                <w:sz w:val="21"/>
-                <w:szCs w:val="21"/>
-              </w:rPr>
-            </w:pPr>
+            <w:r>
+              <w:rPr>
+                <w:rFonts w:ascii="宋体" w:hAnsi="宋体"/>
+              </w:rPr>
+            </w:r>
           </w:p>
         </w:tc>
       </w:tr>
@@ -2743,7 +2654,6 @@
               <w:pStyle w:val="164"/>
               <w:keepNext w:val="0"/>
               <w:keepLines w:val="0"/>
-              <w:pageBreakBefore w:val="0"/>
               <w:framePr w:wrap="auto" w:vAnchor="margin" w:hAnchor="text" w:yAlign="inline"/>
               <w:widowControl/>
               <w:kinsoku/>
@@ -4056,23 +3966,11 @@
             <w:vAlign w:val="center"/>
           </w:tcPr>
           <w:p>
-            <w:pPr>
-              <w:spacing w:after="0" w:line="240" w:lineRule="auto"/>
-              <w:jc w:val="center"/>
-              <w:rPr>
-                <w:rFonts w:hint="eastAsia" w:ascii="宋体" w:hAnsi="宋体" w:eastAsia="宋体" w:cs="宋体"/>
-                <w:sz w:val="20"/>
-                <w:szCs w:val="20"/>
-              </w:rPr>
-            </w:pPr>
-            <w:r>
-              <w:rPr>
-                <w:rFonts w:hint="eastAsia" w:ascii="宋体" w:hAnsi="宋体" w:eastAsia="宋体" w:cs="宋体"/>
-                <w:b/>
-                <w:sz w:val="20"/>
-                <w:szCs w:val="20"/>
-              </w:rPr>
-              <w:t>载物台清洁</w:t>
+            <w:r>
+              <w:rPr>
+                <w:rFonts w:ascii="宋体" w:hAnsi="宋体"/>
+              </w:rPr>
+              <w:t>样品信息核对</w:t>
             </w:r>
           </w:p>
         </w:tc>
@@ -4083,23 +3981,11 @@
             <w:vAlign w:val="center"/>
           </w:tcPr>
           <w:p>
-            <w:pPr>
-              <w:spacing w:after="0" w:line="240" w:lineRule="auto"/>
-              <w:jc w:val="left"/>
-              <w:rPr>
-                <w:rFonts w:hint="eastAsia" w:ascii="宋体" w:hAnsi="宋体" w:eastAsia="宋体" w:cs="宋体"/>
-                <w:sz w:val="20"/>
-                <w:szCs w:val="20"/>
-              </w:rPr>
-            </w:pPr>
-            <w:r>
-              <w:rPr>
-                <w:rFonts w:hint="eastAsia" w:ascii="宋体" w:hAnsi="宋体" w:eastAsia="宋体" w:cs="宋体"/>
-                <w:b w:val="0"/>
-                <w:sz w:val="20"/>
-                <w:szCs w:val="20"/>
-              </w:rPr>
-              <w:t>开机前用无尘布蘸无水乙醇清洁；乙醇完全挥发后开机。</w:t>
+            <w:r>
+              <w:rPr>
+                <w:rFonts w:ascii="宋体" w:hAnsi="宋体"/>
+              </w:rPr>
+              <w:t>批号与生产日期来自委托，并与逐件样品标签一致。</w:t>
             </w:r>
           </w:p>
         </w:tc>
@@ -4110,23 +3996,11 @@
             <w:vAlign w:val="center"/>
           </w:tcPr>
           <w:p>
-            <w:pPr>
-              <w:spacing w:after="0" w:line="240" w:lineRule="auto"/>
-              <w:jc w:val="left"/>
-              <w:rPr>
-                <w:rFonts w:hint="eastAsia" w:ascii="宋体" w:hAnsi="宋体" w:eastAsia="宋体" w:cs="宋体"/>
-                <w:sz w:val="20"/>
-                <w:szCs w:val="20"/>
-              </w:rPr>
-            </w:pPr>
-            <w:r>
-              <w:rPr>
-                <w:rFonts w:hint="eastAsia" w:ascii="宋体" w:hAnsi="宋体" w:eastAsia="宋体" w:cs="宋体"/>
-                <w:b w:val="0"/>
-                <w:sz w:val="20"/>
-                <w:szCs w:val="20"/>
-              </w:rPr>
-              <w:t>清洁时间：____:____</w:t>
+            <w:r>
+              <w:rPr>
+                <w:rFonts w:ascii="宋体" w:hAnsi="宋体"/>
+              </w:rPr>
+              <w:t>批号：__________；生产日期：____年__月__日</w:t>
             </w:r>
           </w:p>
         </w:tc>
@@ -4419,77 +4293,11 @@
             <w:vAlign w:val="center"/>
           </w:tcPr>
           <w:p>
-            <w:pPr>
-              <w:spacing w:after="0" w:line="240" w:lineRule="auto"/>
-              <w:jc w:val="left"/>
-              <w:rPr>
-                <w:rFonts w:hint="eastAsia" w:ascii="宋体" w:hAnsi="宋体" w:eastAsia="宋体" w:cs="宋体"/>
-                <w:sz w:val="20"/>
-                <w:szCs w:val="20"/>
-              </w:rPr>
-            </w:pPr>
-            <w:r>
-              <w:rPr>
-                <w:rFonts w:hint="eastAsia" w:ascii="宋体" w:hAnsi="宋体" w:eastAsia="宋体" w:cs="宋体"/>
-                <w:b w:val="0"/>
-                <w:sz w:val="20"/>
-                <w:szCs w:val="20"/>
-              </w:rPr>
-              <w:t>量块编号：__________</w:t>
-            </w:r>
-            <w:r>
-              <w:rPr>
-                <w:rFonts w:hint="eastAsia" w:ascii="宋体" w:hAnsi="宋体" w:eastAsia="宋体" w:cs="宋体"/>
-                <w:b w:val="0"/>
-                <w:sz w:val="20"/>
-                <w:szCs w:val="20"/>
-              </w:rPr>
-              <w:br w:type="textWrapping"/>
-            </w:r>
-            <w:r>
-              <w:rPr>
-                <w:rFonts w:hint="eastAsia" w:ascii="宋体" w:hAnsi="宋体" w:eastAsia="宋体" w:cs="宋体"/>
-                <w:b w:val="0"/>
-                <w:sz w:val="20"/>
-                <w:szCs w:val="20"/>
-              </w:rPr>
-              <w:t>标称值：____ mm</w:t>
-            </w:r>
-            <w:r>
-              <w:rPr>
-                <w:rFonts w:hint="eastAsia" w:ascii="宋体" w:hAnsi="宋体" w:eastAsia="宋体" w:cs="宋体"/>
-                <w:b w:val="0"/>
-                <w:sz w:val="20"/>
-                <w:szCs w:val="20"/>
-              </w:rPr>
-              <w:br w:type="textWrapping"/>
-            </w:r>
-            <w:r>
-              <w:rPr>
-                <w:rFonts w:hint="eastAsia" w:ascii="宋体" w:hAnsi="宋体" w:eastAsia="宋体" w:cs="宋体"/>
-                <w:b w:val="0"/>
-                <w:sz w:val="20"/>
-                <w:szCs w:val="20"/>
-              </w:rPr>
-              <w:t>实测值：____ mm</w:t>
-            </w:r>
-            <w:r>
-              <w:rPr>
-                <w:rFonts w:hint="eastAsia" w:ascii="宋体" w:hAnsi="宋体" w:eastAsia="宋体" w:cs="宋体"/>
-                <w:b w:val="0"/>
-                <w:sz w:val="20"/>
-                <w:szCs w:val="20"/>
-              </w:rPr>
-              <w:br w:type="textWrapping"/>
-            </w:r>
-            <w:r>
-              <w:rPr>
-                <w:rFonts w:hint="eastAsia" w:ascii="宋体" w:hAnsi="宋体" w:eastAsia="宋体" w:cs="宋体"/>
-                <w:b w:val="0"/>
-                <w:sz w:val="20"/>
-                <w:szCs w:val="20"/>
-              </w:rPr>
-              <w:t>误差：____ mm</w:t>
+            <w:r>
+              <w:rPr>
+                <w:rFonts w:ascii="宋体" w:hAnsi="宋体"/>
+              </w:rPr>
+              <w:t>标称值：____ mm；实测值：____ mm；误差：____ mm</w:t>
             </w:r>
           </w:p>
         </w:tc>
@@ -4841,23 +4649,11 @@
             <w:vAlign w:val="center"/>
           </w:tcPr>
           <w:p>
-            <w:pPr>
-              <w:spacing w:after="0" w:line="240" w:lineRule="auto"/>
-              <w:jc w:val="center"/>
-              <w:rPr>
-                <w:rFonts w:hint="eastAsia" w:ascii="宋体" w:hAnsi="宋体" w:eastAsia="宋体" w:cs="宋体"/>
-                <w:sz w:val="20"/>
-                <w:szCs w:val="20"/>
-              </w:rPr>
-            </w:pPr>
-            <w:r>
-              <w:rPr>
-                <w:rFonts w:hint="eastAsia" w:ascii="宋体" w:hAnsi="宋体" w:eastAsia="宋体" w:cs="宋体"/>
-                <w:b/>
-                <w:sz w:val="20"/>
-                <w:szCs w:val="20"/>
-              </w:rPr>
-              <w:t>软件设置</w:t>
+            <w:r>
+              <w:rPr>
+                <w:rFonts w:ascii="宋体" w:hAnsi="宋体"/>
+              </w:rPr>
+              <w:t>数据与图像归档</w:t>
             </w:r>
           </w:p>
         </w:tc>
@@ -4868,23 +4664,11 @@
             <w:vAlign w:val="center"/>
           </w:tcPr>
           <w:p>
-            <w:pPr>
-              <w:spacing w:after="0" w:line="240" w:lineRule="auto"/>
-              <w:jc w:val="left"/>
-              <w:rPr>
-                <w:rFonts w:hint="eastAsia" w:ascii="宋体" w:hAnsi="宋体" w:eastAsia="宋体" w:cs="宋体"/>
-                <w:sz w:val="20"/>
-                <w:szCs w:val="20"/>
-              </w:rPr>
-            </w:pPr>
-            <w:r>
-              <w:rPr>
-                <w:rFonts w:hint="eastAsia" w:ascii="宋体" w:hAnsi="宋体" w:eastAsia="宋体" w:cs="宋体"/>
-                <w:b w:val="0"/>
-                <w:sz w:val="20"/>
-                <w:szCs w:val="20"/>
-              </w:rPr>
-              <w:t>单位为mm；数据保存路径确认；可保存图像/截图/数据。</w:t>
+            <w:r>
+              <w:rPr>
+                <w:rFonts w:ascii="宋体" w:hAnsi="宋体"/>
+              </w:rPr>
+              <w:t>各截面测量图像、实测值及最终读数/曲线按样品分别留档。</w:t>
             </w:r>
           </w:p>
         </w:tc>
@@ -4895,41 +4679,11 @@
             <w:vAlign w:val="center"/>
           </w:tcPr>
           <w:p>
-            <w:pPr>
-              <w:spacing w:after="0" w:line="240" w:lineRule="auto"/>
-              <w:jc w:val="left"/>
-              <w:rPr>
-                <w:rFonts w:hint="eastAsia" w:ascii="宋体" w:hAnsi="宋体" w:eastAsia="宋体" w:cs="宋体"/>
-                <w:sz w:val="20"/>
-                <w:szCs w:val="20"/>
-              </w:rPr>
-            </w:pPr>
-            <w:r>
-              <w:rPr>
-                <w:rFonts w:hint="eastAsia" w:ascii="宋体" w:hAnsi="宋体" w:eastAsia="宋体" w:cs="宋体"/>
-                <w:b w:val="0"/>
-                <w:sz w:val="20"/>
-                <w:szCs w:val="20"/>
-              </w:rPr>
-              <w:t>软件版本：__________</w:t>
-            </w:r>
-            <w:r>
-              <w:rPr>
-                <w:rFonts w:hint="eastAsia" w:ascii="宋体" w:hAnsi="宋体" w:eastAsia="宋体" w:cs="宋体"/>
-                <w:b w:val="0"/>
-                <w:sz w:val="20"/>
-                <w:szCs w:val="20"/>
-              </w:rPr>
-              <w:br w:type="textWrapping"/>
-            </w:r>
-            <w:r>
-              <w:rPr>
-                <w:rFonts w:hint="eastAsia" w:ascii="宋体" w:hAnsi="宋体" w:eastAsia="宋体" w:cs="宋体"/>
-                <w:b w:val="0"/>
-                <w:sz w:val="20"/>
-                <w:szCs w:val="20"/>
-              </w:rPr>
-              <w:t>路径：__________</w:t>
+            <w:r>
+              <w:rPr>
+                <w:rFonts w:ascii="宋体" w:hAnsi="宋体"/>
+              </w:rPr>
+              <w:t>逐样照片编号：________________</w:t>
             </w:r>
           </w:p>
         </w:tc>
@@ -27747,7 +27501,6 @@
     <w:pPr>
       <w:keepNext w:val="0"/>
       <w:keepLines w:val="0"/>
-      <w:pageBreakBefore w:val="0"/>
       <w:framePr w:wrap="auto" w:vAnchor="margin" w:hAnchor="text" w:yAlign="inline"/>
       <w:widowControl/>
       <w:numPr>

--- a/templates/RECORD_R013_THICKNESS.docx
+++ b/templates/RECORD_R013_THICKNESS.docx
@@ -2140,11 +2140,16 @@
             <w:vAlign w:val="center"/>
           </w:tcPr>
           <w:p>
-            <w:r>
-              <w:rPr>
-                <w:rFonts w:ascii="宋体" w:hAnsi="宋体"/>
-              </w:rPr>
-            </w:r>
+            <w:pPr>
+              <w:pStyle w:val="164"/>
+              <w:framePr w:wrap="auto" w:vAnchor="margin" w:hAnchor="text" w:yAlign="inline"/>
+              <w:spacing w:after="0" w:line="240" w:lineRule="auto"/>
+              <w:rPr>
+                <w:rFonts w:hint="eastAsia" w:ascii="宋体" w:hAnsi="宋体" w:eastAsia="宋体" w:cs="宋体"/>
+                <w:sz w:val="21"/>
+                <w:szCs w:val="21"/>
+              </w:rPr>
+            </w:pPr>
           </w:p>
         </w:tc>
         <w:tc>
@@ -2193,11 +2198,17 @@
             <w:vAlign w:val="center"/>
           </w:tcPr>
           <w:p>
-            <w:r>
-              <w:rPr>
-                <w:rFonts w:ascii="宋体" w:hAnsi="宋体"/>
-              </w:rPr>
-            </w:r>
+            <w:pPr>
+              <w:pStyle w:val="164"/>
+              <w:framePr w:wrap="auto" w:vAnchor="margin" w:hAnchor="text" w:yAlign="inline"/>
+              <w:spacing w:after="0" w:line="240" w:lineRule="auto"/>
+              <w:rPr>
+                <w:rFonts w:ascii="宋体" w:hAnsi="宋体" w:eastAsia="宋体"/>
+                <w:b w:val="0"/>
+                <w:sz w:val="21"/>
+                <w:szCs w:val="21"/>
+              </w:rPr>
+            </w:pPr>
           </w:p>
         </w:tc>
         <w:tc>
@@ -2246,11 +2257,17 @@
             <w:vAlign w:val="center"/>
           </w:tcPr>
           <w:p>
-            <w:r>
-              <w:rPr>
-                <w:rFonts w:ascii="宋体" w:hAnsi="宋体"/>
-              </w:rPr>
-            </w:r>
+            <w:pPr>
+              <w:pStyle w:val="164"/>
+              <w:framePr w:wrap="auto" w:vAnchor="margin" w:hAnchor="text" w:yAlign="inline"/>
+              <w:spacing w:after="0" w:line="240" w:lineRule="auto"/>
+              <w:rPr>
+                <w:rFonts w:ascii="宋体" w:hAnsi="宋体" w:eastAsia="宋体"/>
+                <w:b w:val="0"/>
+                <w:sz w:val="21"/>
+                <w:szCs w:val="21"/>
+              </w:rPr>
+            </w:pPr>
           </w:p>
         </w:tc>
       </w:tr>
@@ -3970,7 +3987,7 @@
               <w:rPr>
                 <w:rFonts w:ascii="宋体" w:hAnsi="宋体"/>
               </w:rPr>
-              <w:t>样品信息核对</w:t>
+              <w:t>测试放大倍数</w:t>
             </w:r>
           </w:p>
         </w:tc>
@@ -3985,7 +4002,7 @@
               <w:rPr>
                 <w:rFonts w:ascii="宋体" w:hAnsi="宋体"/>
               </w:rPr>
-              <w:t>批号与生产日期来自委托，并与逐件样品标签一致。</w:t>
+              <w:t>默认33倍；图像边界清晰、无重影</w:t>
             </w:r>
           </w:p>
         </w:tc>
@@ -4000,7 +4017,7 @@
               <w:rPr>
                 <w:rFonts w:ascii="宋体" w:hAnsi="宋体"/>
               </w:rPr>
-              <w:t>批号：__________；生产日期：____年__月__日</w:t>
+              <w:t>测试放大倍数：33倍</w:t>
             </w:r>
           </w:p>
         </w:tc>
@@ -4297,7 +4314,7 @@
               <w:rPr>
                 <w:rFonts w:ascii="宋体" w:hAnsi="宋体"/>
               </w:rPr>
-              <w:t>标称值：____ mm；实测值：____ mm；误差：____ mm</w:t>
+              <w:t>标准量块标称值：____ mm；实测值：____ mm；误差：____ mm</w:t>
             </w:r>
           </w:p>
         </w:tc>
@@ -4668,7 +4685,7 @@
               <w:rPr>
                 <w:rFonts w:ascii="宋体" w:hAnsi="宋体"/>
               </w:rPr>
-              <w:t>各截面测量图像、实测值及最终读数/曲线按样品分别留档。</w:t>
+              <w:t>确认测量图像、最终读数曲线和数据文件已按任务编号归档。</w:t>
             </w:r>
           </w:p>
         </w:tc>
@@ -4683,7 +4700,7 @@
               <w:rPr>
                 <w:rFonts w:ascii="宋体" w:hAnsi="宋体"/>
               </w:rPr>
-              <w:t>逐样照片编号：________________</w:t>
+              <w:t>附件编号：________________</w:t>
             </w:r>
           </w:p>
         </w:tc>
@@ -6208,7 +6225,13 @@
       </w:tr>
     </w:tbl>
     <w:p>
+      <w:pPr>
+        <w:spacing w:before="0" w:after="0" w:line="240" w:lineRule="auto"/>
+      </w:pPr>
       <w:r>
+        <w:rPr>
+          <w:sz w:val="2"/>
+        </w:rPr>
         <w:br w:type="page"/>
       </w:r>
     </w:p>
@@ -12901,28 +12924,11 @@
             <w:vAlign w:val="center"/>
           </w:tcPr>
           <w:p>
-            <w:pPr>
-              <w:spacing w:after="0" w:line="240" w:lineRule="auto"/>
-              <w:jc w:val="left"/>
-            </w:pPr>
-            <w:r>
-              <w:rPr>
-                <w:rFonts w:hint="eastAsia"/>
-                <w:b w:val="0"/>
-                <w:sz w:val="15"/>
-                <w:lang w:val="en-US" w:eastAsia="zh-CN"/>
-              </w:rPr>
-              <w:t>影像测量仪</w:t>
-            </w:r>
-            <w:bookmarkStart w:id="0" w:name="_GoBack"/>
-            <w:bookmarkEnd w:id="0"/>
-            <w:r>
-              <w:rPr>
-                <w:rFonts w:ascii="宋体" w:hAnsi="宋体" w:eastAsia="宋体"/>
-                <w:b w:val="0"/>
-                <w:sz w:val="15"/>
-              </w:rPr>
-              <w:t>测量原始图像/截图</w:t>
+            <w:r>
+              <w:rPr>
+                <w:rFonts w:ascii="宋体" w:hAnsi="宋体"/>
+              </w:rPr>
+              <w:t>各截面测量图像与实测值</w:t>
             </w:r>
           </w:p>
         </w:tc>
@@ -13037,17 +13043,11 @@
             <w:vAlign w:val="center"/>
           </w:tcPr>
           <w:p>
-            <w:pPr>
-              <w:spacing w:after="0" w:line="240" w:lineRule="auto"/>
-              <w:jc w:val="left"/>
-            </w:pPr>
-            <w:r>
-              <w:rPr>
-                <w:rFonts w:ascii="宋体" w:hAnsi="宋体" w:eastAsia="宋体"/>
-                <w:b w:val="0"/>
-                <w:sz w:val="15"/>
-              </w:rPr>
-              <w:t>电子数据文件/导出报告</w:t>
+            <w:r>
+              <w:rPr>
+                <w:rFonts w:ascii="宋体" w:hAnsi="宋体"/>
+              </w:rPr>
+              <w:t>最终读数、曲线与结果界面</w:t>
             </w:r>
           </w:p>
         </w:tc>
@@ -14251,7 +14251,6 @@
         </w:tc>
       </w:tr>
     </w:tbl>
-    <w:p/>
     <w:sectPr>
       <w:headerReference r:id="rId5" w:type="default"/>
       <w:footerReference r:id="rId6" w:type="default"/>

--- a/templates/RECORD_R013_THICKNESS.docx
+++ b/templates/RECORD_R013_THICKNESS.docx
@@ -260,7 +260,7 @@
                 <w:rtl w:val="0"/>
                 <w:lang w:val="zh-CN" w:eastAsia="zh-CN"/>
               </w:rPr>
-              <w:t>报告编号</w:t>
+              <w:t>原始记录编号</w:t>
             </w:r>
           </w:p>
         </w:tc>
@@ -6214,24 +6214,25 @@
             <w:tcW w:w="5098" w:type="dxa"/>
             <w:shd w:val="clear" w:color="auto" w:fill="auto"/>
             <w:vAlign w:val="center"/>
-          </w:tcPr>
-          <w:p>
-            <w:pPr>
-              <w:spacing w:after="0" w:line="240" w:lineRule="auto"/>
-              <w:jc w:val="left"/>
-              <w:rPr>
-                <w:sz w:val="18"/>
-                <w:szCs w:val="18"/>
-              </w:rPr>
-            </w:pPr>
-            <w:r>
-              <w:rPr>
-                <w:rFonts w:ascii="宋体" w:hAnsi="宋体" w:eastAsia="宋体"/>
-                <w:b w:val="0"/>
-                <w:sz w:val="18"/>
-                <w:szCs w:val="18"/>
-              </w:rPr>
-              <w:t>每截面均匀采3点，避开毛刺、污染点、缺陷和固定材料。</w:t>
+            <w:tcMar>
+              <w:top w:w="35" w:type="dxa"/>
+              <w:left w:w="35" w:type="dxa"/>
+              <w:bottom w:w="35" w:type="dxa"/>
+              <w:right w:w="35" w:type="dxa"/>
+            </w:tcMar>
+          </w:tcPr>
+          <w:p>
+            <w:pPr>
+              <w:spacing w:before="0" w:after="0" w:line="240" w:lineRule="auto"/>
+              <w:jc w:val="center"/>
+            </w:pPr>
+            <w:r>
+              <w:rPr>
+                <w:rFonts w:ascii="STHeiti" w:hAnsi="STHeiti" w:eastAsia="STHeiti"/>
+                <w:b w:val="0"/>
+                <w:sz w:val="15"/>
+              </w:rPr>
+              <w:t>每个截面选取1个代表性测点，避开毛刺、污染点、缺陷和固定材料。</w:t>
             </w:r>
           </w:p>
         </w:tc>
@@ -6493,10 +6494,10 @@
       </w:pPr>
       <w:r>
         <w:rPr>
-          <w:rFonts w:ascii="宋体" w:hAnsi="宋体" w:eastAsia="宋体"/>
+          <w:rFonts w:ascii="STHeiti" w:hAnsi="STHeiti" w:eastAsia="STHeiti"/>
           <w:sz w:val="17"/>
         </w:rPr>
-        <w:t>填写说明：每个实测值单位为mm，保留三位小数；“固定端/中点/自由端”各3个测点；每个试样重复测量3次。截面平均、重复平均和总平均可由电子表自动计算或人工计算后填写。</w:t>
+        <w:t>填写说明：每个实测值单位为mm，保留三位小数；每次测量在固定端、中点、自由端各记录1个代表性测点；每个试样重复测量3次。本次平均、端点总平均和试样总平均可由电子表自动计算或人工计算后填写。</w:t>
       </w:r>
     </w:p>
     <w:tbl>
@@ -6522,45 +6523,40 @@
         </w:tblCellMar>
       </w:tblPr>
       <w:tblGrid>
-        <w:gridCol w:w="860"/>
-        <w:gridCol w:w="860"/>
-        <w:gridCol w:w="860"/>
-        <w:gridCol w:w="860"/>
-        <w:gridCol w:w="860"/>
-        <w:gridCol w:w="860"/>
-        <w:gridCol w:w="860"/>
-        <w:gridCol w:w="860"/>
-        <w:gridCol w:w="860"/>
-        <w:gridCol w:w="860"/>
-        <w:gridCol w:w="860"/>
-        <w:gridCol w:w="860"/>
-        <w:gridCol w:w="860"/>
-        <w:gridCol w:w="860"/>
-        <w:gridCol w:w="860"/>
-        <w:gridCol w:w="1008"/>
-        <w:gridCol w:w="1015"/>
-        <w:gridCol w:w="557"/>
+        <w:gridCol w:w="1600"/>
+        <w:gridCol w:w="1000"/>
+        <w:gridCol w:w="1800"/>
+        <w:gridCol w:w="1800"/>
+        <w:gridCol w:w="1800"/>
+        <w:gridCol w:w="1800"/>
+        <w:gridCol w:w="1800"/>
+        <w:gridCol w:w="1800"/>
+        <w:gridCol w:w="2080"/>
       </w:tblGrid>
       <w:tr>
         <w:trPr>
-          <w:trHeight w:val="340" w:hRule="exact"/>
-          <w:jc w:val="center"/>
+          <w:trHeight w:val="280" w:hRule="atLeast"/>
         </w:trPr>
         <w:tc>
           <w:tcPr>
-            <w:tcW w:w="15480" w:type="dxa"/>
-            <w:gridSpan w:val="18"/>
-            <w:shd w:val="clear" w:color="auto" w:fill="auto"/>
-            <w:vAlign w:val="center"/>
-          </w:tcPr>
-          <w:p>
-            <w:pPr>
-              <w:spacing w:after="0" w:line="240" w:lineRule="auto"/>
-              <w:jc w:val="center"/>
-            </w:pPr>
-            <w:r>
-              <w:rPr>
-                <w:rFonts w:ascii="宋体" w:hAnsi="宋体" w:eastAsia="宋体"/>
+            <w:tcW w:type="dxa" w:w="15480"/>
+            <w:gridSpan w:val="9"/>
+            <w:vAlign w:val="center"/>
+            <w:tcMar>
+              <w:top w:w="35" w:type="dxa"/>
+              <w:left w:w="35" w:type="dxa"/>
+              <w:bottom w:w="35" w:type="dxa"/>
+              <w:right w:w="35" w:type="dxa"/>
+            </w:tcMar>
+          </w:tcPr>
+          <w:p>
+            <w:pPr>
+              <w:spacing w:before="0" w:after="0" w:line="240" w:lineRule="auto"/>
+              <w:jc w:val="center"/>
+            </w:pPr>
+            <w:r>
+              <w:rPr>
+                <w:rFonts w:ascii="STHeiti" w:hAnsi="STHeiti" w:eastAsia="STHeiti"/>
                 <w:b/>
                 <w:sz w:val="18"/>
               </w:rPr>
@@ -6571,297 +6567,235 @@
       </w:tr>
       <w:tr>
         <w:trPr>
-          <w:trHeight w:val="575" w:hRule="exact"/>
-          <w:jc w:val="center"/>
+          <w:trHeight w:val="480" w:hRule="atLeast"/>
         </w:trPr>
         <w:tc>
           <w:tcPr>
-            <w:tcW w:w="860" w:type="dxa"/>
-            <w:shd w:val="clear" w:color="auto" w:fill="auto"/>
-            <w:vAlign w:val="center"/>
-          </w:tcPr>
-          <w:p>
-            <w:pPr>
-              <w:spacing w:after="0" w:line="240" w:lineRule="auto"/>
-              <w:jc w:val="center"/>
-            </w:pPr>
-            <w:r>
-              <w:rPr>
-                <w:rFonts w:hint="eastAsia"/>
+            <w:tcW w:type="dxa" w:w="1600"/>
+            <w:vAlign w:val="center"/>
+            <w:tcMar>
+              <w:top w:w="35" w:type="dxa"/>
+              <w:left w:w="35" w:type="dxa"/>
+              <w:bottom w:w="35" w:type="dxa"/>
+              <w:right w:w="35" w:type="dxa"/>
+            </w:tcMar>
+          </w:tcPr>
+          <w:p>
+            <w:pPr>
+              <w:spacing w:before="0" w:after="0" w:line="240" w:lineRule="auto"/>
+              <w:jc w:val="center"/>
+            </w:pPr>
+            <w:r>
+              <w:rPr>
+                <w:rFonts w:ascii="STHeiti" w:hAnsi="STHeiti" w:eastAsia="STHeiti"/>
                 <w:b/>
                 <w:sz w:val="15"/>
-                <w:lang w:val="en-US" w:eastAsia="zh-CN"/>
-              </w:rPr>
-              <w:t>样品</w:t>
-            </w:r>
-            <w:r>
-              <w:rPr>
-                <w:rFonts w:ascii="宋体" w:hAnsi="宋体" w:eastAsia="宋体"/>
+              </w:rPr>
+              <w:t>样品编号</w:t>
+            </w:r>
+          </w:p>
+        </w:tc>
+        <w:tc>
+          <w:tcPr>
+            <w:tcW w:type="dxa" w:w="1000"/>
+            <w:vAlign w:val="center"/>
+            <w:tcMar>
+              <w:top w:w="35" w:type="dxa"/>
+              <w:left w:w="35" w:type="dxa"/>
+              <w:bottom w:w="35" w:type="dxa"/>
+              <w:right w:w="35" w:type="dxa"/>
+            </w:tcMar>
+          </w:tcPr>
+          <w:p>
+            <w:pPr>
+              <w:spacing w:before="0" w:after="0" w:line="240" w:lineRule="auto"/>
+              <w:jc w:val="center"/>
+            </w:pPr>
+            <w:r>
+              <w:rPr>
+                <w:rFonts w:ascii="STHeiti" w:hAnsi="STHeiti" w:eastAsia="STHeiti"/>
                 <w:b/>
                 <w:sz w:val="15"/>
               </w:rPr>
-              <w:br w:type="textWrapping"/>
-            </w:r>
-            <w:r>
-              <w:rPr>
-                <w:rFonts w:ascii="宋体" w:hAnsi="宋体" w:eastAsia="宋体"/>
+              <w:t>重复次数</w:t>
+            </w:r>
+          </w:p>
+        </w:tc>
+        <w:tc>
+          <w:tcPr>
+            <w:tcW w:type="dxa" w:w="1800"/>
+            <w:vAlign w:val="center"/>
+            <w:tcMar>
+              <w:top w:w="35" w:type="dxa"/>
+              <w:left w:w="35" w:type="dxa"/>
+              <w:bottom w:w="35" w:type="dxa"/>
+              <w:right w:w="35" w:type="dxa"/>
+            </w:tcMar>
+          </w:tcPr>
+          <w:p>
+            <w:pPr>
+              <w:spacing w:before="0" w:after="0" w:line="240" w:lineRule="auto"/>
+              <w:jc w:val="center"/>
+            </w:pPr>
+            <w:r>
+              <w:rPr>
+                <w:rFonts w:ascii="STHeiti" w:hAnsi="STHeiti" w:eastAsia="STHeiti"/>
                 <w:b/>
                 <w:sz w:val="15"/>
               </w:rPr>
-              <w:t>编号</w:t>
-            </w:r>
-          </w:p>
-        </w:tc>
-        <w:tc>
-          <w:tcPr>
-            <w:tcW w:w="860" w:type="dxa"/>
-            <w:shd w:val="clear" w:color="auto" w:fill="auto"/>
-            <w:vAlign w:val="center"/>
-          </w:tcPr>
-          <w:p>
-            <w:pPr>
-              <w:spacing w:after="0" w:line="240" w:lineRule="auto"/>
-              <w:jc w:val="center"/>
-            </w:pPr>
-            <w:r>
-              <w:rPr>
-                <w:rFonts w:ascii="宋体" w:hAnsi="宋体" w:eastAsia="宋体"/>
+              <w:t>固定端</w:t>
+            </w:r>
+          </w:p>
+        </w:tc>
+        <w:tc>
+          <w:tcPr>
+            <w:tcW w:type="dxa" w:w="1800"/>
+            <w:vAlign w:val="center"/>
+            <w:tcMar>
+              <w:top w:w="35" w:type="dxa"/>
+              <w:left w:w="35" w:type="dxa"/>
+              <w:bottom w:w="35" w:type="dxa"/>
+              <w:right w:w="35" w:type="dxa"/>
+            </w:tcMar>
+          </w:tcPr>
+          <w:p>
+            <w:pPr>
+              <w:spacing w:before="0" w:after="0" w:line="240" w:lineRule="auto"/>
+              <w:jc w:val="center"/>
+            </w:pPr>
+            <w:r>
+              <w:rPr>
+                <w:rFonts w:ascii="STHeiti" w:hAnsi="STHeiti" w:eastAsia="STHeiti"/>
                 <w:b/>
                 <w:sz w:val="15"/>
               </w:rPr>
-              <w:t>重复</w:t>
-            </w:r>
-            <w:r>
-              <w:rPr>
-                <w:rFonts w:ascii="宋体" w:hAnsi="宋体" w:eastAsia="宋体"/>
+              <w:t>中点</w:t>
+            </w:r>
+          </w:p>
+        </w:tc>
+        <w:tc>
+          <w:tcPr>
+            <w:tcW w:type="dxa" w:w="1800"/>
+            <w:vAlign w:val="center"/>
+            <w:tcMar>
+              <w:top w:w="35" w:type="dxa"/>
+              <w:left w:w="35" w:type="dxa"/>
+              <w:bottom w:w="35" w:type="dxa"/>
+              <w:right w:w="35" w:type="dxa"/>
+            </w:tcMar>
+          </w:tcPr>
+          <w:p>
+            <w:pPr>
+              <w:spacing w:before="0" w:after="0" w:line="240" w:lineRule="auto"/>
+              <w:jc w:val="center"/>
+            </w:pPr>
+            <w:r>
+              <w:rPr>
+                <w:rFonts w:ascii="STHeiti" w:hAnsi="STHeiti" w:eastAsia="STHeiti"/>
                 <w:b/>
                 <w:sz w:val="15"/>
               </w:rPr>
-              <w:br w:type="textWrapping"/>
-            </w:r>
-            <w:r>
-              <w:rPr>
-                <w:rFonts w:ascii="宋体" w:hAnsi="宋体" w:eastAsia="宋体"/>
+              <w:t>自由端</w:t>
+            </w:r>
+          </w:p>
+        </w:tc>
+        <w:tc>
+          <w:tcPr>
+            <w:tcW w:type="dxa" w:w="1800"/>
+            <w:vAlign w:val="center"/>
+            <w:tcMar>
+              <w:top w:w="35" w:type="dxa"/>
+              <w:left w:w="35" w:type="dxa"/>
+              <w:bottom w:w="35" w:type="dxa"/>
+              <w:right w:w="35" w:type="dxa"/>
+            </w:tcMar>
+          </w:tcPr>
+          <w:p>
+            <w:pPr>
+              <w:spacing w:before="0" w:after="0" w:line="240" w:lineRule="auto"/>
+              <w:jc w:val="center"/>
+            </w:pPr>
+            <w:r>
+              <w:rPr>
+                <w:rFonts w:ascii="STHeiti" w:hAnsi="STHeiti" w:eastAsia="STHeiti"/>
                 <w:b/>
                 <w:sz w:val="15"/>
               </w:rPr>
-              <w:t>次数</w:t>
-            </w:r>
-          </w:p>
-        </w:tc>
-        <w:tc>
-          <w:tcPr>
-            <w:tcW w:w="2580" w:type="dxa"/>
-            <w:gridSpan w:val="3"/>
-            <w:shd w:val="clear" w:color="auto" w:fill="auto"/>
-            <w:vAlign w:val="center"/>
-          </w:tcPr>
-          <w:p>
-            <w:pPr>
-              <w:spacing w:after="0" w:line="240" w:lineRule="auto"/>
-              <w:jc w:val="center"/>
-            </w:pPr>
-            <w:r>
-              <w:rPr>
-                <w:rFonts w:ascii="宋体" w:hAnsi="宋体" w:eastAsia="宋体"/>
+              <w:t>本次平均</w:t>
+            </w:r>
+          </w:p>
+        </w:tc>
+        <w:tc>
+          <w:tcPr>
+            <w:tcW w:type="dxa" w:w="1800"/>
+            <w:vAlign w:val="center"/>
+            <w:tcMar>
+              <w:top w:w="35" w:type="dxa"/>
+              <w:left w:w="35" w:type="dxa"/>
+              <w:bottom w:w="35" w:type="dxa"/>
+              <w:right w:w="35" w:type="dxa"/>
+            </w:tcMar>
+          </w:tcPr>
+          <w:p>
+            <w:pPr>
+              <w:spacing w:before="0" w:after="0" w:line="240" w:lineRule="auto"/>
+              <w:jc w:val="center"/>
+            </w:pPr>
+            <w:r>
+              <w:rPr>
+                <w:rFonts w:ascii="STHeiti" w:hAnsi="STHeiti" w:eastAsia="STHeiti"/>
                 <w:b/>
                 <w:sz w:val="15"/>
               </w:rPr>
-              <w:t>固定端截面</w:t>
-            </w:r>
-          </w:p>
-        </w:tc>
-        <w:tc>
-          <w:tcPr>
-            <w:tcW w:w="2580" w:type="dxa"/>
-            <w:gridSpan w:val="3"/>
-            <w:shd w:val="clear" w:color="auto" w:fill="auto"/>
-            <w:vAlign w:val="center"/>
-          </w:tcPr>
-          <w:p>
-            <w:pPr>
-              <w:spacing w:after="0" w:line="240" w:lineRule="auto"/>
-              <w:jc w:val="center"/>
-            </w:pPr>
-            <w:r>
-              <w:rPr>
-                <w:rFonts w:ascii="宋体" w:hAnsi="宋体" w:eastAsia="宋体"/>
+              <w:t>图像/截图编号</w:t>
+            </w:r>
+          </w:p>
+        </w:tc>
+        <w:tc>
+          <w:tcPr>
+            <w:tcW w:type="dxa" w:w="1800"/>
+            <w:vAlign w:val="center"/>
+            <w:tcMar>
+              <w:top w:w="35" w:type="dxa"/>
+              <w:left w:w="35" w:type="dxa"/>
+              <w:bottom w:w="35" w:type="dxa"/>
+              <w:right w:w="35" w:type="dxa"/>
+            </w:tcMar>
+          </w:tcPr>
+          <w:p>
+            <w:pPr>
+              <w:spacing w:before="0" w:after="0" w:line="240" w:lineRule="auto"/>
+              <w:jc w:val="center"/>
+            </w:pPr>
+            <w:r>
+              <w:rPr>
+                <w:rFonts w:ascii="STHeiti" w:hAnsi="STHeiti" w:eastAsia="STHeiti"/>
                 <w:b/>
                 <w:sz w:val="15"/>
               </w:rPr>
-              <w:t>中点截面</w:t>
-            </w:r>
-          </w:p>
-        </w:tc>
-        <w:tc>
-          <w:tcPr>
-            <w:tcW w:w="2580" w:type="dxa"/>
-            <w:gridSpan w:val="3"/>
-            <w:shd w:val="clear" w:color="auto" w:fill="auto"/>
-            <w:vAlign w:val="center"/>
-          </w:tcPr>
-          <w:p>
-            <w:pPr>
-              <w:spacing w:after="0" w:line="240" w:lineRule="auto"/>
-              <w:jc w:val="center"/>
-            </w:pPr>
-            <w:r>
-              <w:rPr>
-                <w:rFonts w:ascii="宋体" w:hAnsi="宋体" w:eastAsia="宋体"/>
-                <w:b/>
-                <w:sz w:val="15"/>
-              </w:rPr>
-              <w:t>自由端截面</w:t>
-            </w:r>
-          </w:p>
-        </w:tc>
-        <w:tc>
-          <w:tcPr>
-            <w:tcW w:w="2580" w:type="dxa"/>
-            <w:gridSpan w:val="3"/>
-            <w:shd w:val="clear" w:color="auto" w:fill="auto"/>
-            <w:vAlign w:val="center"/>
-          </w:tcPr>
-          <w:p>
-            <w:pPr>
-              <w:spacing w:after="0" w:line="240" w:lineRule="auto"/>
-              <w:jc w:val="center"/>
-            </w:pPr>
-            <w:r>
-              <w:rPr>
-                <w:rFonts w:ascii="宋体" w:hAnsi="宋体" w:eastAsia="宋体"/>
-                <w:b/>
-                <w:sz w:val="15"/>
-              </w:rPr>
-              <w:t>截面平均</w:t>
-            </w:r>
-          </w:p>
-        </w:tc>
-        <w:tc>
-          <w:tcPr>
-            <w:tcW w:w="860" w:type="dxa"/>
-            <w:shd w:val="clear" w:color="auto" w:fill="auto"/>
-            <w:vAlign w:val="center"/>
-          </w:tcPr>
-          <w:p>
-            <w:pPr>
-              <w:spacing w:after="0" w:line="240" w:lineRule="auto"/>
-              <w:jc w:val="center"/>
-            </w:pPr>
-            <w:r>
-              <w:rPr>
-                <w:rFonts w:ascii="宋体" w:hAnsi="宋体" w:eastAsia="宋体"/>
-                <w:b/>
-                <w:sz w:val="15"/>
-              </w:rPr>
-              <w:t>重复</w:t>
-            </w:r>
-            <w:r>
-              <w:rPr>
-                <w:rFonts w:ascii="宋体" w:hAnsi="宋体" w:eastAsia="宋体"/>
-                <w:b/>
-                <w:sz w:val="15"/>
-              </w:rPr>
-              <w:br w:type="textWrapping"/>
-            </w:r>
-            <w:r>
-              <w:rPr>
-                <w:rFonts w:ascii="宋体" w:hAnsi="宋体" w:eastAsia="宋体"/>
-                <w:b/>
-                <w:sz w:val="15"/>
-              </w:rPr>
-              <w:t>平均</w:t>
-            </w:r>
-          </w:p>
-        </w:tc>
-        <w:tc>
-          <w:tcPr>
-            <w:tcW w:w="1008" w:type="dxa"/>
-            <w:shd w:val="clear" w:color="auto" w:fill="auto"/>
-            <w:vAlign w:val="center"/>
-          </w:tcPr>
-          <w:p>
-            <w:pPr>
-              <w:spacing w:after="0" w:line="240" w:lineRule="auto"/>
-              <w:jc w:val="center"/>
-            </w:pPr>
-            <w:r>
-              <w:rPr>
-                <w:rFonts w:ascii="宋体" w:hAnsi="宋体" w:eastAsia="宋体"/>
-                <w:b/>
-                <w:sz w:val="15"/>
-              </w:rPr>
-              <w:t>图像/截图</w:t>
-            </w:r>
-            <w:r>
-              <w:rPr>
-                <w:rFonts w:ascii="宋体" w:hAnsi="宋体" w:eastAsia="宋体"/>
-                <w:b/>
-                <w:sz w:val="15"/>
-              </w:rPr>
-              <w:br w:type="textWrapping"/>
-            </w:r>
-            <w:r>
-              <w:rPr>
-                <w:rFonts w:ascii="宋体" w:hAnsi="宋体" w:eastAsia="宋体"/>
-                <w:b/>
-                <w:sz w:val="15"/>
-              </w:rPr>
-              <w:t>编号</w:t>
-            </w:r>
-          </w:p>
-        </w:tc>
-        <w:tc>
-          <w:tcPr>
-            <w:tcW w:w="1015" w:type="dxa"/>
-            <w:shd w:val="clear" w:color="auto" w:fill="auto"/>
-            <w:vAlign w:val="center"/>
-          </w:tcPr>
-          <w:p>
-            <w:pPr>
-              <w:spacing w:after="0" w:line="240" w:lineRule="auto"/>
-              <w:jc w:val="center"/>
-            </w:pPr>
-            <w:r>
-              <w:rPr>
-                <w:rFonts w:ascii="宋体" w:hAnsi="宋体" w:eastAsia="宋体"/>
-                <w:b/>
-                <w:sz w:val="15"/>
-              </w:rPr>
-              <w:t>数据文件</w:t>
-            </w:r>
-            <w:r>
-              <w:rPr>
-                <w:rFonts w:ascii="宋体" w:hAnsi="宋体" w:eastAsia="宋体"/>
-                <w:b/>
-                <w:sz w:val="15"/>
-              </w:rPr>
-              <w:br w:type="textWrapping"/>
-            </w:r>
-            <w:r>
-              <w:rPr>
-                <w:rFonts w:ascii="宋体" w:hAnsi="宋体" w:eastAsia="宋体"/>
-                <w:b/>
-                <w:sz w:val="15"/>
-              </w:rPr>
-              <w:t>编号</w:t>
-            </w:r>
-          </w:p>
-        </w:tc>
-        <w:tc>
-          <w:tcPr>
-            <w:tcW w:w="557" w:type="dxa"/>
-            <w:shd w:val="clear" w:color="auto" w:fill="auto"/>
-            <w:vAlign w:val="center"/>
-          </w:tcPr>
-          <w:p>
-            <w:pPr>
-              <w:spacing w:after="0" w:line="240" w:lineRule="auto"/>
-              <w:jc w:val="center"/>
-            </w:pPr>
-            <w:r>
-              <w:rPr>
-                <w:rFonts w:ascii="宋体" w:hAnsi="宋体" w:eastAsia="宋体"/>
+              <w:t>数据文件编号</w:t>
+            </w:r>
+          </w:p>
+        </w:tc>
+        <w:tc>
+          <w:tcPr>
+            <w:tcW w:type="dxa" w:w="2080"/>
+            <w:vAlign w:val="center"/>
+            <w:tcMar>
+              <w:top w:w="35" w:type="dxa"/>
+              <w:left w:w="35" w:type="dxa"/>
+              <w:bottom w:w="35" w:type="dxa"/>
+              <w:right w:w="35" w:type="dxa"/>
+            </w:tcMar>
+          </w:tcPr>
+          <w:p>
+            <w:pPr>
+              <w:spacing w:before="0" w:after="0" w:line="240" w:lineRule="auto"/>
+              <w:jc w:val="center"/>
+            </w:pPr>
+            <w:r>
+              <w:rPr>
+                <w:rFonts w:ascii="STHeiti" w:hAnsi="STHeiti" w:eastAsia="STHeiti"/>
                 <w:b/>
                 <w:sz w:val="15"/>
               </w:rPr>
@@ -6872,3937 +6806,3685 @@
       </w:tr>
       <w:tr>
         <w:trPr>
-          <w:trHeight w:val="340" w:hRule="exact"/>
-          <w:jc w:val="center"/>
+          <w:trHeight w:val="280" w:hRule="atLeast"/>
         </w:trPr>
         <w:tc>
           <w:tcPr>
-            <w:tcW w:w="860" w:type="dxa"/>
-            <w:shd w:val="clear" w:color="auto" w:fill="auto"/>
-            <w:vAlign w:val="center"/>
-          </w:tcPr>
-          <w:p>
-            <w:pPr>
-              <w:spacing w:after="0" w:line="240" w:lineRule="auto"/>
-              <w:jc w:val="center"/>
-            </w:pPr>
-          </w:p>
-        </w:tc>
-        <w:tc>
-          <w:tcPr>
-            <w:tcW w:w="860" w:type="dxa"/>
-            <w:shd w:val="clear" w:color="auto" w:fill="auto"/>
-            <w:vAlign w:val="center"/>
-          </w:tcPr>
-          <w:p>
-            <w:pPr>
-              <w:spacing w:after="0" w:line="240" w:lineRule="auto"/>
-              <w:jc w:val="center"/>
-            </w:pPr>
-          </w:p>
-        </w:tc>
-        <w:tc>
-          <w:tcPr>
-            <w:tcW w:w="860" w:type="dxa"/>
-            <w:shd w:val="clear" w:color="auto" w:fill="auto"/>
-            <w:vAlign w:val="center"/>
-          </w:tcPr>
-          <w:p>
-            <w:pPr>
-              <w:spacing w:after="0" w:line="240" w:lineRule="auto"/>
-              <w:jc w:val="center"/>
-            </w:pPr>
-            <w:r>
-              <w:rPr>
-                <w:rFonts w:ascii="宋体" w:hAnsi="宋体" w:eastAsia="宋体"/>
+            <w:tcW w:type="dxa" w:w="1600"/>
+            <w:vAlign w:val="center"/>
+            <w:tcMar>
+              <w:top w:w="35" w:type="dxa"/>
+              <w:left w:w="35" w:type="dxa"/>
+              <w:bottom w:w="35" w:type="dxa"/>
+              <w:right w:w="35" w:type="dxa"/>
+            </w:tcMar>
+          </w:tcPr>
+          <w:p>
+            <w:pPr>
+              <w:spacing w:before="0" w:after="0" w:line="240" w:lineRule="auto"/>
+              <w:jc w:val="center"/>
+            </w:pPr>
+            <w:r>
+              <w:rPr>
+                <w:rFonts w:ascii="STHeiti" w:hAnsi="STHeiti" w:eastAsia="STHeiti"/>
                 <w:b/>
-                <w:sz w:val="14"/>
-              </w:rPr>
-              <w:t>P1</w:t>
-            </w:r>
-          </w:p>
-        </w:tc>
-        <w:tc>
-          <w:tcPr>
-            <w:tcW w:w="860" w:type="dxa"/>
-            <w:shd w:val="clear" w:color="auto" w:fill="auto"/>
-            <w:vAlign w:val="center"/>
-          </w:tcPr>
-          <w:p>
-            <w:pPr>
-              <w:spacing w:after="0" w:line="240" w:lineRule="auto"/>
-              <w:jc w:val="center"/>
-            </w:pPr>
-            <w:r>
-              <w:rPr>
-                <w:rFonts w:ascii="宋体" w:hAnsi="宋体" w:eastAsia="宋体"/>
+                <w:sz w:val="15"/>
+              </w:rPr>
+            </w:r>
+          </w:p>
+        </w:tc>
+        <w:tc>
+          <w:tcPr>
+            <w:tcW w:type="dxa" w:w="1000"/>
+            <w:vAlign w:val="center"/>
+            <w:tcMar>
+              <w:top w:w="35" w:type="dxa"/>
+              <w:left w:w="35" w:type="dxa"/>
+              <w:bottom w:w="35" w:type="dxa"/>
+              <w:right w:w="35" w:type="dxa"/>
+            </w:tcMar>
+          </w:tcPr>
+          <w:p>
+            <w:pPr>
+              <w:spacing w:before="0" w:after="0" w:line="240" w:lineRule="auto"/>
+              <w:jc w:val="center"/>
+            </w:pPr>
+            <w:r>
+              <w:rPr>
+                <w:rFonts w:ascii="STHeiti" w:hAnsi="STHeiti" w:eastAsia="STHeiti"/>
                 <w:b/>
-                <w:sz w:val="14"/>
-              </w:rPr>
-              <w:t>P2</w:t>
-            </w:r>
-          </w:p>
-        </w:tc>
-        <w:tc>
-          <w:tcPr>
-            <w:tcW w:w="860" w:type="dxa"/>
-            <w:shd w:val="clear" w:color="auto" w:fill="auto"/>
-            <w:vAlign w:val="center"/>
-          </w:tcPr>
-          <w:p>
-            <w:pPr>
-              <w:spacing w:after="0" w:line="240" w:lineRule="auto"/>
-              <w:jc w:val="center"/>
-            </w:pPr>
-            <w:r>
-              <w:rPr>
-                <w:rFonts w:ascii="宋体" w:hAnsi="宋体" w:eastAsia="宋体"/>
+                <w:sz w:val="15"/>
+              </w:rPr>
+            </w:r>
+          </w:p>
+        </w:tc>
+        <w:tc>
+          <w:tcPr>
+            <w:tcW w:type="dxa" w:w="1800"/>
+            <w:vAlign w:val="center"/>
+            <w:tcMar>
+              <w:top w:w="35" w:type="dxa"/>
+              <w:left w:w="35" w:type="dxa"/>
+              <w:bottom w:w="35" w:type="dxa"/>
+              <w:right w:w="35" w:type="dxa"/>
+            </w:tcMar>
+          </w:tcPr>
+          <w:p>
+            <w:pPr>
+              <w:spacing w:before="0" w:after="0" w:line="240" w:lineRule="auto"/>
+              <w:jc w:val="center"/>
+            </w:pPr>
+            <w:r>
+              <w:rPr>
+                <w:rFonts w:ascii="STHeiti" w:hAnsi="STHeiti" w:eastAsia="STHeiti"/>
                 <w:b/>
-                <w:sz w:val="14"/>
-              </w:rPr>
-              <w:t>P3</w:t>
-            </w:r>
-          </w:p>
-        </w:tc>
-        <w:tc>
-          <w:tcPr>
-            <w:tcW w:w="860" w:type="dxa"/>
-            <w:shd w:val="clear" w:color="auto" w:fill="auto"/>
-            <w:vAlign w:val="center"/>
-          </w:tcPr>
-          <w:p>
-            <w:pPr>
-              <w:spacing w:after="0" w:line="240" w:lineRule="auto"/>
-              <w:jc w:val="center"/>
-            </w:pPr>
-            <w:r>
-              <w:rPr>
-                <w:rFonts w:ascii="宋体" w:hAnsi="宋体" w:eastAsia="宋体"/>
+                <w:sz w:val="15"/>
+              </w:rPr>
+              <w:t>实测值</w:t>
+            </w:r>
+          </w:p>
+        </w:tc>
+        <w:tc>
+          <w:tcPr>
+            <w:tcW w:type="dxa" w:w="1800"/>
+            <w:vAlign w:val="center"/>
+            <w:tcMar>
+              <w:top w:w="35" w:type="dxa"/>
+              <w:left w:w="35" w:type="dxa"/>
+              <w:bottom w:w="35" w:type="dxa"/>
+              <w:right w:w="35" w:type="dxa"/>
+            </w:tcMar>
+          </w:tcPr>
+          <w:p>
+            <w:pPr>
+              <w:spacing w:before="0" w:after="0" w:line="240" w:lineRule="auto"/>
+              <w:jc w:val="center"/>
+            </w:pPr>
+            <w:r>
+              <w:rPr>
+                <w:rFonts w:ascii="STHeiti" w:hAnsi="STHeiti" w:eastAsia="STHeiti"/>
                 <w:b/>
-                <w:sz w:val="14"/>
-              </w:rPr>
-              <w:t>P1</w:t>
-            </w:r>
-          </w:p>
-        </w:tc>
-        <w:tc>
-          <w:tcPr>
-            <w:tcW w:w="860" w:type="dxa"/>
-            <w:shd w:val="clear" w:color="auto" w:fill="auto"/>
-            <w:vAlign w:val="center"/>
-          </w:tcPr>
-          <w:p>
-            <w:pPr>
-              <w:spacing w:after="0" w:line="240" w:lineRule="auto"/>
-              <w:jc w:val="center"/>
-            </w:pPr>
-            <w:r>
-              <w:rPr>
-                <w:rFonts w:ascii="宋体" w:hAnsi="宋体" w:eastAsia="宋体"/>
+                <w:sz w:val="15"/>
+              </w:rPr>
+              <w:t>实测值</w:t>
+            </w:r>
+          </w:p>
+        </w:tc>
+        <w:tc>
+          <w:tcPr>
+            <w:tcW w:type="dxa" w:w="1800"/>
+            <w:vAlign w:val="center"/>
+            <w:tcMar>
+              <w:top w:w="35" w:type="dxa"/>
+              <w:left w:w="35" w:type="dxa"/>
+              <w:bottom w:w="35" w:type="dxa"/>
+              <w:right w:w="35" w:type="dxa"/>
+            </w:tcMar>
+          </w:tcPr>
+          <w:p>
+            <w:pPr>
+              <w:spacing w:before="0" w:after="0" w:line="240" w:lineRule="auto"/>
+              <w:jc w:val="center"/>
+            </w:pPr>
+            <w:r>
+              <w:rPr>
+                <w:rFonts w:ascii="STHeiti" w:hAnsi="STHeiti" w:eastAsia="STHeiti"/>
                 <w:b/>
-                <w:sz w:val="14"/>
-              </w:rPr>
-              <w:t>P2</w:t>
-            </w:r>
-          </w:p>
-        </w:tc>
-        <w:tc>
-          <w:tcPr>
-            <w:tcW w:w="860" w:type="dxa"/>
-            <w:shd w:val="clear" w:color="auto" w:fill="auto"/>
-            <w:vAlign w:val="center"/>
-          </w:tcPr>
-          <w:p>
-            <w:pPr>
-              <w:spacing w:after="0" w:line="240" w:lineRule="auto"/>
-              <w:jc w:val="center"/>
-            </w:pPr>
-            <w:r>
-              <w:rPr>
-                <w:rFonts w:ascii="宋体" w:hAnsi="宋体" w:eastAsia="宋体"/>
+                <w:sz w:val="15"/>
+              </w:rPr>
+              <w:t>实测值</w:t>
+            </w:r>
+          </w:p>
+        </w:tc>
+        <w:tc>
+          <w:tcPr>
+            <w:tcW w:type="dxa" w:w="1800"/>
+            <w:vAlign w:val="center"/>
+            <w:tcMar>
+              <w:top w:w="35" w:type="dxa"/>
+              <w:left w:w="35" w:type="dxa"/>
+              <w:bottom w:w="35" w:type="dxa"/>
+              <w:right w:w="35" w:type="dxa"/>
+            </w:tcMar>
+          </w:tcPr>
+          <w:p>
+            <w:pPr>
+              <w:spacing w:before="0" w:after="0" w:line="240" w:lineRule="auto"/>
+              <w:jc w:val="center"/>
+            </w:pPr>
+            <w:r>
+              <w:rPr>
+                <w:rFonts w:ascii="STHeiti" w:hAnsi="STHeiti" w:eastAsia="STHeiti"/>
                 <w:b/>
-                <w:sz w:val="14"/>
-              </w:rPr>
-              <w:t>P3</w:t>
-            </w:r>
-          </w:p>
-        </w:tc>
-        <w:tc>
-          <w:tcPr>
-            <w:tcW w:w="860" w:type="dxa"/>
-            <w:shd w:val="clear" w:color="auto" w:fill="auto"/>
-            <w:vAlign w:val="center"/>
-          </w:tcPr>
-          <w:p>
-            <w:pPr>
-              <w:spacing w:after="0" w:line="240" w:lineRule="auto"/>
-              <w:jc w:val="center"/>
-            </w:pPr>
-            <w:r>
-              <w:rPr>
-                <w:rFonts w:ascii="宋体" w:hAnsi="宋体" w:eastAsia="宋体"/>
+                <w:sz w:val="15"/>
+              </w:rPr>
+              <w:t>平均值</w:t>
+            </w:r>
+          </w:p>
+        </w:tc>
+        <w:tc>
+          <w:tcPr>
+            <w:tcW w:type="dxa" w:w="1800"/>
+            <w:vAlign w:val="center"/>
+            <w:tcMar>
+              <w:top w:w="35" w:type="dxa"/>
+              <w:left w:w="35" w:type="dxa"/>
+              <w:bottom w:w="35" w:type="dxa"/>
+              <w:right w:w="35" w:type="dxa"/>
+            </w:tcMar>
+          </w:tcPr>
+          <w:p>
+            <w:pPr>
+              <w:spacing w:before="0" w:after="0" w:line="240" w:lineRule="auto"/>
+              <w:jc w:val="center"/>
+            </w:pPr>
+            <w:r>
+              <w:rPr>
+                <w:rFonts w:ascii="STHeiti" w:hAnsi="STHeiti" w:eastAsia="STHeiti"/>
                 <w:b/>
-                <w:sz w:val="14"/>
-              </w:rPr>
-              <w:t>P1</w:t>
-            </w:r>
-          </w:p>
-        </w:tc>
-        <w:tc>
-          <w:tcPr>
-            <w:tcW w:w="860" w:type="dxa"/>
-            <w:shd w:val="clear" w:color="auto" w:fill="auto"/>
-            <w:vAlign w:val="center"/>
-          </w:tcPr>
-          <w:p>
-            <w:pPr>
-              <w:spacing w:after="0" w:line="240" w:lineRule="auto"/>
-              <w:jc w:val="center"/>
-            </w:pPr>
-            <w:r>
-              <w:rPr>
-                <w:rFonts w:ascii="宋体" w:hAnsi="宋体" w:eastAsia="宋体"/>
+                <w:sz w:val="15"/>
+              </w:rPr>
+            </w:r>
+          </w:p>
+        </w:tc>
+        <w:tc>
+          <w:tcPr>
+            <w:tcW w:type="dxa" w:w="1800"/>
+            <w:vAlign w:val="center"/>
+            <w:tcMar>
+              <w:top w:w="35" w:type="dxa"/>
+              <w:left w:w="35" w:type="dxa"/>
+              <w:bottom w:w="35" w:type="dxa"/>
+              <w:right w:w="35" w:type="dxa"/>
+            </w:tcMar>
+          </w:tcPr>
+          <w:p>
+            <w:pPr>
+              <w:spacing w:before="0" w:after="0" w:line="240" w:lineRule="auto"/>
+              <w:jc w:val="center"/>
+            </w:pPr>
+            <w:r>
+              <w:rPr>
+                <w:rFonts w:ascii="STHeiti" w:hAnsi="STHeiti" w:eastAsia="STHeiti"/>
                 <w:b/>
-                <w:sz w:val="14"/>
-              </w:rPr>
-              <w:t>P2</w:t>
-            </w:r>
-          </w:p>
-        </w:tc>
-        <w:tc>
-          <w:tcPr>
-            <w:tcW w:w="860" w:type="dxa"/>
-            <w:shd w:val="clear" w:color="auto" w:fill="auto"/>
-            <w:vAlign w:val="center"/>
-          </w:tcPr>
-          <w:p>
-            <w:pPr>
-              <w:spacing w:after="0" w:line="240" w:lineRule="auto"/>
-              <w:jc w:val="center"/>
-            </w:pPr>
-            <w:r>
-              <w:rPr>
-                <w:rFonts w:ascii="宋体" w:hAnsi="宋体" w:eastAsia="宋体"/>
+                <w:sz w:val="15"/>
+              </w:rPr>
+            </w:r>
+          </w:p>
+        </w:tc>
+        <w:tc>
+          <w:tcPr>
+            <w:tcW w:type="dxa" w:w="2080"/>
+            <w:vAlign w:val="center"/>
+            <w:tcMar>
+              <w:top w:w="35" w:type="dxa"/>
+              <w:left w:w="35" w:type="dxa"/>
+              <w:bottom w:w="35" w:type="dxa"/>
+              <w:right w:w="35" w:type="dxa"/>
+            </w:tcMar>
+          </w:tcPr>
+          <w:p>
+            <w:pPr>
+              <w:spacing w:before="0" w:after="0" w:line="240" w:lineRule="auto"/>
+              <w:jc w:val="center"/>
+            </w:pPr>
+            <w:r>
+              <w:rPr>
+                <w:rFonts w:ascii="STHeiti" w:hAnsi="STHeiti" w:eastAsia="STHeiti"/>
                 <w:b/>
-                <w:sz w:val="14"/>
-              </w:rPr>
-              <w:t>P3</w:t>
-            </w:r>
-          </w:p>
-        </w:tc>
-        <w:tc>
-          <w:tcPr>
-            <w:tcW w:w="860" w:type="dxa"/>
-            <w:shd w:val="clear" w:color="auto" w:fill="auto"/>
-            <w:vAlign w:val="center"/>
-          </w:tcPr>
-          <w:p>
-            <w:pPr>
-              <w:spacing w:after="0" w:line="240" w:lineRule="auto"/>
-              <w:jc w:val="center"/>
-            </w:pPr>
-            <w:r>
-              <w:rPr>
-                <w:rFonts w:ascii="宋体" w:hAnsi="宋体" w:eastAsia="宋体"/>
-                <w:b/>
-                <w:sz w:val="14"/>
-              </w:rPr>
-              <w:t>固定端</w:t>
-            </w:r>
-          </w:p>
-        </w:tc>
-        <w:tc>
-          <w:tcPr>
-            <w:tcW w:w="860" w:type="dxa"/>
-            <w:shd w:val="clear" w:color="auto" w:fill="auto"/>
-            <w:vAlign w:val="center"/>
-          </w:tcPr>
-          <w:p>
-            <w:pPr>
-              <w:spacing w:after="0" w:line="240" w:lineRule="auto"/>
-              <w:jc w:val="center"/>
-            </w:pPr>
-            <w:r>
-              <w:rPr>
-                <w:rFonts w:ascii="宋体" w:hAnsi="宋体" w:eastAsia="宋体"/>
-                <w:b/>
-                <w:sz w:val="14"/>
-              </w:rPr>
-              <w:t>中点</w:t>
-            </w:r>
-          </w:p>
-        </w:tc>
-        <w:tc>
-          <w:tcPr>
-            <w:tcW w:w="860" w:type="dxa"/>
-            <w:shd w:val="clear" w:color="auto" w:fill="auto"/>
-            <w:vAlign w:val="center"/>
-          </w:tcPr>
-          <w:p>
-            <w:pPr>
-              <w:spacing w:after="0" w:line="240" w:lineRule="auto"/>
-              <w:jc w:val="center"/>
-            </w:pPr>
-            <w:r>
-              <w:rPr>
-                <w:rFonts w:ascii="宋体" w:hAnsi="宋体" w:eastAsia="宋体"/>
-                <w:b/>
-                <w:sz w:val="14"/>
-              </w:rPr>
-              <w:t>自由端</w:t>
-            </w:r>
-          </w:p>
-        </w:tc>
-        <w:tc>
-          <w:tcPr>
-            <w:tcW w:w="860" w:type="dxa"/>
-            <w:shd w:val="clear" w:color="auto" w:fill="auto"/>
-            <w:vAlign w:val="center"/>
-          </w:tcPr>
-          <w:p>
-            <w:pPr>
-              <w:spacing w:after="0" w:line="240" w:lineRule="auto"/>
-              <w:jc w:val="center"/>
-            </w:pPr>
-          </w:p>
-        </w:tc>
-        <w:tc>
-          <w:tcPr>
-            <w:tcW w:w="1008" w:type="dxa"/>
-            <w:shd w:val="clear" w:color="auto" w:fill="auto"/>
-            <w:vAlign w:val="center"/>
-          </w:tcPr>
-          <w:p>
-            <w:pPr>
-              <w:spacing w:after="0" w:line="240" w:lineRule="auto"/>
-              <w:jc w:val="center"/>
-            </w:pPr>
-          </w:p>
-        </w:tc>
-        <w:tc>
-          <w:tcPr>
-            <w:tcW w:w="1015" w:type="dxa"/>
-            <w:shd w:val="clear" w:color="auto" w:fill="auto"/>
-            <w:vAlign w:val="center"/>
-          </w:tcPr>
-          <w:p>
-            <w:pPr>
-              <w:spacing w:after="0" w:line="240" w:lineRule="auto"/>
-              <w:jc w:val="center"/>
-            </w:pPr>
-          </w:p>
-        </w:tc>
-        <w:tc>
-          <w:tcPr>
-            <w:tcW w:w="557" w:type="dxa"/>
-            <w:shd w:val="clear" w:color="auto" w:fill="auto"/>
-            <w:vAlign w:val="center"/>
-          </w:tcPr>
-          <w:p>
-            <w:pPr>
-              <w:spacing w:after="0" w:line="240" w:lineRule="auto"/>
-              <w:jc w:val="center"/>
-            </w:pPr>
+                <w:sz w:val="15"/>
+              </w:rPr>
+            </w:r>
           </w:p>
         </w:tc>
       </w:tr>
       <w:tr>
         <w:trPr>
-          <w:trHeight w:val="340" w:hRule="exact"/>
-          <w:jc w:val="center"/>
+          <w:trHeight w:val="280" w:hRule="atLeast"/>
         </w:trPr>
         <w:tc>
           <w:tcPr>
-            <w:tcW w:w="860" w:type="dxa"/>
-            <w:shd w:val="clear" w:color="auto" w:fill="auto"/>
-            <w:vAlign w:val="center"/>
-          </w:tcPr>
-          <w:p>
-            <w:pPr>
-              <w:spacing w:after="0" w:line="240" w:lineRule="auto"/>
-              <w:jc w:val="center"/>
-            </w:pPr>
-          </w:p>
-        </w:tc>
-        <w:tc>
-          <w:tcPr>
-            <w:tcW w:w="860" w:type="dxa"/>
-            <w:shd w:val="clear" w:color="auto" w:fill="auto"/>
-            <w:vAlign w:val="center"/>
-          </w:tcPr>
-          <w:p>
-            <w:pPr>
-              <w:spacing w:after="0" w:line="240" w:lineRule="auto"/>
-              <w:jc w:val="center"/>
-            </w:pPr>
-          </w:p>
-        </w:tc>
-        <w:tc>
-          <w:tcPr>
-            <w:tcW w:w="860" w:type="dxa"/>
-            <w:shd w:val="clear" w:color="auto" w:fill="auto"/>
-            <w:vAlign w:val="center"/>
-          </w:tcPr>
-          <w:p>
-            <w:pPr>
-              <w:spacing w:after="0" w:line="240" w:lineRule="auto"/>
-              <w:jc w:val="center"/>
-            </w:pPr>
-          </w:p>
-        </w:tc>
-        <w:tc>
-          <w:tcPr>
-            <w:tcW w:w="860" w:type="dxa"/>
-            <w:shd w:val="clear" w:color="auto" w:fill="auto"/>
-            <w:vAlign w:val="center"/>
-          </w:tcPr>
-          <w:p>
-            <w:pPr>
-              <w:spacing w:after="0" w:line="240" w:lineRule="auto"/>
-              <w:jc w:val="center"/>
-            </w:pPr>
-          </w:p>
-        </w:tc>
-        <w:tc>
-          <w:tcPr>
-            <w:tcW w:w="860" w:type="dxa"/>
-            <w:shd w:val="clear" w:color="auto" w:fill="auto"/>
-            <w:vAlign w:val="center"/>
-          </w:tcPr>
-          <w:p>
-            <w:pPr>
-              <w:spacing w:after="0" w:line="240" w:lineRule="auto"/>
-              <w:jc w:val="center"/>
-            </w:pPr>
-          </w:p>
-        </w:tc>
-        <w:tc>
-          <w:tcPr>
-            <w:tcW w:w="860" w:type="dxa"/>
-            <w:shd w:val="clear" w:color="auto" w:fill="auto"/>
-            <w:vAlign w:val="center"/>
-          </w:tcPr>
-          <w:p>
-            <w:pPr>
-              <w:spacing w:after="0" w:line="240" w:lineRule="auto"/>
-              <w:jc w:val="center"/>
-            </w:pPr>
-          </w:p>
-        </w:tc>
-        <w:tc>
-          <w:tcPr>
-            <w:tcW w:w="860" w:type="dxa"/>
-            <w:shd w:val="clear" w:color="auto" w:fill="auto"/>
-            <w:vAlign w:val="center"/>
-          </w:tcPr>
-          <w:p>
-            <w:pPr>
-              <w:spacing w:after="0" w:line="240" w:lineRule="auto"/>
-              <w:jc w:val="center"/>
-            </w:pPr>
-          </w:p>
-        </w:tc>
-        <w:tc>
-          <w:tcPr>
-            <w:tcW w:w="860" w:type="dxa"/>
-            <w:shd w:val="clear" w:color="auto" w:fill="auto"/>
-            <w:vAlign w:val="center"/>
-          </w:tcPr>
-          <w:p>
-            <w:pPr>
-              <w:spacing w:after="0" w:line="240" w:lineRule="auto"/>
-              <w:jc w:val="center"/>
-            </w:pPr>
-          </w:p>
-        </w:tc>
-        <w:tc>
-          <w:tcPr>
-            <w:tcW w:w="860" w:type="dxa"/>
-            <w:shd w:val="clear" w:color="auto" w:fill="auto"/>
-            <w:vAlign w:val="center"/>
-          </w:tcPr>
-          <w:p>
-            <w:pPr>
-              <w:spacing w:after="0" w:line="240" w:lineRule="auto"/>
-              <w:jc w:val="center"/>
-            </w:pPr>
-          </w:p>
-        </w:tc>
-        <w:tc>
-          <w:tcPr>
-            <w:tcW w:w="860" w:type="dxa"/>
-            <w:shd w:val="clear" w:color="auto" w:fill="auto"/>
-            <w:vAlign w:val="center"/>
-          </w:tcPr>
-          <w:p>
-            <w:pPr>
-              <w:spacing w:after="0" w:line="240" w:lineRule="auto"/>
-              <w:jc w:val="center"/>
-            </w:pPr>
-          </w:p>
-        </w:tc>
-        <w:tc>
-          <w:tcPr>
-            <w:tcW w:w="860" w:type="dxa"/>
-            <w:shd w:val="clear" w:color="auto" w:fill="auto"/>
-            <w:vAlign w:val="center"/>
-          </w:tcPr>
-          <w:p>
-            <w:pPr>
-              <w:spacing w:after="0" w:line="240" w:lineRule="auto"/>
-              <w:jc w:val="center"/>
-            </w:pPr>
-          </w:p>
-        </w:tc>
-        <w:tc>
-          <w:tcPr>
-            <w:tcW w:w="860" w:type="dxa"/>
-            <w:shd w:val="clear" w:color="auto" w:fill="auto"/>
-            <w:vAlign w:val="center"/>
-          </w:tcPr>
-          <w:p>
-            <w:pPr>
-              <w:spacing w:after="0" w:line="240" w:lineRule="auto"/>
-              <w:jc w:val="center"/>
-            </w:pPr>
-          </w:p>
-        </w:tc>
-        <w:tc>
-          <w:tcPr>
-            <w:tcW w:w="860" w:type="dxa"/>
-            <w:shd w:val="clear" w:color="auto" w:fill="auto"/>
-            <w:vAlign w:val="center"/>
-          </w:tcPr>
-          <w:p>
-            <w:pPr>
-              <w:spacing w:after="0" w:line="240" w:lineRule="auto"/>
-              <w:jc w:val="center"/>
-            </w:pPr>
-          </w:p>
-        </w:tc>
-        <w:tc>
-          <w:tcPr>
-            <w:tcW w:w="860" w:type="dxa"/>
-            <w:shd w:val="clear" w:color="auto" w:fill="auto"/>
-            <w:vAlign w:val="center"/>
-          </w:tcPr>
-          <w:p>
-            <w:pPr>
-              <w:spacing w:after="0" w:line="240" w:lineRule="auto"/>
-              <w:jc w:val="center"/>
-            </w:pPr>
-          </w:p>
-        </w:tc>
-        <w:tc>
-          <w:tcPr>
-            <w:tcW w:w="860" w:type="dxa"/>
-            <w:shd w:val="clear" w:color="auto" w:fill="auto"/>
-            <w:vAlign w:val="center"/>
-          </w:tcPr>
-          <w:p>
-            <w:pPr>
-              <w:spacing w:after="0" w:line="240" w:lineRule="auto"/>
-              <w:jc w:val="center"/>
-            </w:pPr>
-          </w:p>
-        </w:tc>
-        <w:tc>
-          <w:tcPr>
-            <w:tcW w:w="1008" w:type="dxa"/>
-            <w:shd w:val="clear" w:color="auto" w:fill="auto"/>
-            <w:vAlign w:val="center"/>
-          </w:tcPr>
-          <w:p>
-            <w:pPr>
-              <w:spacing w:after="0" w:line="240" w:lineRule="auto"/>
-              <w:jc w:val="center"/>
-            </w:pPr>
-          </w:p>
-        </w:tc>
-        <w:tc>
-          <w:tcPr>
-            <w:tcW w:w="1015" w:type="dxa"/>
-            <w:shd w:val="clear" w:color="auto" w:fill="auto"/>
-            <w:vAlign w:val="center"/>
-          </w:tcPr>
-          <w:p>
-            <w:pPr>
-              <w:spacing w:after="0" w:line="240" w:lineRule="auto"/>
-              <w:jc w:val="center"/>
-            </w:pPr>
-          </w:p>
-        </w:tc>
-        <w:tc>
-          <w:tcPr>
-            <w:tcW w:w="557" w:type="dxa"/>
-            <w:shd w:val="clear" w:color="auto" w:fill="auto"/>
-            <w:vAlign w:val="center"/>
-          </w:tcPr>
-          <w:p>
-            <w:pPr>
-              <w:spacing w:after="0" w:line="240" w:lineRule="auto"/>
-              <w:jc w:val="center"/>
-            </w:pPr>
+            <w:tcW w:type="dxa" w:w="1600"/>
+            <w:vAlign w:val="center"/>
+            <w:tcMar>
+              <w:top w:w="35" w:type="dxa"/>
+              <w:left w:w="35" w:type="dxa"/>
+              <w:bottom w:w="35" w:type="dxa"/>
+              <w:right w:w="35" w:type="dxa"/>
+            </w:tcMar>
+          </w:tcPr>
+          <w:p>
+            <w:pPr>
+              <w:spacing w:before="0" w:after="0" w:line="240" w:lineRule="auto"/>
+              <w:jc w:val="center"/>
+            </w:pPr>
+            <w:r>
+              <w:rPr>
+                <w:rFonts w:ascii="STHeiti" w:hAnsi="STHeiti" w:eastAsia="STHeiti"/>
+                <w:b w:val="0"/>
+                <w:sz w:val="15"/>
+              </w:rPr>
+            </w:r>
+          </w:p>
+        </w:tc>
+        <w:tc>
+          <w:tcPr>
+            <w:tcW w:type="dxa" w:w="1000"/>
+            <w:vAlign w:val="center"/>
+            <w:tcMar>
+              <w:top w:w="35" w:type="dxa"/>
+              <w:left w:w="35" w:type="dxa"/>
+              <w:bottom w:w="35" w:type="dxa"/>
+              <w:right w:w="35" w:type="dxa"/>
+            </w:tcMar>
+          </w:tcPr>
+          <w:p>
+            <w:pPr>
+              <w:spacing w:before="0" w:after="0" w:line="240" w:lineRule="auto"/>
+              <w:jc w:val="center"/>
+            </w:pPr>
+            <w:r>
+              <w:rPr>
+                <w:rFonts w:ascii="STHeiti" w:hAnsi="STHeiti" w:eastAsia="STHeiti"/>
+                <w:b w:val="0"/>
+                <w:sz w:val="15"/>
+              </w:rPr>
+            </w:r>
+          </w:p>
+        </w:tc>
+        <w:tc>
+          <w:tcPr>
+            <w:tcW w:type="dxa" w:w="1800"/>
+            <w:vAlign w:val="center"/>
+            <w:tcMar>
+              <w:top w:w="35" w:type="dxa"/>
+              <w:left w:w="35" w:type="dxa"/>
+              <w:bottom w:w="35" w:type="dxa"/>
+              <w:right w:w="35" w:type="dxa"/>
+            </w:tcMar>
+          </w:tcPr>
+          <w:p>
+            <w:pPr>
+              <w:spacing w:before="0" w:after="0" w:line="240" w:lineRule="auto"/>
+              <w:jc w:val="center"/>
+            </w:pPr>
+            <w:r>
+              <w:rPr>
+                <w:rFonts w:ascii="STHeiti" w:hAnsi="STHeiti" w:eastAsia="STHeiti"/>
+                <w:b w:val="0"/>
+                <w:sz w:val="15"/>
+              </w:rPr>
+            </w:r>
+          </w:p>
+        </w:tc>
+        <w:tc>
+          <w:tcPr>
+            <w:tcW w:type="dxa" w:w="1800"/>
+            <w:vAlign w:val="center"/>
+            <w:tcMar>
+              <w:top w:w="35" w:type="dxa"/>
+              <w:left w:w="35" w:type="dxa"/>
+              <w:bottom w:w="35" w:type="dxa"/>
+              <w:right w:w="35" w:type="dxa"/>
+            </w:tcMar>
+          </w:tcPr>
+          <w:p>
+            <w:pPr>
+              <w:spacing w:before="0" w:after="0" w:line="240" w:lineRule="auto"/>
+              <w:jc w:val="center"/>
+            </w:pPr>
+            <w:r>
+              <w:rPr>
+                <w:rFonts w:ascii="STHeiti" w:hAnsi="STHeiti" w:eastAsia="STHeiti"/>
+                <w:b w:val="0"/>
+                <w:sz w:val="15"/>
+              </w:rPr>
+            </w:r>
+          </w:p>
+        </w:tc>
+        <w:tc>
+          <w:tcPr>
+            <w:tcW w:type="dxa" w:w="1800"/>
+            <w:vAlign w:val="center"/>
+            <w:tcMar>
+              <w:top w:w="35" w:type="dxa"/>
+              <w:left w:w="35" w:type="dxa"/>
+              <w:bottom w:w="35" w:type="dxa"/>
+              <w:right w:w="35" w:type="dxa"/>
+            </w:tcMar>
+          </w:tcPr>
+          <w:p>
+            <w:pPr>
+              <w:spacing w:before="0" w:after="0" w:line="240" w:lineRule="auto"/>
+              <w:jc w:val="center"/>
+            </w:pPr>
+            <w:r>
+              <w:rPr>
+                <w:rFonts w:ascii="STHeiti" w:hAnsi="STHeiti" w:eastAsia="STHeiti"/>
+                <w:b w:val="0"/>
+                <w:sz w:val="15"/>
+              </w:rPr>
+            </w:r>
+          </w:p>
+        </w:tc>
+        <w:tc>
+          <w:tcPr>
+            <w:tcW w:type="dxa" w:w="1800"/>
+            <w:vAlign w:val="center"/>
+            <w:tcMar>
+              <w:top w:w="35" w:type="dxa"/>
+              <w:left w:w="35" w:type="dxa"/>
+              <w:bottom w:w="35" w:type="dxa"/>
+              <w:right w:w="35" w:type="dxa"/>
+            </w:tcMar>
+          </w:tcPr>
+          <w:p>
+            <w:pPr>
+              <w:spacing w:before="0" w:after="0" w:line="240" w:lineRule="auto"/>
+              <w:jc w:val="center"/>
+            </w:pPr>
+            <w:r>
+              <w:rPr>
+                <w:rFonts w:ascii="STHeiti" w:hAnsi="STHeiti" w:eastAsia="STHeiti"/>
+                <w:b w:val="0"/>
+                <w:sz w:val="15"/>
+              </w:rPr>
+            </w:r>
+          </w:p>
+        </w:tc>
+        <w:tc>
+          <w:tcPr>
+            <w:tcW w:type="dxa" w:w="1800"/>
+            <w:vAlign w:val="center"/>
+            <w:tcMar>
+              <w:top w:w="35" w:type="dxa"/>
+              <w:left w:w="35" w:type="dxa"/>
+              <w:bottom w:w="35" w:type="dxa"/>
+              <w:right w:w="35" w:type="dxa"/>
+            </w:tcMar>
+          </w:tcPr>
+          <w:p>
+            <w:pPr>
+              <w:spacing w:before="0" w:after="0" w:line="240" w:lineRule="auto"/>
+              <w:jc w:val="center"/>
+            </w:pPr>
+            <w:r>
+              <w:rPr>
+                <w:rFonts w:ascii="STHeiti" w:hAnsi="STHeiti" w:eastAsia="STHeiti"/>
+                <w:b w:val="0"/>
+                <w:sz w:val="15"/>
+              </w:rPr>
+            </w:r>
+          </w:p>
+        </w:tc>
+        <w:tc>
+          <w:tcPr>
+            <w:tcW w:type="dxa" w:w="1800"/>
+            <w:vAlign w:val="center"/>
+            <w:tcMar>
+              <w:top w:w="35" w:type="dxa"/>
+              <w:left w:w="35" w:type="dxa"/>
+              <w:bottom w:w="35" w:type="dxa"/>
+              <w:right w:w="35" w:type="dxa"/>
+            </w:tcMar>
+          </w:tcPr>
+          <w:p>
+            <w:pPr>
+              <w:spacing w:before="0" w:after="0" w:line="240" w:lineRule="auto"/>
+              <w:jc w:val="center"/>
+            </w:pPr>
+            <w:r>
+              <w:rPr>
+                <w:rFonts w:ascii="STHeiti" w:hAnsi="STHeiti" w:eastAsia="STHeiti"/>
+                <w:b w:val="0"/>
+                <w:sz w:val="15"/>
+              </w:rPr>
+            </w:r>
+          </w:p>
+        </w:tc>
+        <w:tc>
+          <w:tcPr>
+            <w:tcW w:type="dxa" w:w="2080"/>
+            <w:vAlign w:val="center"/>
+            <w:tcMar>
+              <w:top w:w="35" w:type="dxa"/>
+              <w:left w:w="35" w:type="dxa"/>
+              <w:bottom w:w="35" w:type="dxa"/>
+              <w:right w:w="35" w:type="dxa"/>
+            </w:tcMar>
+          </w:tcPr>
+          <w:p>
+            <w:pPr>
+              <w:spacing w:before="0" w:after="0" w:line="240" w:lineRule="auto"/>
+              <w:jc w:val="center"/>
+            </w:pPr>
+            <w:r>
+              <w:rPr>
+                <w:rFonts w:ascii="STHeiti" w:hAnsi="STHeiti" w:eastAsia="STHeiti"/>
+                <w:b w:val="0"/>
+                <w:sz w:val="15"/>
+              </w:rPr>
+            </w:r>
           </w:p>
         </w:tc>
       </w:tr>
       <w:tr>
         <w:trPr>
-          <w:trHeight w:val="340" w:hRule="exact"/>
-          <w:jc w:val="center"/>
+          <w:trHeight w:val="280" w:hRule="atLeast"/>
         </w:trPr>
         <w:tc>
           <w:tcPr>
-            <w:tcW w:w="860" w:type="dxa"/>
-            <w:shd w:val="clear" w:color="auto" w:fill="auto"/>
-            <w:vAlign w:val="center"/>
-          </w:tcPr>
-          <w:p>
-            <w:pPr>
-              <w:spacing w:after="0" w:line="240" w:lineRule="auto"/>
-              <w:jc w:val="center"/>
-            </w:pPr>
-          </w:p>
-        </w:tc>
-        <w:tc>
-          <w:tcPr>
-            <w:tcW w:w="860" w:type="dxa"/>
-            <w:shd w:val="clear" w:color="auto" w:fill="auto"/>
-            <w:vAlign w:val="center"/>
-          </w:tcPr>
-          <w:p>
-            <w:pPr>
-              <w:spacing w:after="0" w:line="240" w:lineRule="auto"/>
-              <w:jc w:val="center"/>
-            </w:pPr>
-          </w:p>
-        </w:tc>
-        <w:tc>
-          <w:tcPr>
-            <w:tcW w:w="860" w:type="dxa"/>
-            <w:shd w:val="clear" w:color="auto" w:fill="auto"/>
-            <w:vAlign w:val="center"/>
-          </w:tcPr>
-          <w:p>
-            <w:pPr>
-              <w:spacing w:after="0" w:line="240" w:lineRule="auto"/>
-              <w:jc w:val="center"/>
-            </w:pPr>
-          </w:p>
-        </w:tc>
-        <w:tc>
-          <w:tcPr>
-            <w:tcW w:w="860" w:type="dxa"/>
-            <w:shd w:val="clear" w:color="auto" w:fill="auto"/>
-            <w:vAlign w:val="center"/>
-          </w:tcPr>
-          <w:p>
-            <w:pPr>
-              <w:spacing w:after="0" w:line="240" w:lineRule="auto"/>
-              <w:jc w:val="center"/>
-            </w:pPr>
-          </w:p>
-        </w:tc>
-        <w:tc>
-          <w:tcPr>
-            <w:tcW w:w="860" w:type="dxa"/>
-            <w:shd w:val="clear" w:color="auto" w:fill="auto"/>
-            <w:vAlign w:val="center"/>
-          </w:tcPr>
-          <w:p>
-            <w:pPr>
-              <w:spacing w:after="0" w:line="240" w:lineRule="auto"/>
-              <w:jc w:val="center"/>
-            </w:pPr>
-          </w:p>
-        </w:tc>
-        <w:tc>
-          <w:tcPr>
-            <w:tcW w:w="860" w:type="dxa"/>
-            <w:shd w:val="clear" w:color="auto" w:fill="auto"/>
-            <w:vAlign w:val="center"/>
-          </w:tcPr>
-          <w:p>
-            <w:pPr>
-              <w:spacing w:after="0" w:line="240" w:lineRule="auto"/>
-              <w:jc w:val="center"/>
-            </w:pPr>
-          </w:p>
-        </w:tc>
-        <w:tc>
-          <w:tcPr>
-            <w:tcW w:w="860" w:type="dxa"/>
-            <w:shd w:val="clear" w:color="auto" w:fill="auto"/>
-            <w:vAlign w:val="center"/>
-          </w:tcPr>
-          <w:p>
-            <w:pPr>
-              <w:spacing w:after="0" w:line="240" w:lineRule="auto"/>
-              <w:jc w:val="center"/>
-            </w:pPr>
-          </w:p>
-        </w:tc>
-        <w:tc>
-          <w:tcPr>
-            <w:tcW w:w="860" w:type="dxa"/>
-            <w:shd w:val="clear" w:color="auto" w:fill="auto"/>
-            <w:vAlign w:val="center"/>
-          </w:tcPr>
-          <w:p>
-            <w:pPr>
-              <w:spacing w:after="0" w:line="240" w:lineRule="auto"/>
-              <w:jc w:val="center"/>
-            </w:pPr>
-          </w:p>
-        </w:tc>
-        <w:tc>
-          <w:tcPr>
-            <w:tcW w:w="860" w:type="dxa"/>
-            <w:shd w:val="clear" w:color="auto" w:fill="auto"/>
-            <w:vAlign w:val="center"/>
-          </w:tcPr>
-          <w:p>
-            <w:pPr>
-              <w:spacing w:after="0" w:line="240" w:lineRule="auto"/>
-              <w:jc w:val="center"/>
-            </w:pPr>
-          </w:p>
-        </w:tc>
-        <w:tc>
-          <w:tcPr>
-            <w:tcW w:w="860" w:type="dxa"/>
-            <w:shd w:val="clear" w:color="auto" w:fill="auto"/>
-            <w:vAlign w:val="center"/>
-          </w:tcPr>
-          <w:p>
-            <w:pPr>
-              <w:spacing w:after="0" w:line="240" w:lineRule="auto"/>
-              <w:jc w:val="center"/>
-            </w:pPr>
-          </w:p>
-        </w:tc>
-        <w:tc>
-          <w:tcPr>
-            <w:tcW w:w="860" w:type="dxa"/>
-            <w:shd w:val="clear" w:color="auto" w:fill="auto"/>
-            <w:vAlign w:val="center"/>
-          </w:tcPr>
-          <w:p>
-            <w:pPr>
-              <w:spacing w:after="0" w:line="240" w:lineRule="auto"/>
-              <w:jc w:val="center"/>
-            </w:pPr>
-          </w:p>
-        </w:tc>
-        <w:tc>
-          <w:tcPr>
-            <w:tcW w:w="860" w:type="dxa"/>
-            <w:shd w:val="clear" w:color="auto" w:fill="auto"/>
-            <w:vAlign w:val="center"/>
-          </w:tcPr>
-          <w:p>
-            <w:pPr>
-              <w:spacing w:after="0" w:line="240" w:lineRule="auto"/>
-              <w:jc w:val="center"/>
-            </w:pPr>
-          </w:p>
-        </w:tc>
-        <w:tc>
-          <w:tcPr>
-            <w:tcW w:w="860" w:type="dxa"/>
-            <w:shd w:val="clear" w:color="auto" w:fill="auto"/>
-            <w:vAlign w:val="center"/>
-          </w:tcPr>
-          <w:p>
-            <w:pPr>
-              <w:spacing w:after="0" w:line="240" w:lineRule="auto"/>
-              <w:jc w:val="center"/>
-            </w:pPr>
-          </w:p>
-        </w:tc>
-        <w:tc>
-          <w:tcPr>
-            <w:tcW w:w="860" w:type="dxa"/>
-            <w:shd w:val="clear" w:color="auto" w:fill="auto"/>
-            <w:vAlign w:val="center"/>
-          </w:tcPr>
-          <w:p>
-            <w:pPr>
-              <w:spacing w:after="0" w:line="240" w:lineRule="auto"/>
-              <w:jc w:val="center"/>
-            </w:pPr>
-          </w:p>
-        </w:tc>
-        <w:tc>
-          <w:tcPr>
-            <w:tcW w:w="860" w:type="dxa"/>
-            <w:shd w:val="clear" w:color="auto" w:fill="auto"/>
-            <w:vAlign w:val="center"/>
-          </w:tcPr>
-          <w:p>
-            <w:pPr>
-              <w:spacing w:after="0" w:line="240" w:lineRule="auto"/>
-              <w:jc w:val="center"/>
-            </w:pPr>
-          </w:p>
-        </w:tc>
-        <w:tc>
-          <w:tcPr>
-            <w:tcW w:w="1008" w:type="dxa"/>
-            <w:shd w:val="clear" w:color="auto" w:fill="auto"/>
-            <w:vAlign w:val="center"/>
-          </w:tcPr>
-          <w:p>
-            <w:pPr>
-              <w:spacing w:after="0" w:line="240" w:lineRule="auto"/>
-              <w:jc w:val="center"/>
-            </w:pPr>
-          </w:p>
-        </w:tc>
-        <w:tc>
-          <w:tcPr>
-            <w:tcW w:w="1015" w:type="dxa"/>
-            <w:shd w:val="clear" w:color="auto" w:fill="auto"/>
-            <w:vAlign w:val="center"/>
-          </w:tcPr>
-          <w:p>
-            <w:pPr>
-              <w:spacing w:after="0" w:line="240" w:lineRule="auto"/>
-              <w:jc w:val="center"/>
-            </w:pPr>
-          </w:p>
-        </w:tc>
-        <w:tc>
-          <w:tcPr>
-            <w:tcW w:w="557" w:type="dxa"/>
-            <w:shd w:val="clear" w:color="auto" w:fill="auto"/>
-            <w:vAlign w:val="center"/>
-          </w:tcPr>
-          <w:p>
-            <w:pPr>
-              <w:spacing w:after="0" w:line="240" w:lineRule="auto"/>
-              <w:jc w:val="center"/>
-            </w:pPr>
+            <w:tcW w:type="dxa" w:w="1600"/>
+            <w:vAlign w:val="center"/>
+            <w:tcMar>
+              <w:top w:w="35" w:type="dxa"/>
+              <w:left w:w="35" w:type="dxa"/>
+              <w:bottom w:w="35" w:type="dxa"/>
+              <w:right w:w="35" w:type="dxa"/>
+            </w:tcMar>
+          </w:tcPr>
+          <w:p>
+            <w:pPr>
+              <w:spacing w:before="0" w:after="0" w:line="240" w:lineRule="auto"/>
+              <w:jc w:val="center"/>
+            </w:pPr>
+            <w:r>
+              <w:rPr>
+                <w:rFonts w:ascii="STHeiti" w:hAnsi="STHeiti" w:eastAsia="STHeiti"/>
+                <w:b w:val="0"/>
+                <w:sz w:val="15"/>
+              </w:rPr>
+            </w:r>
+          </w:p>
+        </w:tc>
+        <w:tc>
+          <w:tcPr>
+            <w:tcW w:type="dxa" w:w="1000"/>
+            <w:vAlign w:val="center"/>
+            <w:tcMar>
+              <w:top w:w="35" w:type="dxa"/>
+              <w:left w:w="35" w:type="dxa"/>
+              <w:bottom w:w="35" w:type="dxa"/>
+              <w:right w:w="35" w:type="dxa"/>
+            </w:tcMar>
+          </w:tcPr>
+          <w:p>
+            <w:pPr>
+              <w:spacing w:before="0" w:after="0" w:line="240" w:lineRule="auto"/>
+              <w:jc w:val="center"/>
+            </w:pPr>
+            <w:r>
+              <w:rPr>
+                <w:rFonts w:ascii="STHeiti" w:hAnsi="STHeiti" w:eastAsia="STHeiti"/>
+                <w:b w:val="0"/>
+                <w:sz w:val="15"/>
+              </w:rPr>
+            </w:r>
+          </w:p>
+        </w:tc>
+        <w:tc>
+          <w:tcPr>
+            <w:tcW w:type="dxa" w:w="1800"/>
+            <w:vAlign w:val="center"/>
+            <w:tcMar>
+              <w:top w:w="35" w:type="dxa"/>
+              <w:left w:w="35" w:type="dxa"/>
+              <w:bottom w:w="35" w:type="dxa"/>
+              <w:right w:w="35" w:type="dxa"/>
+            </w:tcMar>
+          </w:tcPr>
+          <w:p>
+            <w:pPr>
+              <w:spacing w:before="0" w:after="0" w:line="240" w:lineRule="auto"/>
+              <w:jc w:val="center"/>
+            </w:pPr>
+            <w:r>
+              <w:rPr>
+                <w:rFonts w:ascii="STHeiti" w:hAnsi="STHeiti" w:eastAsia="STHeiti"/>
+                <w:b w:val="0"/>
+                <w:sz w:val="15"/>
+              </w:rPr>
+            </w:r>
+          </w:p>
+        </w:tc>
+        <w:tc>
+          <w:tcPr>
+            <w:tcW w:type="dxa" w:w="1800"/>
+            <w:vAlign w:val="center"/>
+            <w:tcMar>
+              <w:top w:w="35" w:type="dxa"/>
+              <w:left w:w="35" w:type="dxa"/>
+              <w:bottom w:w="35" w:type="dxa"/>
+              <w:right w:w="35" w:type="dxa"/>
+            </w:tcMar>
+          </w:tcPr>
+          <w:p>
+            <w:pPr>
+              <w:spacing w:before="0" w:after="0" w:line="240" w:lineRule="auto"/>
+              <w:jc w:val="center"/>
+            </w:pPr>
+            <w:r>
+              <w:rPr>
+                <w:rFonts w:ascii="STHeiti" w:hAnsi="STHeiti" w:eastAsia="STHeiti"/>
+                <w:b w:val="0"/>
+                <w:sz w:val="15"/>
+              </w:rPr>
+            </w:r>
+          </w:p>
+        </w:tc>
+        <w:tc>
+          <w:tcPr>
+            <w:tcW w:type="dxa" w:w="1800"/>
+            <w:vAlign w:val="center"/>
+            <w:tcMar>
+              <w:top w:w="35" w:type="dxa"/>
+              <w:left w:w="35" w:type="dxa"/>
+              <w:bottom w:w="35" w:type="dxa"/>
+              <w:right w:w="35" w:type="dxa"/>
+            </w:tcMar>
+          </w:tcPr>
+          <w:p>
+            <w:pPr>
+              <w:spacing w:before="0" w:after="0" w:line="240" w:lineRule="auto"/>
+              <w:jc w:val="center"/>
+            </w:pPr>
+            <w:r>
+              <w:rPr>
+                <w:rFonts w:ascii="STHeiti" w:hAnsi="STHeiti" w:eastAsia="STHeiti"/>
+                <w:b w:val="0"/>
+                <w:sz w:val="15"/>
+              </w:rPr>
+            </w:r>
+          </w:p>
+        </w:tc>
+        <w:tc>
+          <w:tcPr>
+            <w:tcW w:type="dxa" w:w="1800"/>
+            <w:vAlign w:val="center"/>
+            <w:tcMar>
+              <w:top w:w="35" w:type="dxa"/>
+              <w:left w:w="35" w:type="dxa"/>
+              <w:bottom w:w="35" w:type="dxa"/>
+              <w:right w:w="35" w:type="dxa"/>
+            </w:tcMar>
+          </w:tcPr>
+          <w:p>
+            <w:pPr>
+              <w:spacing w:before="0" w:after="0" w:line="240" w:lineRule="auto"/>
+              <w:jc w:val="center"/>
+            </w:pPr>
+            <w:r>
+              <w:rPr>
+                <w:rFonts w:ascii="STHeiti" w:hAnsi="STHeiti" w:eastAsia="STHeiti"/>
+                <w:b w:val="0"/>
+                <w:sz w:val="15"/>
+              </w:rPr>
+            </w:r>
+          </w:p>
+        </w:tc>
+        <w:tc>
+          <w:tcPr>
+            <w:tcW w:type="dxa" w:w="1800"/>
+            <w:vAlign w:val="center"/>
+            <w:tcMar>
+              <w:top w:w="35" w:type="dxa"/>
+              <w:left w:w="35" w:type="dxa"/>
+              <w:bottom w:w="35" w:type="dxa"/>
+              <w:right w:w="35" w:type="dxa"/>
+            </w:tcMar>
+          </w:tcPr>
+          <w:p>
+            <w:pPr>
+              <w:spacing w:before="0" w:after="0" w:line="240" w:lineRule="auto"/>
+              <w:jc w:val="center"/>
+            </w:pPr>
+            <w:r>
+              <w:rPr>
+                <w:rFonts w:ascii="STHeiti" w:hAnsi="STHeiti" w:eastAsia="STHeiti"/>
+                <w:b w:val="0"/>
+                <w:sz w:val="15"/>
+              </w:rPr>
+            </w:r>
+          </w:p>
+        </w:tc>
+        <w:tc>
+          <w:tcPr>
+            <w:tcW w:type="dxa" w:w="1800"/>
+            <w:vAlign w:val="center"/>
+            <w:tcMar>
+              <w:top w:w="35" w:type="dxa"/>
+              <w:left w:w="35" w:type="dxa"/>
+              <w:bottom w:w="35" w:type="dxa"/>
+              <w:right w:w="35" w:type="dxa"/>
+            </w:tcMar>
+          </w:tcPr>
+          <w:p>
+            <w:pPr>
+              <w:spacing w:before="0" w:after="0" w:line="240" w:lineRule="auto"/>
+              <w:jc w:val="center"/>
+            </w:pPr>
+            <w:r>
+              <w:rPr>
+                <w:rFonts w:ascii="STHeiti" w:hAnsi="STHeiti" w:eastAsia="STHeiti"/>
+                <w:b w:val="0"/>
+                <w:sz w:val="15"/>
+              </w:rPr>
+            </w:r>
+          </w:p>
+        </w:tc>
+        <w:tc>
+          <w:tcPr>
+            <w:tcW w:type="dxa" w:w="2080"/>
+            <w:vAlign w:val="center"/>
+            <w:tcMar>
+              <w:top w:w="35" w:type="dxa"/>
+              <w:left w:w="35" w:type="dxa"/>
+              <w:bottom w:w="35" w:type="dxa"/>
+              <w:right w:w="35" w:type="dxa"/>
+            </w:tcMar>
+          </w:tcPr>
+          <w:p>
+            <w:pPr>
+              <w:spacing w:before="0" w:after="0" w:line="240" w:lineRule="auto"/>
+              <w:jc w:val="center"/>
+            </w:pPr>
+            <w:r>
+              <w:rPr>
+                <w:rFonts w:ascii="STHeiti" w:hAnsi="STHeiti" w:eastAsia="STHeiti"/>
+                <w:b w:val="0"/>
+                <w:sz w:val="15"/>
+              </w:rPr>
+            </w:r>
           </w:p>
         </w:tc>
       </w:tr>
       <w:tr>
         <w:trPr>
-          <w:trHeight w:val="340" w:hRule="exact"/>
-          <w:jc w:val="center"/>
+          <w:trHeight w:val="280" w:hRule="atLeast"/>
         </w:trPr>
         <w:tc>
           <w:tcPr>
-            <w:tcW w:w="860" w:type="dxa"/>
-            <w:shd w:val="clear" w:color="auto" w:fill="auto"/>
-            <w:vAlign w:val="center"/>
-          </w:tcPr>
-          <w:p>
-            <w:pPr>
-              <w:spacing w:after="0" w:line="240" w:lineRule="auto"/>
-              <w:jc w:val="center"/>
-            </w:pPr>
-          </w:p>
-        </w:tc>
-        <w:tc>
-          <w:tcPr>
-            <w:tcW w:w="860" w:type="dxa"/>
-            <w:shd w:val="clear" w:color="auto" w:fill="auto"/>
-            <w:vAlign w:val="center"/>
-          </w:tcPr>
-          <w:p>
-            <w:pPr>
-              <w:spacing w:after="0" w:line="240" w:lineRule="auto"/>
-              <w:jc w:val="center"/>
-            </w:pPr>
-          </w:p>
-        </w:tc>
-        <w:tc>
-          <w:tcPr>
-            <w:tcW w:w="860" w:type="dxa"/>
-            <w:shd w:val="clear" w:color="auto" w:fill="auto"/>
-            <w:vAlign w:val="center"/>
-          </w:tcPr>
-          <w:p>
-            <w:pPr>
-              <w:spacing w:after="0" w:line="240" w:lineRule="auto"/>
-              <w:jc w:val="center"/>
-            </w:pPr>
-          </w:p>
-        </w:tc>
-        <w:tc>
-          <w:tcPr>
-            <w:tcW w:w="860" w:type="dxa"/>
-            <w:shd w:val="clear" w:color="auto" w:fill="auto"/>
-            <w:vAlign w:val="center"/>
-          </w:tcPr>
-          <w:p>
-            <w:pPr>
-              <w:spacing w:after="0" w:line="240" w:lineRule="auto"/>
-              <w:jc w:val="center"/>
-            </w:pPr>
-          </w:p>
-        </w:tc>
-        <w:tc>
-          <w:tcPr>
-            <w:tcW w:w="860" w:type="dxa"/>
-            <w:shd w:val="clear" w:color="auto" w:fill="auto"/>
-            <w:vAlign w:val="center"/>
-          </w:tcPr>
-          <w:p>
-            <w:pPr>
-              <w:spacing w:after="0" w:line="240" w:lineRule="auto"/>
-              <w:jc w:val="center"/>
-            </w:pPr>
-          </w:p>
-        </w:tc>
-        <w:tc>
-          <w:tcPr>
-            <w:tcW w:w="860" w:type="dxa"/>
-            <w:shd w:val="clear" w:color="auto" w:fill="auto"/>
-            <w:vAlign w:val="center"/>
-          </w:tcPr>
-          <w:p>
-            <w:pPr>
-              <w:spacing w:after="0" w:line="240" w:lineRule="auto"/>
-              <w:jc w:val="center"/>
-            </w:pPr>
-          </w:p>
-        </w:tc>
-        <w:tc>
-          <w:tcPr>
-            <w:tcW w:w="860" w:type="dxa"/>
-            <w:shd w:val="clear" w:color="auto" w:fill="auto"/>
-            <w:vAlign w:val="center"/>
-          </w:tcPr>
-          <w:p>
-            <w:pPr>
-              <w:spacing w:after="0" w:line="240" w:lineRule="auto"/>
-              <w:jc w:val="center"/>
-            </w:pPr>
-          </w:p>
-        </w:tc>
-        <w:tc>
-          <w:tcPr>
-            <w:tcW w:w="860" w:type="dxa"/>
-            <w:shd w:val="clear" w:color="auto" w:fill="auto"/>
-            <w:vAlign w:val="center"/>
-          </w:tcPr>
-          <w:p>
-            <w:pPr>
-              <w:spacing w:after="0" w:line="240" w:lineRule="auto"/>
-              <w:jc w:val="center"/>
-            </w:pPr>
-          </w:p>
-        </w:tc>
-        <w:tc>
-          <w:tcPr>
-            <w:tcW w:w="860" w:type="dxa"/>
-            <w:shd w:val="clear" w:color="auto" w:fill="auto"/>
-            <w:vAlign w:val="center"/>
-          </w:tcPr>
-          <w:p>
-            <w:pPr>
-              <w:spacing w:after="0" w:line="240" w:lineRule="auto"/>
-              <w:jc w:val="center"/>
-            </w:pPr>
-          </w:p>
-        </w:tc>
-        <w:tc>
-          <w:tcPr>
-            <w:tcW w:w="860" w:type="dxa"/>
-            <w:shd w:val="clear" w:color="auto" w:fill="auto"/>
-            <w:vAlign w:val="center"/>
-          </w:tcPr>
-          <w:p>
-            <w:pPr>
-              <w:spacing w:after="0" w:line="240" w:lineRule="auto"/>
-              <w:jc w:val="center"/>
-            </w:pPr>
-          </w:p>
-        </w:tc>
-        <w:tc>
-          <w:tcPr>
-            <w:tcW w:w="860" w:type="dxa"/>
-            <w:shd w:val="clear" w:color="auto" w:fill="auto"/>
-            <w:vAlign w:val="center"/>
-          </w:tcPr>
-          <w:p>
-            <w:pPr>
-              <w:spacing w:after="0" w:line="240" w:lineRule="auto"/>
-              <w:jc w:val="center"/>
-            </w:pPr>
-          </w:p>
-        </w:tc>
-        <w:tc>
-          <w:tcPr>
-            <w:tcW w:w="860" w:type="dxa"/>
-            <w:shd w:val="clear" w:color="auto" w:fill="auto"/>
-            <w:vAlign w:val="center"/>
-          </w:tcPr>
-          <w:p>
-            <w:pPr>
-              <w:spacing w:after="0" w:line="240" w:lineRule="auto"/>
-              <w:jc w:val="center"/>
-            </w:pPr>
-          </w:p>
-        </w:tc>
-        <w:tc>
-          <w:tcPr>
-            <w:tcW w:w="860" w:type="dxa"/>
-            <w:shd w:val="clear" w:color="auto" w:fill="auto"/>
-            <w:vAlign w:val="center"/>
-          </w:tcPr>
-          <w:p>
-            <w:pPr>
-              <w:spacing w:after="0" w:line="240" w:lineRule="auto"/>
-              <w:jc w:val="center"/>
-            </w:pPr>
-          </w:p>
-        </w:tc>
-        <w:tc>
-          <w:tcPr>
-            <w:tcW w:w="860" w:type="dxa"/>
-            <w:shd w:val="clear" w:color="auto" w:fill="auto"/>
-            <w:vAlign w:val="center"/>
-          </w:tcPr>
-          <w:p>
-            <w:pPr>
-              <w:spacing w:after="0" w:line="240" w:lineRule="auto"/>
-              <w:jc w:val="center"/>
-            </w:pPr>
-          </w:p>
-        </w:tc>
-        <w:tc>
-          <w:tcPr>
-            <w:tcW w:w="860" w:type="dxa"/>
-            <w:shd w:val="clear" w:color="auto" w:fill="auto"/>
-            <w:vAlign w:val="center"/>
-          </w:tcPr>
-          <w:p>
-            <w:pPr>
-              <w:spacing w:after="0" w:line="240" w:lineRule="auto"/>
-              <w:jc w:val="center"/>
-            </w:pPr>
-          </w:p>
-        </w:tc>
-        <w:tc>
-          <w:tcPr>
-            <w:tcW w:w="1008" w:type="dxa"/>
-            <w:shd w:val="clear" w:color="auto" w:fill="auto"/>
-            <w:vAlign w:val="center"/>
-          </w:tcPr>
-          <w:p>
-            <w:pPr>
-              <w:spacing w:after="0" w:line="240" w:lineRule="auto"/>
-              <w:jc w:val="center"/>
-            </w:pPr>
-          </w:p>
-        </w:tc>
-        <w:tc>
-          <w:tcPr>
-            <w:tcW w:w="1015" w:type="dxa"/>
-            <w:shd w:val="clear" w:color="auto" w:fill="auto"/>
-            <w:vAlign w:val="center"/>
-          </w:tcPr>
-          <w:p>
-            <w:pPr>
-              <w:spacing w:after="0" w:line="240" w:lineRule="auto"/>
-              <w:jc w:val="center"/>
-            </w:pPr>
-          </w:p>
-        </w:tc>
-        <w:tc>
-          <w:tcPr>
-            <w:tcW w:w="557" w:type="dxa"/>
-            <w:shd w:val="clear" w:color="auto" w:fill="auto"/>
-            <w:vAlign w:val="center"/>
-          </w:tcPr>
-          <w:p>
-            <w:pPr>
-              <w:spacing w:after="0" w:line="240" w:lineRule="auto"/>
-              <w:jc w:val="center"/>
-            </w:pPr>
+            <w:tcW w:type="dxa" w:w="1600"/>
+            <w:vAlign w:val="center"/>
+            <w:tcMar>
+              <w:top w:w="35" w:type="dxa"/>
+              <w:left w:w="35" w:type="dxa"/>
+              <w:bottom w:w="35" w:type="dxa"/>
+              <w:right w:w="35" w:type="dxa"/>
+            </w:tcMar>
+          </w:tcPr>
+          <w:p>
+            <w:pPr>
+              <w:spacing w:before="0" w:after="0" w:line="240" w:lineRule="auto"/>
+              <w:jc w:val="center"/>
+            </w:pPr>
+            <w:r>
+              <w:rPr>
+                <w:rFonts w:ascii="STHeiti" w:hAnsi="STHeiti" w:eastAsia="STHeiti"/>
+                <w:b w:val="0"/>
+                <w:sz w:val="15"/>
+              </w:rPr>
+            </w:r>
+          </w:p>
+        </w:tc>
+        <w:tc>
+          <w:tcPr>
+            <w:tcW w:type="dxa" w:w="1000"/>
+            <w:vAlign w:val="center"/>
+            <w:tcMar>
+              <w:top w:w="35" w:type="dxa"/>
+              <w:left w:w="35" w:type="dxa"/>
+              <w:bottom w:w="35" w:type="dxa"/>
+              <w:right w:w="35" w:type="dxa"/>
+            </w:tcMar>
+          </w:tcPr>
+          <w:p>
+            <w:pPr>
+              <w:spacing w:before="0" w:after="0" w:line="240" w:lineRule="auto"/>
+              <w:jc w:val="center"/>
+            </w:pPr>
+            <w:r>
+              <w:rPr>
+                <w:rFonts w:ascii="STHeiti" w:hAnsi="STHeiti" w:eastAsia="STHeiti"/>
+                <w:b w:val="0"/>
+                <w:sz w:val="15"/>
+              </w:rPr>
+            </w:r>
+          </w:p>
+        </w:tc>
+        <w:tc>
+          <w:tcPr>
+            <w:tcW w:type="dxa" w:w="1800"/>
+            <w:vAlign w:val="center"/>
+            <w:tcMar>
+              <w:top w:w="35" w:type="dxa"/>
+              <w:left w:w="35" w:type="dxa"/>
+              <w:bottom w:w="35" w:type="dxa"/>
+              <w:right w:w="35" w:type="dxa"/>
+            </w:tcMar>
+          </w:tcPr>
+          <w:p>
+            <w:pPr>
+              <w:spacing w:before="0" w:after="0" w:line="240" w:lineRule="auto"/>
+              <w:jc w:val="center"/>
+            </w:pPr>
+            <w:r>
+              <w:rPr>
+                <w:rFonts w:ascii="STHeiti" w:hAnsi="STHeiti" w:eastAsia="STHeiti"/>
+                <w:b w:val="0"/>
+                <w:sz w:val="15"/>
+              </w:rPr>
+            </w:r>
+          </w:p>
+        </w:tc>
+        <w:tc>
+          <w:tcPr>
+            <w:tcW w:type="dxa" w:w="1800"/>
+            <w:vAlign w:val="center"/>
+            <w:tcMar>
+              <w:top w:w="35" w:type="dxa"/>
+              <w:left w:w="35" w:type="dxa"/>
+              <w:bottom w:w="35" w:type="dxa"/>
+              <w:right w:w="35" w:type="dxa"/>
+            </w:tcMar>
+          </w:tcPr>
+          <w:p>
+            <w:pPr>
+              <w:spacing w:before="0" w:after="0" w:line="240" w:lineRule="auto"/>
+              <w:jc w:val="center"/>
+            </w:pPr>
+            <w:r>
+              <w:rPr>
+                <w:rFonts w:ascii="STHeiti" w:hAnsi="STHeiti" w:eastAsia="STHeiti"/>
+                <w:b w:val="0"/>
+                <w:sz w:val="15"/>
+              </w:rPr>
+            </w:r>
+          </w:p>
+        </w:tc>
+        <w:tc>
+          <w:tcPr>
+            <w:tcW w:type="dxa" w:w="1800"/>
+            <w:vAlign w:val="center"/>
+            <w:tcMar>
+              <w:top w:w="35" w:type="dxa"/>
+              <w:left w:w="35" w:type="dxa"/>
+              <w:bottom w:w="35" w:type="dxa"/>
+              <w:right w:w="35" w:type="dxa"/>
+            </w:tcMar>
+          </w:tcPr>
+          <w:p>
+            <w:pPr>
+              <w:spacing w:before="0" w:after="0" w:line="240" w:lineRule="auto"/>
+              <w:jc w:val="center"/>
+            </w:pPr>
+            <w:r>
+              <w:rPr>
+                <w:rFonts w:ascii="STHeiti" w:hAnsi="STHeiti" w:eastAsia="STHeiti"/>
+                <w:b w:val="0"/>
+                <w:sz w:val="15"/>
+              </w:rPr>
+            </w:r>
+          </w:p>
+        </w:tc>
+        <w:tc>
+          <w:tcPr>
+            <w:tcW w:type="dxa" w:w="1800"/>
+            <w:vAlign w:val="center"/>
+            <w:tcMar>
+              <w:top w:w="35" w:type="dxa"/>
+              <w:left w:w="35" w:type="dxa"/>
+              <w:bottom w:w="35" w:type="dxa"/>
+              <w:right w:w="35" w:type="dxa"/>
+            </w:tcMar>
+          </w:tcPr>
+          <w:p>
+            <w:pPr>
+              <w:spacing w:before="0" w:after="0" w:line="240" w:lineRule="auto"/>
+              <w:jc w:val="center"/>
+            </w:pPr>
+            <w:r>
+              <w:rPr>
+                <w:rFonts w:ascii="STHeiti" w:hAnsi="STHeiti" w:eastAsia="STHeiti"/>
+                <w:b w:val="0"/>
+                <w:sz w:val="15"/>
+              </w:rPr>
+            </w:r>
+          </w:p>
+        </w:tc>
+        <w:tc>
+          <w:tcPr>
+            <w:tcW w:type="dxa" w:w="1800"/>
+            <w:vAlign w:val="center"/>
+            <w:tcMar>
+              <w:top w:w="35" w:type="dxa"/>
+              <w:left w:w="35" w:type="dxa"/>
+              <w:bottom w:w="35" w:type="dxa"/>
+              <w:right w:w="35" w:type="dxa"/>
+            </w:tcMar>
+          </w:tcPr>
+          <w:p>
+            <w:pPr>
+              <w:spacing w:before="0" w:after="0" w:line="240" w:lineRule="auto"/>
+              <w:jc w:val="center"/>
+            </w:pPr>
+            <w:r>
+              <w:rPr>
+                <w:rFonts w:ascii="STHeiti" w:hAnsi="STHeiti" w:eastAsia="STHeiti"/>
+                <w:b w:val="0"/>
+                <w:sz w:val="15"/>
+              </w:rPr>
+            </w:r>
+          </w:p>
+        </w:tc>
+        <w:tc>
+          <w:tcPr>
+            <w:tcW w:type="dxa" w:w="1800"/>
+            <w:vAlign w:val="center"/>
+            <w:tcMar>
+              <w:top w:w="35" w:type="dxa"/>
+              <w:left w:w="35" w:type="dxa"/>
+              <w:bottom w:w="35" w:type="dxa"/>
+              <w:right w:w="35" w:type="dxa"/>
+            </w:tcMar>
+          </w:tcPr>
+          <w:p>
+            <w:pPr>
+              <w:spacing w:before="0" w:after="0" w:line="240" w:lineRule="auto"/>
+              <w:jc w:val="center"/>
+            </w:pPr>
+            <w:r>
+              <w:rPr>
+                <w:rFonts w:ascii="STHeiti" w:hAnsi="STHeiti" w:eastAsia="STHeiti"/>
+                <w:b w:val="0"/>
+                <w:sz w:val="15"/>
+              </w:rPr>
+            </w:r>
+          </w:p>
+        </w:tc>
+        <w:tc>
+          <w:tcPr>
+            <w:tcW w:type="dxa" w:w="2080"/>
+            <w:vAlign w:val="center"/>
+            <w:tcMar>
+              <w:top w:w="35" w:type="dxa"/>
+              <w:left w:w="35" w:type="dxa"/>
+              <w:bottom w:w="35" w:type="dxa"/>
+              <w:right w:w="35" w:type="dxa"/>
+            </w:tcMar>
+          </w:tcPr>
+          <w:p>
+            <w:pPr>
+              <w:spacing w:before="0" w:after="0" w:line="240" w:lineRule="auto"/>
+              <w:jc w:val="center"/>
+            </w:pPr>
+            <w:r>
+              <w:rPr>
+                <w:rFonts w:ascii="STHeiti" w:hAnsi="STHeiti" w:eastAsia="STHeiti"/>
+                <w:b w:val="0"/>
+                <w:sz w:val="15"/>
+              </w:rPr>
+            </w:r>
           </w:p>
         </w:tc>
       </w:tr>
       <w:tr>
         <w:trPr>
-          <w:trHeight w:val="340" w:hRule="exact"/>
-          <w:jc w:val="center"/>
+          <w:trHeight w:val="280" w:hRule="atLeast"/>
         </w:trPr>
         <w:tc>
           <w:tcPr>
-            <w:tcW w:w="860" w:type="dxa"/>
-            <w:shd w:val="clear" w:color="auto" w:fill="auto"/>
-            <w:vAlign w:val="center"/>
-          </w:tcPr>
-          <w:p>
-            <w:pPr>
-              <w:spacing w:after="0" w:line="240" w:lineRule="auto"/>
-              <w:jc w:val="center"/>
-            </w:pPr>
-          </w:p>
-        </w:tc>
-        <w:tc>
-          <w:tcPr>
-            <w:tcW w:w="860" w:type="dxa"/>
-            <w:shd w:val="clear" w:color="auto" w:fill="auto"/>
-            <w:vAlign w:val="center"/>
-          </w:tcPr>
-          <w:p>
-            <w:pPr>
-              <w:spacing w:after="0" w:line="240" w:lineRule="auto"/>
-              <w:jc w:val="center"/>
-            </w:pPr>
-          </w:p>
-        </w:tc>
-        <w:tc>
-          <w:tcPr>
-            <w:tcW w:w="860" w:type="dxa"/>
-            <w:shd w:val="clear" w:color="auto" w:fill="auto"/>
-            <w:vAlign w:val="center"/>
-          </w:tcPr>
-          <w:p>
-            <w:pPr>
-              <w:spacing w:after="0" w:line="240" w:lineRule="auto"/>
-              <w:jc w:val="center"/>
-            </w:pPr>
-          </w:p>
-        </w:tc>
-        <w:tc>
-          <w:tcPr>
-            <w:tcW w:w="860" w:type="dxa"/>
-            <w:shd w:val="clear" w:color="auto" w:fill="auto"/>
-            <w:vAlign w:val="center"/>
-          </w:tcPr>
-          <w:p>
-            <w:pPr>
-              <w:spacing w:after="0" w:line="240" w:lineRule="auto"/>
-              <w:jc w:val="center"/>
-            </w:pPr>
-          </w:p>
-        </w:tc>
-        <w:tc>
-          <w:tcPr>
-            <w:tcW w:w="860" w:type="dxa"/>
-            <w:shd w:val="clear" w:color="auto" w:fill="auto"/>
-            <w:vAlign w:val="center"/>
-          </w:tcPr>
-          <w:p>
-            <w:pPr>
-              <w:spacing w:after="0" w:line="240" w:lineRule="auto"/>
-              <w:jc w:val="center"/>
-            </w:pPr>
-          </w:p>
-        </w:tc>
-        <w:tc>
-          <w:tcPr>
-            <w:tcW w:w="860" w:type="dxa"/>
-            <w:shd w:val="clear" w:color="auto" w:fill="auto"/>
-            <w:vAlign w:val="center"/>
-          </w:tcPr>
-          <w:p>
-            <w:pPr>
-              <w:spacing w:after="0" w:line="240" w:lineRule="auto"/>
-              <w:jc w:val="center"/>
-            </w:pPr>
-          </w:p>
-        </w:tc>
-        <w:tc>
-          <w:tcPr>
-            <w:tcW w:w="860" w:type="dxa"/>
-            <w:shd w:val="clear" w:color="auto" w:fill="auto"/>
-            <w:vAlign w:val="center"/>
-          </w:tcPr>
-          <w:p>
-            <w:pPr>
-              <w:spacing w:after="0" w:line="240" w:lineRule="auto"/>
-              <w:jc w:val="center"/>
-            </w:pPr>
-          </w:p>
-        </w:tc>
-        <w:tc>
-          <w:tcPr>
-            <w:tcW w:w="860" w:type="dxa"/>
-            <w:shd w:val="clear" w:color="auto" w:fill="auto"/>
-            <w:vAlign w:val="center"/>
-          </w:tcPr>
-          <w:p>
-            <w:pPr>
-              <w:spacing w:after="0" w:line="240" w:lineRule="auto"/>
-              <w:jc w:val="center"/>
-            </w:pPr>
-          </w:p>
-        </w:tc>
-        <w:tc>
-          <w:tcPr>
-            <w:tcW w:w="860" w:type="dxa"/>
-            <w:shd w:val="clear" w:color="auto" w:fill="auto"/>
-            <w:vAlign w:val="center"/>
-          </w:tcPr>
-          <w:p>
-            <w:pPr>
-              <w:spacing w:after="0" w:line="240" w:lineRule="auto"/>
-              <w:jc w:val="center"/>
-            </w:pPr>
-          </w:p>
-        </w:tc>
-        <w:tc>
-          <w:tcPr>
-            <w:tcW w:w="860" w:type="dxa"/>
-            <w:shd w:val="clear" w:color="auto" w:fill="auto"/>
-            <w:vAlign w:val="center"/>
-          </w:tcPr>
-          <w:p>
-            <w:pPr>
-              <w:spacing w:after="0" w:line="240" w:lineRule="auto"/>
-              <w:jc w:val="center"/>
-            </w:pPr>
-          </w:p>
-        </w:tc>
-        <w:tc>
-          <w:tcPr>
-            <w:tcW w:w="860" w:type="dxa"/>
-            <w:shd w:val="clear" w:color="auto" w:fill="auto"/>
-            <w:vAlign w:val="center"/>
-          </w:tcPr>
-          <w:p>
-            <w:pPr>
-              <w:spacing w:after="0" w:line="240" w:lineRule="auto"/>
-              <w:jc w:val="center"/>
-            </w:pPr>
-          </w:p>
-        </w:tc>
-        <w:tc>
-          <w:tcPr>
-            <w:tcW w:w="860" w:type="dxa"/>
-            <w:shd w:val="clear" w:color="auto" w:fill="auto"/>
-            <w:vAlign w:val="center"/>
-          </w:tcPr>
-          <w:p>
-            <w:pPr>
-              <w:spacing w:after="0" w:line="240" w:lineRule="auto"/>
-              <w:jc w:val="center"/>
-            </w:pPr>
-          </w:p>
-        </w:tc>
-        <w:tc>
-          <w:tcPr>
-            <w:tcW w:w="860" w:type="dxa"/>
-            <w:shd w:val="clear" w:color="auto" w:fill="auto"/>
-            <w:vAlign w:val="center"/>
-          </w:tcPr>
-          <w:p>
-            <w:pPr>
-              <w:spacing w:after="0" w:line="240" w:lineRule="auto"/>
-              <w:jc w:val="center"/>
-            </w:pPr>
-          </w:p>
-        </w:tc>
-        <w:tc>
-          <w:tcPr>
-            <w:tcW w:w="860" w:type="dxa"/>
-            <w:shd w:val="clear" w:color="auto" w:fill="auto"/>
-            <w:vAlign w:val="center"/>
-          </w:tcPr>
-          <w:p>
-            <w:pPr>
-              <w:spacing w:after="0" w:line="240" w:lineRule="auto"/>
-              <w:jc w:val="center"/>
-            </w:pPr>
-          </w:p>
-        </w:tc>
-        <w:tc>
-          <w:tcPr>
-            <w:tcW w:w="860" w:type="dxa"/>
-            <w:shd w:val="clear" w:color="auto" w:fill="auto"/>
-            <w:vAlign w:val="center"/>
-          </w:tcPr>
-          <w:p>
-            <w:pPr>
-              <w:spacing w:after="0" w:line="240" w:lineRule="auto"/>
-              <w:jc w:val="center"/>
-            </w:pPr>
-          </w:p>
-        </w:tc>
-        <w:tc>
-          <w:tcPr>
-            <w:tcW w:w="1008" w:type="dxa"/>
-            <w:shd w:val="clear" w:color="auto" w:fill="auto"/>
-            <w:vAlign w:val="center"/>
-          </w:tcPr>
-          <w:p>
-            <w:pPr>
-              <w:spacing w:after="0" w:line="240" w:lineRule="auto"/>
-              <w:jc w:val="center"/>
-            </w:pPr>
-          </w:p>
-        </w:tc>
-        <w:tc>
-          <w:tcPr>
-            <w:tcW w:w="1015" w:type="dxa"/>
-            <w:shd w:val="clear" w:color="auto" w:fill="auto"/>
-            <w:vAlign w:val="center"/>
-          </w:tcPr>
-          <w:p>
-            <w:pPr>
-              <w:spacing w:after="0" w:line="240" w:lineRule="auto"/>
-              <w:jc w:val="center"/>
-            </w:pPr>
-          </w:p>
-        </w:tc>
-        <w:tc>
-          <w:tcPr>
-            <w:tcW w:w="557" w:type="dxa"/>
-            <w:shd w:val="clear" w:color="auto" w:fill="auto"/>
-            <w:vAlign w:val="center"/>
-          </w:tcPr>
-          <w:p>
-            <w:pPr>
-              <w:spacing w:after="0" w:line="240" w:lineRule="auto"/>
-              <w:jc w:val="center"/>
-            </w:pPr>
+            <w:tcW w:type="dxa" w:w="1600"/>
+            <w:vAlign w:val="center"/>
+            <w:tcMar>
+              <w:top w:w="35" w:type="dxa"/>
+              <w:left w:w="35" w:type="dxa"/>
+              <w:bottom w:w="35" w:type="dxa"/>
+              <w:right w:w="35" w:type="dxa"/>
+            </w:tcMar>
+          </w:tcPr>
+          <w:p>
+            <w:pPr>
+              <w:spacing w:before="0" w:after="0" w:line="240" w:lineRule="auto"/>
+              <w:jc w:val="center"/>
+            </w:pPr>
+            <w:r>
+              <w:rPr>
+                <w:rFonts w:ascii="STHeiti" w:hAnsi="STHeiti" w:eastAsia="STHeiti"/>
+                <w:b w:val="0"/>
+                <w:sz w:val="15"/>
+              </w:rPr>
+            </w:r>
+          </w:p>
+        </w:tc>
+        <w:tc>
+          <w:tcPr>
+            <w:tcW w:type="dxa" w:w="1000"/>
+            <w:vAlign w:val="center"/>
+            <w:tcMar>
+              <w:top w:w="35" w:type="dxa"/>
+              <w:left w:w="35" w:type="dxa"/>
+              <w:bottom w:w="35" w:type="dxa"/>
+              <w:right w:w="35" w:type="dxa"/>
+            </w:tcMar>
+          </w:tcPr>
+          <w:p>
+            <w:pPr>
+              <w:spacing w:before="0" w:after="0" w:line="240" w:lineRule="auto"/>
+              <w:jc w:val="center"/>
+            </w:pPr>
+            <w:r>
+              <w:rPr>
+                <w:rFonts w:ascii="STHeiti" w:hAnsi="STHeiti" w:eastAsia="STHeiti"/>
+                <w:b w:val="0"/>
+                <w:sz w:val="15"/>
+              </w:rPr>
+            </w:r>
+          </w:p>
+        </w:tc>
+        <w:tc>
+          <w:tcPr>
+            <w:tcW w:type="dxa" w:w="1800"/>
+            <w:vAlign w:val="center"/>
+            <w:tcMar>
+              <w:top w:w="35" w:type="dxa"/>
+              <w:left w:w="35" w:type="dxa"/>
+              <w:bottom w:w="35" w:type="dxa"/>
+              <w:right w:w="35" w:type="dxa"/>
+            </w:tcMar>
+          </w:tcPr>
+          <w:p>
+            <w:pPr>
+              <w:spacing w:before="0" w:after="0" w:line="240" w:lineRule="auto"/>
+              <w:jc w:val="center"/>
+            </w:pPr>
+            <w:r>
+              <w:rPr>
+                <w:rFonts w:ascii="STHeiti" w:hAnsi="STHeiti" w:eastAsia="STHeiti"/>
+                <w:b w:val="0"/>
+                <w:sz w:val="15"/>
+              </w:rPr>
+            </w:r>
+          </w:p>
+        </w:tc>
+        <w:tc>
+          <w:tcPr>
+            <w:tcW w:type="dxa" w:w="1800"/>
+            <w:vAlign w:val="center"/>
+            <w:tcMar>
+              <w:top w:w="35" w:type="dxa"/>
+              <w:left w:w="35" w:type="dxa"/>
+              <w:bottom w:w="35" w:type="dxa"/>
+              <w:right w:w="35" w:type="dxa"/>
+            </w:tcMar>
+          </w:tcPr>
+          <w:p>
+            <w:pPr>
+              <w:spacing w:before="0" w:after="0" w:line="240" w:lineRule="auto"/>
+              <w:jc w:val="center"/>
+            </w:pPr>
+            <w:r>
+              <w:rPr>
+                <w:rFonts w:ascii="STHeiti" w:hAnsi="STHeiti" w:eastAsia="STHeiti"/>
+                <w:b w:val="0"/>
+                <w:sz w:val="15"/>
+              </w:rPr>
+            </w:r>
+          </w:p>
+        </w:tc>
+        <w:tc>
+          <w:tcPr>
+            <w:tcW w:type="dxa" w:w="1800"/>
+            <w:vAlign w:val="center"/>
+            <w:tcMar>
+              <w:top w:w="35" w:type="dxa"/>
+              <w:left w:w="35" w:type="dxa"/>
+              <w:bottom w:w="35" w:type="dxa"/>
+              <w:right w:w="35" w:type="dxa"/>
+            </w:tcMar>
+          </w:tcPr>
+          <w:p>
+            <w:pPr>
+              <w:spacing w:before="0" w:after="0" w:line="240" w:lineRule="auto"/>
+              <w:jc w:val="center"/>
+            </w:pPr>
+            <w:r>
+              <w:rPr>
+                <w:rFonts w:ascii="STHeiti" w:hAnsi="STHeiti" w:eastAsia="STHeiti"/>
+                <w:b w:val="0"/>
+                <w:sz w:val="15"/>
+              </w:rPr>
+            </w:r>
+          </w:p>
+        </w:tc>
+        <w:tc>
+          <w:tcPr>
+            <w:tcW w:type="dxa" w:w="1800"/>
+            <w:vAlign w:val="center"/>
+            <w:tcMar>
+              <w:top w:w="35" w:type="dxa"/>
+              <w:left w:w="35" w:type="dxa"/>
+              <w:bottom w:w="35" w:type="dxa"/>
+              <w:right w:w="35" w:type="dxa"/>
+            </w:tcMar>
+          </w:tcPr>
+          <w:p>
+            <w:pPr>
+              <w:spacing w:before="0" w:after="0" w:line="240" w:lineRule="auto"/>
+              <w:jc w:val="center"/>
+            </w:pPr>
+            <w:r>
+              <w:rPr>
+                <w:rFonts w:ascii="STHeiti" w:hAnsi="STHeiti" w:eastAsia="STHeiti"/>
+                <w:b w:val="0"/>
+                <w:sz w:val="15"/>
+              </w:rPr>
+            </w:r>
+          </w:p>
+        </w:tc>
+        <w:tc>
+          <w:tcPr>
+            <w:tcW w:type="dxa" w:w="1800"/>
+            <w:vAlign w:val="center"/>
+            <w:tcMar>
+              <w:top w:w="35" w:type="dxa"/>
+              <w:left w:w="35" w:type="dxa"/>
+              <w:bottom w:w="35" w:type="dxa"/>
+              <w:right w:w="35" w:type="dxa"/>
+            </w:tcMar>
+          </w:tcPr>
+          <w:p>
+            <w:pPr>
+              <w:spacing w:before="0" w:after="0" w:line="240" w:lineRule="auto"/>
+              <w:jc w:val="center"/>
+            </w:pPr>
+            <w:r>
+              <w:rPr>
+                <w:rFonts w:ascii="STHeiti" w:hAnsi="STHeiti" w:eastAsia="STHeiti"/>
+                <w:b w:val="0"/>
+                <w:sz w:val="15"/>
+              </w:rPr>
+            </w:r>
+          </w:p>
+        </w:tc>
+        <w:tc>
+          <w:tcPr>
+            <w:tcW w:type="dxa" w:w="1800"/>
+            <w:vAlign w:val="center"/>
+            <w:tcMar>
+              <w:top w:w="35" w:type="dxa"/>
+              <w:left w:w="35" w:type="dxa"/>
+              <w:bottom w:w="35" w:type="dxa"/>
+              <w:right w:w="35" w:type="dxa"/>
+            </w:tcMar>
+          </w:tcPr>
+          <w:p>
+            <w:pPr>
+              <w:spacing w:before="0" w:after="0" w:line="240" w:lineRule="auto"/>
+              <w:jc w:val="center"/>
+            </w:pPr>
+            <w:r>
+              <w:rPr>
+                <w:rFonts w:ascii="STHeiti" w:hAnsi="STHeiti" w:eastAsia="STHeiti"/>
+                <w:b w:val="0"/>
+                <w:sz w:val="15"/>
+              </w:rPr>
+            </w:r>
+          </w:p>
+        </w:tc>
+        <w:tc>
+          <w:tcPr>
+            <w:tcW w:type="dxa" w:w="2080"/>
+            <w:vAlign w:val="center"/>
+            <w:tcMar>
+              <w:top w:w="35" w:type="dxa"/>
+              <w:left w:w="35" w:type="dxa"/>
+              <w:bottom w:w="35" w:type="dxa"/>
+              <w:right w:w="35" w:type="dxa"/>
+            </w:tcMar>
+          </w:tcPr>
+          <w:p>
+            <w:pPr>
+              <w:spacing w:before="0" w:after="0" w:line="240" w:lineRule="auto"/>
+              <w:jc w:val="center"/>
+            </w:pPr>
+            <w:r>
+              <w:rPr>
+                <w:rFonts w:ascii="STHeiti" w:hAnsi="STHeiti" w:eastAsia="STHeiti"/>
+                <w:b w:val="0"/>
+                <w:sz w:val="15"/>
+              </w:rPr>
+            </w:r>
           </w:p>
         </w:tc>
       </w:tr>
       <w:tr>
         <w:trPr>
-          <w:trHeight w:val="340" w:hRule="exact"/>
-          <w:jc w:val="center"/>
+          <w:trHeight w:val="280" w:hRule="atLeast"/>
         </w:trPr>
         <w:tc>
           <w:tcPr>
-            <w:tcW w:w="860" w:type="dxa"/>
-            <w:shd w:val="clear" w:color="auto" w:fill="auto"/>
-            <w:vAlign w:val="center"/>
-          </w:tcPr>
-          <w:p>
-            <w:pPr>
-              <w:spacing w:after="0" w:line="240" w:lineRule="auto"/>
-              <w:jc w:val="center"/>
-            </w:pPr>
-          </w:p>
-        </w:tc>
-        <w:tc>
-          <w:tcPr>
-            <w:tcW w:w="860" w:type="dxa"/>
-            <w:shd w:val="clear" w:color="auto" w:fill="auto"/>
-            <w:vAlign w:val="center"/>
-          </w:tcPr>
-          <w:p>
-            <w:pPr>
-              <w:spacing w:after="0" w:line="240" w:lineRule="auto"/>
-              <w:jc w:val="center"/>
-            </w:pPr>
-          </w:p>
-        </w:tc>
-        <w:tc>
-          <w:tcPr>
-            <w:tcW w:w="860" w:type="dxa"/>
-            <w:shd w:val="clear" w:color="auto" w:fill="auto"/>
-            <w:vAlign w:val="center"/>
-          </w:tcPr>
-          <w:p>
-            <w:pPr>
-              <w:spacing w:after="0" w:line="240" w:lineRule="auto"/>
-              <w:jc w:val="center"/>
-            </w:pPr>
-          </w:p>
-        </w:tc>
-        <w:tc>
-          <w:tcPr>
-            <w:tcW w:w="860" w:type="dxa"/>
-            <w:shd w:val="clear" w:color="auto" w:fill="auto"/>
-            <w:vAlign w:val="center"/>
-          </w:tcPr>
-          <w:p>
-            <w:pPr>
-              <w:spacing w:after="0" w:line="240" w:lineRule="auto"/>
-              <w:jc w:val="center"/>
-            </w:pPr>
-          </w:p>
-        </w:tc>
-        <w:tc>
-          <w:tcPr>
-            <w:tcW w:w="860" w:type="dxa"/>
-            <w:shd w:val="clear" w:color="auto" w:fill="auto"/>
-            <w:vAlign w:val="center"/>
-          </w:tcPr>
-          <w:p>
-            <w:pPr>
-              <w:spacing w:after="0" w:line="240" w:lineRule="auto"/>
-              <w:jc w:val="center"/>
-            </w:pPr>
-          </w:p>
-        </w:tc>
-        <w:tc>
-          <w:tcPr>
-            <w:tcW w:w="860" w:type="dxa"/>
-            <w:shd w:val="clear" w:color="auto" w:fill="auto"/>
-            <w:vAlign w:val="center"/>
-          </w:tcPr>
-          <w:p>
-            <w:pPr>
-              <w:spacing w:after="0" w:line="240" w:lineRule="auto"/>
-              <w:jc w:val="center"/>
-            </w:pPr>
-          </w:p>
-        </w:tc>
-        <w:tc>
-          <w:tcPr>
-            <w:tcW w:w="860" w:type="dxa"/>
-            <w:shd w:val="clear" w:color="auto" w:fill="auto"/>
-            <w:vAlign w:val="center"/>
-          </w:tcPr>
-          <w:p>
-            <w:pPr>
-              <w:spacing w:after="0" w:line="240" w:lineRule="auto"/>
-              <w:jc w:val="center"/>
-            </w:pPr>
-          </w:p>
-        </w:tc>
-        <w:tc>
-          <w:tcPr>
-            <w:tcW w:w="860" w:type="dxa"/>
-            <w:shd w:val="clear" w:color="auto" w:fill="auto"/>
-            <w:vAlign w:val="center"/>
-          </w:tcPr>
-          <w:p>
-            <w:pPr>
-              <w:spacing w:after="0" w:line="240" w:lineRule="auto"/>
-              <w:jc w:val="center"/>
-            </w:pPr>
-          </w:p>
-        </w:tc>
-        <w:tc>
-          <w:tcPr>
-            <w:tcW w:w="860" w:type="dxa"/>
-            <w:shd w:val="clear" w:color="auto" w:fill="auto"/>
-            <w:vAlign w:val="center"/>
-          </w:tcPr>
-          <w:p>
-            <w:pPr>
-              <w:spacing w:after="0" w:line="240" w:lineRule="auto"/>
-              <w:jc w:val="center"/>
-            </w:pPr>
-          </w:p>
-        </w:tc>
-        <w:tc>
-          <w:tcPr>
-            <w:tcW w:w="860" w:type="dxa"/>
-            <w:shd w:val="clear" w:color="auto" w:fill="auto"/>
-            <w:vAlign w:val="center"/>
-          </w:tcPr>
-          <w:p>
-            <w:pPr>
-              <w:spacing w:after="0" w:line="240" w:lineRule="auto"/>
-              <w:jc w:val="center"/>
-            </w:pPr>
-          </w:p>
-        </w:tc>
-        <w:tc>
-          <w:tcPr>
-            <w:tcW w:w="860" w:type="dxa"/>
-            <w:shd w:val="clear" w:color="auto" w:fill="auto"/>
-            <w:vAlign w:val="center"/>
-          </w:tcPr>
-          <w:p>
-            <w:pPr>
-              <w:spacing w:after="0" w:line="240" w:lineRule="auto"/>
-              <w:jc w:val="center"/>
-            </w:pPr>
-          </w:p>
-        </w:tc>
-        <w:tc>
-          <w:tcPr>
-            <w:tcW w:w="860" w:type="dxa"/>
-            <w:shd w:val="clear" w:color="auto" w:fill="auto"/>
-            <w:vAlign w:val="center"/>
-          </w:tcPr>
-          <w:p>
-            <w:pPr>
-              <w:spacing w:after="0" w:line="240" w:lineRule="auto"/>
-              <w:jc w:val="center"/>
-            </w:pPr>
-          </w:p>
-        </w:tc>
-        <w:tc>
-          <w:tcPr>
-            <w:tcW w:w="860" w:type="dxa"/>
-            <w:shd w:val="clear" w:color="auto" w:fill="auto"/>
-            <w:vAlign w:val="center"/>
-          </w:tcPr>
-          <w:p>
-            <w:pPr>
-              <w:spacing w:after="0" w:line="240" w:lineRule="auto"/>
-              <w:jc w:val="center"/>
-            </w:pPr>
-          </w:p>
-        </w:tc>
-        <w:tc>
-          <w:tcPr>
-            <w:tcW w:w="860" w:type="dxa"/>
-            <w:shd w:val="clear" w:color="auto" w:fill="auto"/>
-            <w:vAlign w:val="center"/>
-          </w:tcPr>
-          <w:p>
-            <w:pPr>
-              <w:spacing w:after="0" w:line="240" w:lineRule="auto"/>
-              <w:jc w:val="center"/>
-            </w:pPr>
-          </w:p>
-        </w:tc>
-        <w:tc>
-          <w:tcPr>
-            <w:tcW w:w="860" w:type="dxa"/>
-            <w:shd w:val="clear" w:color="auto" w:fill="auto"/>
-            <w:vAlign w:val="center"/>
-          </w:tcPr>
-          <w:p>
-            <w:pPr>
-              <w:spacing w:after="0" w:line="240" w:lineRule="auto"/>
-              <w:jc w:val="center"/>
-            </w:pPr>
-          </w:p>
-        </w:tc>
-        <w:tc>
-          <w:tcPr>
-            <w:tcW w:w="1008" w:type="dxa"/>
-            <w:shd w:val="clear" w:color="auto" w:fill="auto"/>
-            <w:vAlign w:val="center"/>
-          </w:tcPr>
-          <w:p>
-            <w:pPr>
-              <w:spacing w:after="0" w:line="240" w:lineRule="auto"/>
-              <w:jc w:val="center"/>
-            </w:pPr>
-          </w:p>
-        </w:tc>
-        <w:tc>
-          <w:tcPr>
-            <w:tcW w:w="1015" w:type="dxa"/>
-            <w:shd w:val="clear" w:color="auto" w:fill="auto"/>
-            <w:vAlign w:val="center"/>
-          </w:tcPr>
-          <w:p>
-            <w:pPr>
-              <w:spacing w:after="0" w:line="240" w:lineRule="auto"/>
-              <w:jc w:val="center"/>
-            </w:pPr>
-          </w:p>
-        </w:tc>
-        <w:tc>
-          <w:tcPr>
-            <w:tcW w:w="557" w:type="dxa"/>
-            <w:shd w:val="clear" w:color="auto" w:fill="auto"/>
-            <w:vAlign w:val="center"/>
-          </w:tcPr>
-          <w:p>
-            <w:pPr>
-              <w:spacing w:after="0" w:line="240" w:lineRule="auto"/>
-              <w:jc w:val="center"/>
-            </w:pPr>
+            <w:tcW w:type="dxa" w:w="1600"/>
+            <w:vAlign w:val="center"/>
+            <w:tcMar>
+              <w:top w:w="35" w:type="dxa"/>
+              <w:left w:w="35" w:type="dxa"/>
+              <w:bottom w:w="35" w:type="dxa"/>
+              <w:right w:w="35" w:type="dxa"/>
+            </w:tcMar>
+          </w:tcPr>
+          <w:p>
+            <w:pPr>
+              <w:spacing w:before="0" w:after="0" w:line="240" w:lineRule="auto"/>
+              <w:jc w:val="center"/>
+            </w:pPr>
+            <w:r>
+              <w:rPr>
+                <w:rFonts w:ascii="STHeiti" w:hAnsi="STHeiti" w:eastAsia="STHeiti"/>
+                <w:b w:val="0"/>
+                <w:sz w:val="15"/>
+              </w:rPr>
+            </w:r>
+          </w:p>
+        </w:tc>
+        <w:tc>
+          <w:tcPr>
+            <w:tcW w:type="dxa" w:w="1000"/>
+            <w:vAlign w:val="center"/>
+            <w:tcMar>
+              <w:top w:w="35" w:type="dxa"/>
+              <w:left w:w="35" w:type="dxa"/>
+              <w:bottom w:w="35" w:type="dxa"/>
+              <w:right w:w="35" w:type="dxa"/>
+            </w:tcMar>
+          </w:tcPr>
+          <w:p>
+            <w:pPr>
+              <w:spacing w:before="0" w:after="0" w:line="240" w:lineRule="auto"/>
+              <w:jc w:val="center"/>
+            </w:pPr>
+            <w:r>
+              <w:rPr>
+                <w:rFonts w:ascii="STHeiti" w:hAnsi="STHeiti" w:eastAsia="STHeiti"/>
+                <w:b w:val="0"/>
+                <w:sz w:val="15"/>
+              </w:rPr>
+            </w:r>
+          </w:p>
+        </w:tc>
+        <w:tc>
+          <w:tcPr>
+            <w:tcW w:type="dxa" w:w="1800"/>
+            <w:vAlign w:val="center"/>
+            <w:tcMar>
+              <w:top w:w="35" w:type="dxa"/>
+              <w:left w:w="35" w:type="dxa"/>
+              <w:bottom w:w="35" w:type="dxa"/>
+              <w:right w:w="35" w:type="dxa"/>
+            </w:tcMar>
+          </w:tcPr>
+          <w:p>
+            <w:pPr>
+              <w:spacing w:before="0" w:after="0" w:line="240" w:lineRule="auto"/>
+              <w:jc w:val="center"/>
+            </w:pPr>
+            <w:r>
+              <w:rPr>
+                <w:rFonts w:ascii="STHeiti" w:hAnsi="STHeiti" w:eastAsia="STHeiti"/>
+                <w:b w:val="0"/>
+                <w:sz w:val="15"/>
+              </w:rPr>
+            </w:r>
+          </w:p>
+        </w:tc>
+        <w:tc>
+          <w:tcPr>
+            <w:tcW w:type="dxa" w:w="1800"/>
+            <w:vAlign w:val="center"/>
+            <w:tcMar>
+              <w:top w:w="35" w:type="dxa"/>
+              <w:left w:w="35" w:type="dxa"/>
+              <w:bottom w:w="35" w:type="dxa"/>
+              <w:right w:w="35" w:type="dxa"/>
+            </w:tcMar>
+          </w:tcPr>
+          <w:p>
+            <w:pPr>
+              <w:spacing w:before="0" w:after="0" w:line="240" w:lineRule="auto"/>
+              <w:jc w:val="center"/>
+            </w:pPr>
+            <w:r>
+              <w:rPr>
+                <w:rFonts w:ascii="STHeiti" w:hAnsi="STHeiti" w:eastAsia="STHeiti"/>
+                <w:b w:val="0"/>
+                <w:sz w:val="15"/>
+              </w:rPr>
+            </w:r>
+          </w:p>
+        </w:tc>
+        <w:tc>
+          <w:tcPr>
+            <w:tcW w:type="dxa" w:w="1800"/>
+            <w:vAlign w:val="center"/>
+            <w:tcMar>
+              <w:top w:w="35" w:type="dxa"/>
+              <w:left w:w="35" w:type="dxa"/>
+              <w:bottom w:w="35" w:type="dxa"/>
+              <w:right w:w="35" w:type="dxa"/>
+            </w:tcMar>
+          </w:tcPr>
+          <w:p>
+            <w:pPr>
+              <w:spacing w:before="0" w:after="0" w:line="240" w:lineRule="auto"/>
+              <w:jc w:val="center"/>
+            </w:pPr>
+            <w:r>
+              <w:rPr>
+                <w:rFonts w:ascii="STHeiti" w:hAnsi="STHeiti" w:eastAsia="STHeiti"/>
+                <w:b w:val="0"/>
+                <w:sz w:val="15"/>
+              </w:rPr>
+            </w:r>
+          </w:p>
+        </w:tc>
+        <w:tc>
+          <w:tcPr>
+            <w:tcW w:type="dxa" w:w="1800"/>
+            <w:vAlign w:val="center"/>
+            <w:tcMar>
+              <w:top w:w="35" w:type="dxa"/>
+              <w:left w:w="35" w:type="dxa"/>
+              <w:bottom w:w="35" w:type="dxa"/>
+              <w:right w:w="35" w:type="dxa"/>
+            </w:tcMar>
+          </w:tcPr>
+          <w:p>
+            <w:pPr>
+              <w:spacing w:before="0" w:after="0" w:line="240" w:lineRule="auto"/>
+              <w:jc w:val="center"/>
+            </w:pPr>
+            <w:r>
+              <w:rPr>
+                <w:rFonts w:ascii="STHeiti" w:hAnsi="STHeiti" w:eastAsia="STHeiti"/>
+                <w:b w:val="0"/>
+                <w:sz w:val="15"/>
+              </w:rPr>
+            </w:r>
+          </w:p>
+        </w:tc>
+        <w:tc>
+          <w:tcPr>
+            <w:tcW w:type="dxa" w:w="1800"/>
+            <w:vAlign w:val="center"/>
+            <w:tcMar>
+              <w:top w:w="35" w:type="dxa"/>
+              <w:left w:w="35" w:type="dxa"/>
+              <w:bottom w:w="35" w:type="dxa"/>
+              <w:right w:w="35" w:type="dxa"/>
+            </w:tcMar>
+          </w:tcPr>
+          <w:p>
+            <w:pPr>
+              <w:spacing w:before="0" w:after="0" w:line="240" w:lineRule="auto"/>
+              <w:jc w:val="center"/>
+            </w:pPr>
+            <w:r>
+              <w:rPr>
+                <w:rFonts w:ascii="STHeiti" w:hAnsi="STHeiti" w:eastAsia="STHeiti"/>
+                <w:b w:val="0"/>
+                <w:sz w:val="15"/>
+              </w:rPr>
+            </w:r>
+          </w:p>
+        </w:tc>
+        <w:tc>
+          <w:tcPr>
+            <w:tcW w:type="dxa" w:w="1800"/>
+            <w:vAlign w:val="center"/>
+            <w:tcMar>
+              <w:top w:w="35" w:type="dxa"/>
+              <w:left w:w="35" w:type="dxa"/>
+              <w:bottom w:w="35" w:type="dxa"/>
+              <w:right w:w="35" w:type="dxa"/>
+            </w:tcMar>
+          </w:tcPr>
+          <w:p>
+            <w:pPr>
+              <w:spacing w:before="0" w:after="0" w:line="240" w:lineRule="auto"/>
+              <w:jc w:val="center"/>
+            </w:pPr>
+            <w:r>
+              <w:rPr>
+                <w:rFonts w:ascii="STHeiti" w:hAnsi="STHeiti" w:eastAsia="STHeiti"/>
+                <w:b w:val="0"/>
+                <w:sz w:val="15"/>
+              </w:rPr>
+            </w:r>
+          </w:p>
+        </w:tc>
+        <w:tc>
+          <w:tcPr>
+            <w:tcW w:type="dxa" w:w="2080"/>
+            <w:vAlign w:val="center"/>
+            <w:tcMar>
+              <w:top w:w="35" w:type="dxa"/>
+              <w:left w:w="35" w:type="dxa"/>
+              <w:bottom w:w="35" w:type="dxa"/>
+              <w:right w:w="35" w:type="dxa"/>
+            </w:tcMar>
+          </w:tcPr>
+          <w:p>
+            <w:pPr>
+              <w:spacing w:before="0" w:after="0" w:line="240" w:lineRule="auto"/>
+              <w:jc w:val="center"/>
+            </w:pPr>
+            <w:r>
+              <w:rPr>
+                <w:rFonts w:ascii="STHeiti" w:hAnsi="STHeiti" w:eastAsia="STHeiti"/>
+                <w:b w:val="0"/>
+                <w:sz w:val="15"/>
+              </w:rPr>
+            </w:r>
           </w:p>
         </w:tc>
       </w:tr>
       <w:tr>
         <w:trPr>
-          <w:trHeight w:val="340" w:hRule="exact"/>
-          <w:jc w:val="center"/>
+          <w:trHeight w:val="280" w:hRule="atLeast"/>
         </w:trPr>
         <w:tc>
           <w:tcPr>
-            <w:tcW w:w="860" w:type="dxa"/>
-            <w:shd w:val="clear" w:color="auto" w:fill="auto"/>
-            <w:vAlign w:val="center"/>
-          </w:tcPr>
-          <w:p>
-            <w:pPr>
-              <w:spacing w:after="0" w:line="240" w:lineRule="auto"/>
-              <w:jc w:val="center"/>
-            </w:pPr>
-          </w:p>
-        </w:tc>
-        <w:tc>
-          <w:tcPr>
-            <w:tcW w:w="860" w:type="dxa"/>
-            <w:shd w:val="clear" w:color="auto" w:fill="auto"/>
-            <w:vAlign w:val="center"/>
-          </w:tcPr>
-          <w:p>
-            <w:pPr>
-              <w:spacing w:after="0" w:line="240" w:lineRule="auto"/>
-              <w:jc w:val="center"/>
-            </w:pPr>
-          </w:p>
-        </w:tc>
-        <w:tc>
-          <w:tcPr>
-            <w:tcW w:w="860" w:type="dxa"/>
-            <w:shd w:val="clear" w:color="auto" w:fill="auto"/>
-            <w:vAlign w:val="center"/>
-          </w:tcPr>
-          <w:p>
-            <w:pPr>
-              <w:spacing w:after="0" w:line="240" w:lineRule="auto"/>
-              <w:jc w:val="center"/>
-            </w:pPr>
-          </w:p>
-        </w:tc>
-        <w:tc>
-          <w:tcPr>
-            <w:tcW w:w="860" w:type="dxa"/>
-            <w:shd w:val="clear" w:color="auto" w:fill="auto"/>
-            <w:vAlign w:val="center"/>
-          </w:tcPr>
-          <w:p>
-            <w:pPr>
-              <w:spacing w:after="0" w:line="240" w:lineRule="auto"/>
-              <w:jc w:val="center"/>
-            </w:pPr>
-          </w:p>
-        </w:tc>
-        <w:tc>
-          <w:tcPr>
-            <w:tcW w:w="860" w:type="dxa"/>
-            <w:shd w:val="clear" w:color="auto" w:fill="auto"/>
-            <w:vAlign w:val="center"/>
-          </w:tcPr>
-          <w:p>
-            <w:pPr>
-              <w:spacing w:after="0" w:line="240" w:lineRule="auto"/>
-              <w:jc w:val="center"/>
-            </w:pPr>
-          </w:p>
-        </w:tc>
-        <w:tc>
-          <w:tcPr>
-            <w:tcW w:w="860" w:type="dxa"/>
-            <w:shd w:val="clear" w:color="auto" w:fill="auto"/>
-            <w:vAlign w:val="center"/>
-          </w:tcPr>
-          <w:p>
-            <w:pPr>
-              <w:spacing w:after="0" w:line="240" w:lineRule="auto"/>
-              <w:jc w:val="center"/>
-            </w:pPr>
-          </w:p>
-        </w:tc>
-        <w:tc>
-          <w:tcPr>
-            <w:tcW w:w="860" w:type="dxa"/>
-            <w:shd w:val="clear" w:color="auto" w:fill="auto"/>
-            <w:vAlign w:val="center"/>
-          </w:tcPr>
-          <w:p>
-            <w:pPr>
-              <w:spacing w:after="0" w:line="240" w:lineRule="auto"/>
-              <w:jc w:val="center"/>
-            </w:pPr>
-          </w:p>
-        </w:tc>
-        <w:tc>
-          <w:tcPr>
-            <w:tcW w:w="860" w:type="dxa"/>
-            <w:shd w:val="clear" w:color="auto" w:fill="auto"/>
-            <w:vAlign w:val="center"/>
-          </w:tcPr>
-          <w:p>
-            <w:pPr>
-              <w:spacing w:after="0" w:line="240" w:lineRule="auto"/>
-              <w:jc w:val="center"/>
-            </w:pPr>
-          </w:p>
-        </w:tc>
-        <w:tc>
-          <w:tcPr>
-            <w:tcW w:w="860" w:type="dxa"/>
-            <w:shd w:val="clear" w:color="auto" w:fill="auto"/>
-            <w:vAlign w:val="center"/>
-          </w:tcPr>
-          <w:p>
-            <w:pPr>
-              <w:spacing w:after="0" w:line="240" w:lineRule="auto"/>
-              <w:jc w:val="center"/>
-            </w:pPr>
-          </w:p>
-        </w:tc>
-        <w:tc>
-          <w:tcPr>
-            <w:tcW w:w="860" w:type="dxa"/>
-            <w:shd w:val="clear" w:color="auto" w:fill="auto"/>
-            <w:vAlign w:val="center"/>
-          </w:tcPr>
-          <w:p>
-            <w:pPr>
-              <w:spacing w:after="0" w:line="240" w:lineRule="auto"/>
-              <w:jc w:val="center"/>
-            </w:pPr>
-          </w:p>
-        </w:tc>
-        <w:tc>
-          <w:tcPr>
-            <w:tcW w:w="860" w:type="dxa"/>
-            <w:shd w:val="clear" w:color="auto" w:fill="auto"/>
-            <w:vAlign w:val="center"/>
-          </w:tcPr>
-          <w:p>
-            <w:pPr>
-              <w:spacing w:after="0" w:line="240" w:lineRule="auto"/>
-              <w:jc w:val="center"/>
-            </w:pPr>
-          </w:p>
-        </w:tc>
-        <w:tc>
-          <w:tcPr>
-            <w:tcW w:w="860" w:type="dxa"/>
-            <w:shd w:val="clear" w:color="auto" w:fill="auto"/>
-            <w:vAlign w:val="center"/>
-          </w:tcPr>
-          <w:p>
-            <w:pPr>
-              <w:spacing w:after="0" w:line="240" w:lineRule="auto"/>
-              <w:jc w:val="center"/>
-            </w:pPr>
-          </w:p>
-        </w:tc>
-        <w:tc>
-          <w:tcPr>
-            <w:tcW w:w="860" w:type="dxa"/>
-            <w:shd w:val="clear" w:color="auto" w:fill="auto"/>
-            <w:vAlign w:val="center"/>
-          </w:tcPr>
-          <w:p>
-            <w:pPr>
-              <w:spacing w:after="0" w:line="240" w:lineRule="auto"/>
-              <w:jc w:val="center"/>
-            </w:pPr>
-          </w:p>
-        </w:tc>
-        <w:tc>
-          <w:tcPr>
-            <w:tcW w:w="860" w:type="dxa"/>
-            <w:shd w:val="clear" w:color="auto" w:fill="auto"/>
-            <w:vAlign w:val="center"/>
-          </w:tcPr>
-          <w:p>
-            <w:pPr>
-              <w:spacing w:after="0" w:line="240" w:lineRule="auto"/>
-              <w:jc w:val="center"/>
-            </w:pPr>
-          </w:p>
-        </w:tc>
-        <w:tc>
-          <w:tcPr>
-            <w:tcW w:w="860" w:type="dxa"/>
-            <w:shd w:val="clear" w:color="auto" w:fill="auto"/>
-            <w:vAlign w:val="center"/>
-          </w:tcPr>
-          <w:p>
-            <w:pPr>
-              <w:spacing w:after="0" w:line="240" w:lineRule="auto"/>
-              <w:jc w:val="center"/>
-            </w:pPr>
-          </w:p>
-        </w:tc>
-        <w:tc>
-          <w:tcPr>
-            <w:tcW w:w="1008" w:type="dxa"/>
-            <w:shd w:val="clear" w:color="auto" w:fill="auto"/>
-            <w:vAlign w:val="center"/>
-          </w:tcPr>
-          <w:p>
-            <w:pPr>
-              <w:spacing w:after="0" w:line="240" w:lineRule="auto"/>
-              <w:jc w:val="center"/>
-            </w:pPr>
-          </w:p>
-        </w:tc>
-        <w:tc>
-          <w:tcPr>
-            <w:tcW w:w="1015" w:type="dxa"/>
-            <w:shd w:val="clear" w:color="auto" w:fill="auto"/>
-            <w:vAlign w:val="center"/>
-          </w:tcPr>
-          <w:p>
-            <w:pPr>
-              <w:spacing w:after="0" w:line="240" w:lineRule="auto"/>
-              <w:jc w:val="center"/>
-            </w:pPr>
-          </w:p>
-        </w:tc>
-        <w:tc>
-          <w:tcPr>
-            <w:tcW w:w="557" w:type="dxa"/>
-            <w:shd w:val="clear" w:color="auto" w:fill="auto"/>
-            <w:vAlign w:val="center"/>
-          </w:tcPr>
-          <w:p>
-            <w:pPr>
-              <w:spacing w:after="0" w:line="240" w:lineRule="auto"/>
-              <w:jc w:val="center"/>
-            </w:pPr>
+            <w:tcW w:type="dxa" w:w="1600"/>
+            <w:vAlign w:val="center"/>
+            <w:tcMar>
+              <w:top w:w="35" w:type="dxa"/>
+              <w:left w:w="35" w:type="dxa"/>
+              <w:bottom w:w="35" w:type="dxa"/>
+              <w:right w:w="35" w:type="dxa"/>
+            </w:tcMar>
+          </w:tcPr>
+          <w:p>
+            <w:pPr>
+              <w:spacing w:before="0" w:after="0" w:line="240" w:lineRule="auto"/>
+              <w:jc w:val="center"/>
+            </w:pPr>
+            <w:r>
+              <w:rPr>
+                <w:rFonts w:ascii="STHeiti" w:hAnsi="STHeiti" w:eastAsia="STHeiti"/>
+                <w:b w:val="0"/>
+                <w:sz w:val="15"/>
+              </w:rPr>
+            </w:r>
+          </w:p>
+        </w:tc>
+        <w:tc>
+          <w:tcPr>
+            <w:tcW w:type="dxa" w:w="1000"/>
+            <w:vAlign w:val="center"/>
+            <w:tcMar>
+              <w:top w:w="35" w:type="dxa"/>
+              <w:left w:w="35" w:type="dxa"/>
+              <w:bottom w:w="35" w:type="dxa"/>
+              <w:right w:w="35" w:type="dxa"/>
+            </w:tcMar>
+          </w:tcPr>
+          <w:p>
+            <w:pPr>
+              <w:spacing w:before="0" w:after="0" w:line="240" w:lineRule="auto"/>
+              <w:jc w:val="center"/>
+            </w:pPr>
+            <w:r>
+              <w:rPr>
+                <w:rFonts w:ascii="STHeiti" w:hAnsi="STHeiti" w:eastAsia="STHeiti"/>
+                <w:b w:val="0"/>
+                <w:sz w:val="15"/>
+              </w:rPr>
+            </w:r>
+          </w:p>
+        </w:tc>
+        <w:tc>
+          <w:tcPr>
+            <w:tcW w:type="dxa" w:w="1800"/>
+            <w:vAlign w:val="center"/>
+            <w:tcMar>
+              <w:top w:w="35" w:type="dxa"/>
+              <w:left w:w="35" w:type="dxa"/>
+              <w:bottom w:w="35" w:type="dxa"/>
+              <w:right w:w="35" w:type="dxa"/>
+            </w:tcMar>
+          </w:tcPr>
+          <w:p>
+            <w:pPr>
+              <w:spacing w:before="0" w:after="0" w:line="240" w:lineRule="auto"/>
+              <w:jc w:val="center"/>
+            </w:pPr>
+            <w:r>
+              <w:rPr>
+                <w:rFonts w:ascii="STHeiti" w:hAnsi="STHeiti" w:eastAsia="STHeiti"/>
+                <w:b w:val="0"/>
+                <w:sz w:val="15"/>
+              </w:rPr>
+            </w:r>
+          </w:p>
+        </w:tc>
+        <w:tc>
+          <w:tcPr>
+            <w:tcW w:type="dxa" w:w="1800"/>
+            <w:vAlign w:val="center"/>
+            <w:tcMar>
+              <w:top w:w="35" w:type="dxa"/>
+              <w:left w:w="35" w:type="dxa"/>
+              <w:bottom w:w="35" w:type="dxa"/>
+              <w:right w:w="35" w:type="dxa"/>
+            </w:tcMar>
+          </w:tcPr>
+          <w:p>
+            <w:pPr>
+              <w:spacing w:before="0" w:after="0" w:line="240" w:lineRule="auto"/>
+              <w:jc w:val="center"/>
+            </w:pPr>
+            <w:r>
+              <w:rPr>
+                <w:rFonts w:ascii="STHeiti" w:hAnsi="STHeiti" w:eastAsia="STHeiti"/>
+                <w:b w:val="0"/>
+                <w:sz w:val="15"/>
+              </w:rPr>
+            </w:r>
+          </w:p>
+        </w:tc>
+        <w:tc>
+          <w:tcPr>
+            <w:tcW w:type="dxa" w:w="1800"/>
+            <w:vAlign w:val="center"/>
+            <w:tcMar>
+              <w:top w:w="35" w:type="dxa"/>
+              <w:left w:w="35" w:type="dxa"/>
+              <w:bottom w:w="35" w:type="dxa"/>
+              <w:right w:w="35" w:type="dxa"/>
+            </w:tcMar>
+          </w:tcPr>
+          <w:p>
+            <w:pPr>
+              <w:spacing w:before="0" w:after="0" w:line="240" w:lineRule="auto"/>
+              <w:jc w:val="center"/>
+            </w:pPr>
+            <w:r>
+              <w:rPr>
+                <w:rFonts w:ascii="STHeiti" w:hAnsi="STHeiti" w:eastAsia="STHeiti"/>
+                <w:b w:val="0"/>
+                <w:sz w:val="15"/>
+              </w:rPr>
+            </w:r>
+          </w:p>
+        </w:tc>
+        <w:tc>
+          <w:tcPr>
+            <w:tcW w:type="dxa" w:w="1800"/>
+            <w:vAlign w:val="center"/>
+            <w:tcMar>
+              <w:top w:w="35" w:type="dxa"/>
+              <w:left w:w="35" w:type="dxa"/>
+              <w:bottom w:w="35" w:type="dxa"/>
+              <w:right w:w="35" w:type="dxa"/>
+            </w:tcMar>
+          </w:tcPr>
+          <w:p>
+            <w:pPr>
+              <w:spacing w:before="0" w:after="0" w:line="240" w:lineRule="auto"/>
+              <w:jc w:val="center"/>
+            </w:pPr>
+            <w:r>
+              <w:rPr>
+                <w:rFonts w:ascii="STHeiti" w:hAnsi="STHeiti" w:eastAsia="STHeiti"/>
+                <w:b w:val="0"/>
+                <w:sz w:val="15"/>
+              </w:rPr>
+            </w:r>
+          </w:p>
+        </w:tc>
+        <w:tc>
+          <w:tcPr>
+            <w:tcW w:type="dxa" w:w="1800"/>
+            <w:vAlign w:val="center"/>
+            <w:tcMar>
+              <w:top w:w="35" w:type="dxa"/>
+              <w:left w:w="35" w:type="dxa"/>
+              <w:bottom w:w="35" w:type="dxa"/>
+              <w:right w:w="35" w:type="dxa"/>
+            </w:tcMar>
+          </w:tcPr>
+          <w:p>
+            <w:pPr>
+              <w:spacing w:before="0" w:after="0" w:line="240" w:lineRule="auto"/>
+              <w:jc w:val="center"/>
+            </w:pPr>
+            <w:r>
+              <w:rPr>
+                <w:rFonts w:ascii="STHeiti" w:hAnsi="STHeiti" w:eastAsia="STHeiti"/>
+                <w:b w:val="0"/>
+                <w:sz w:val="15"/>
+              </w:rPr>
+            </w:r>
+          </w:p>
+        </w:tc>
+        <w:tc>
+          <w:tcPr>
+            <w:tcW w:type="dxa" w:w="1800"/>
+            <w:vAlign w:val="center"/>
+            <w:tcMar>
+              <w:top w:w="35" w:type="dxa"/>
+              <w:left w:w="35" w:type="dxa"/>
+              <w:bottom w:w="35" w:type="dxa"/>
+              <w:right w:w="35" w:type="dxa"/>
+            </w:tcMar>
+          </w:tcPr>
+          <w:p>
+            <w:pPr>
+              <w:spacing w:before="0" w:after="0" w:line="240" w:lineRule="auto"/>
+              <w:jc w:val="center"/>
+            </w:pPr>
+            <w:r>
+              <w:rPr>
+                <w:rFonts w:ascii="STHeiti" w:hAnsi="STHeiti" w:eastAsia="STHeiti"/>
+                <w:b w:val="0"/>
+                <w:sz w:val="15"/>
+              </w:rPr>
+            </w:r>
+          </w:p>
+        </w:tc>
+        <w:tc>
+          <w:tcPr>
+            <w:tcW w:type="dxa" w:w="2080"/>
+            <w:vAlign w:val="center"/>
+            <w:tcMar>
+              <w:top w:w="35" w:type="dxa"/>
+              <w:left w:w="35" w:type="dxa"/>
+              <w:bottom w:w="35" w:type="dxa"/>
+              <w:right w:w="35" w:type="dxa"/>
+            </w:tcMar>
+          </w:tcPr>
+          <w:p>
+            <w:pPr>
+              <w:spacing w:before="0" w:after="0" w:line="240" w:lineRule="auto"/>
+              <w:jc w:val="center"/>
+            </w:pPr>
+            <w:r>
+              <w:rPr>
+                <w:rFonts w:ascii="STHeiti" w:hAnsi="STHeiti" w:eastAsia="STHeiti"/>
+                <w:b w:val="0"/>
+                <w:sz w:val="15"/>
+              </w:rPr>
+            </w:r>
           </w:p>
         </w:tc>
       </w:tr>
       <w:tr>
         <w:trPr>
-          <w:trHeight w:val="340" w:hRule="exact"/>
-          <w:jc w:val="center"/>
+          <w:trHeight w:val="280" w:hRule="atLeast"/>
         </w:trPr>
         <w:tc>
           <w:tcPr>
-            <w:tcW w:w="860" w:type="dxa"/>
-            <w:shd w:val="clear" w:color="auto" w:fill="auto"/>
-            <w:vAlign w:val="center"/>
-          </w:tcPr>
-          <w:p>
-            <w:pPr>
-              <w:spacing w:after="0" w:line="240" w:lineRule="auto"/>
-              <w:jc w:val="center"/>
-            </w:pPr>
-          </w:p>
-        </w:tc>
-        <w:tc>
-          <w:tcPr>
-            <w:tcW w:w="860" w:type="dxa"/>
-            <w:shd w:val="clear" w:color="auto" w:fill="auto"/>
-            <w:vAlign w:val="center"/>
-          </w:tcPr>
-          <w:p>
-            <w:pPr>
-              <w:spacing w:after="0" w:line="240" w:lineRule="auto"/>
-              <w:jc w:val="center"/>
-            </w:pPr>
-          </w:p>
-        </w:tc>
-        <w:tc>
-          <w:tcPr>
-            <w:tcW w:w="860" w:type="dxa"/>
-            <w:shd w:val="clear" w:color="auto" w:fill="auto"/>
-            <w:vAlign w:val="center"/>
-          </w:tcPr>
-          <w:p>
-            <w:pPr>
-              <w:spacing w:after="0" w:line="240" w:lineRule="auto"/>
-              <w:jc w:val="center"/>
-            </w:pPr>
-          </w:p>
-        </w:tc>
-        <w:tc>
-          <w:tcPr>
-            <w:tcW w:w="860" w:type="dxa"/>
-            <w:shd w:val="clear" w:color="auto" w:fill="auto"/>
-            <w:vAlign w:val="center"/>
-          </w:tcPr>
-          <w:p>
-            <w:pPr>
-              <w:spacing w:after="0" w:line="240" w:lineRule="auto"/>
-              <w:jc w:val="center"/>
-            </w:pPr>
-          </w:p>
-        </w:tc>
-        <w:tc>
-          <w:tcPr>
-            <w:tcW w:w="860" w:type="dxa"/>
-            <w:shd w:val="clear" w:color="auto" w:fill="auto"/>
-            <w:vAlign w:val="center"/>
-          </w:tcPr>
-          <w:p>
-            <w:pPr>
-              <w:spacing w:after="0" w:line="240" w:lineRule="auto"/>
-              <w:jc w:val="center"/>
-            </w:pPr>
-          </w:p>
-        </w:tc>
-        <w:tc>
-          <w:tcPr>
-            <w:tcW w:w="860" w:type="dxa"/>
-            <w:shd w:val="clear" w:color="auto" w:fill="auto"/>
-            <w:vAlign w:val="center"/>
-          </w:tcPr>
-          <w:p>
-            <w:pPr>
-              <w:spacing w:after="0" w:line="240" w:lineRule="auto"/>
-              <w:jc w:val="center"/>
-            </w:pPr>
-          </w:p>
-        </w:tc>
-        <w:tc>
-          <w:tcPr>
-            <w:tcW w:w="860" w:type="dxa"/>
-            <w:shd w:val="clear" w:color="auto" w:fill="auto"/>
-            <w:vAlign w:val="center"/>
-          </w:tcPr>
-          <w:p>
-            <w:pPr>
-              <w:spacing w:after="0" w:line="240" w:lineRule="auto"/>
-              <w:jc w:val="center"/>
-            </w:pPr>
-          </w:p>
-        </w:tc>
-        <w:tc>
-          <w:tcPr>
-            <w:tcW w:w="860" w:type="dxa"/>
-            <w:shd w:val="clear" w:color="auto" w:fill="auto"/>
-            <w:vAlign w:val="center"/>
-          </w:tcPr>
-          <w:p>
-            <w:pPr>
-              <w:spacing w:after="0" w:line="240" w:lineRule="auto"/>
-              <w:jc w:val="center"/>
-            </w:pPr>
-          </w:p>
-        </w:tc>
-        <w:tc>
-          <w:tcPr>
-            <w:tcW w:w="860" w:type="dxa"/>
-            <w:shd w:val="clear" w:color="auto" w:fill="auto"/>
-            <w:vAlign w:val="center"/>
-          </w:tcPr>
-          <w:p>
-            <w:pPr>
-              <w:spacing w:after="0" w:line="240" w:lineRule="auto"/>
-              <w:jc w:val="center"/>
-            </w:pPr>
-          </w:p>
-        </w:tc>
-        <w:tc>
-          <w:tcPr>
-            <w:tcW w:w="860" w:type="dxa"/>
-            <w:shd w:val="clear" w:color="auto" w:fill="auto"/>
-            <w:vAlign w:val="center"/>
-          </w:tcPr>
-          <w:p>
-            <w:pPr>
-              <w:spacing w:after="0" w:line="240" w:lineRule="auto"/>
-              <w:jc w:val="center"/>
-            </w:pPr>
-          </w:p>
-        </w:tc>
-        <w:tc>
-          <w:tcPr>
-            <w:tcW w:w="860" w:type="dxa"/>
-            <w:shd w:val="clear" w:color="auto" w:fill="auto"/>
-            <w:vAlign w:val="center"/>
-          </w:tcPr>
-          <w:p>
-            <w:pPr>
-              <w:spacing w:after="0" w:line="240" w:lineRule="auto"/>
-              <w:jc w:val="center"/>
-            </w:pPr>
-          </w:p>
-        </w:tc>
-        <w:tc>
-          <w:tcPr>
-            <w:tcW w:w="860" w:type="dxa"/>
-            <w:shd w:val="clear" w:color="auto" w:fill="auto"/>
-            <w:vAlign w:val="center"/>
-          </w:tcPr>
-          <w:p>
-            <w:pPr>
-              <w:spacing w:after="0" w:line="240" w:lineRule="auto"/>
-              <w:jc w:val="center"/>
-            </w:pPr>
-          </w:p>
-        </w:tc>
-        <w:tc>
-          <w:tcPr>
-            <w:tcW w:w="860" w:type="dxa"/>
-            <w:shd w:val="clear" w:color="auto" w:fill="auto"/>
-            <w:vAlign w:val="center"/>
-          </w:tcPr>
-          <w:p>
-            <w:pPr>
-              <w:spacing w:after="0" w:line="240" w:lineRule="auto"/>
-              <w:jc w:val="center"/>
-            </w:pPr>
-          </w:p>
-        </w:tc>
-        <w:tc>
-          <w:tcPr>
-            <w:tcW w:w="860" w:type="dxa"/>
-            <w:shd w:val="clear" w:color="auto" w:fill="auto"/>
-            <w:vAlign w:val="center"/>
-          </w:tcPr>
-          <w:p>
-            <w:pPr>
-              <w:spacing w:after="0" w:line="240" w:lineRule="auto"/>
-              <w:jc w:val="center"/>
-            </w:pPr>
-          </w:p>
-        </w:tc>
-        <w:tc>
-          <w:tcPr>
-            <w:tcW w:w="860" w:type="dxa"/>
-            <w:shd w:val="clear" w:color="auto" w:fill="auto"/>
-            <w:vAlign w:val="center"/>
-          </w:tcPr>
-          <w:p>
-            <w:pPr>
-              <w:spacing w:after="0" w:line="240" w:lineRule="auto"/>
-              <w:jc w:val="center"/>
-            </w:pPr>
-          </w:p>
-        </w:tc>
-        <w:tc>
-          <w:tcPr>
-            <w:tcW w:w="1008" w:type="dxa"/>
-            <w:shd w:val="clear" w:color="auto" w:fill="auto"/>
-            <w:vAlign w:val="center"/>
-          </w:tcPr>
-          <w:p>
-            <w:pPr>
-              <w:spacing w:after="0" w:line="240" w:lineRule="auto"/>
-              <w:jc w:val="center"/>
-            </w:pPr>
-          </w:p>
-        </w:tc>
-        <w:tc>
-          <w:tcPr>
-            <w:tcW w:w="1015" w:type="dxa"/>
-            <w:shd w:val="clear" w:color="auto" w:fill="auto"/>
-            <w:vAlign w:val="center"/>
-          </w:tcPr>
-          <w:p>
-            <w:pPr>
-              <w:spacing w:after="0" w:line="240" w:lineRule="auto"/>
-              <w:jc w:val="center"/>
-            </w:pPr>
-          </w:p>
-        </w:tc>
-        <w:tc>
-          <w:tcPr>
-            <w:tcW w:w="557" w:type="dxa"/>
-            <w:shd w:val="clear" w:color="auto" w:fill="auto"/>
-            <w:vAlign w:val="center"/>
-          </w:tcPr>
-          <w:p>
-            <w:pPr>
-              <w:spacing w:after="0" w:line="240" w:lineRule="auto"/>
-              <w:jc w:val="center"/>
-            </w:pPr>
+            <w:tcW w:type="dxa" w:w="1600"/>
+            <w:vAlign w:val="center"/>
+            <w:tcMar>
+              <w:top w:w="35" w:type="dxa"/>
+              <w:left w:w="35" w:type="dxa"/>
+              <w:bottom w:w="35" w:type="dxa"/>
+              <w:right w:w="35" w:type="dxa"/>
+            </w:tcMar>
+          </w:tcPr>
+          <w:p>
+            <w:pPr>
+              <w:spacing w:before="0" w:after="0" w:line="240" w:lineRule="auto"/>
+              <w:jc w:val="center"/>
+            </w:pPr>
+            <w:r>
+              <w:rPr>
+                <w:rFonts w:ascii="STHeiti" w:hAnsi="STHeiti" w:eastAsia="STHeiti"/>
+                <w:b w:val="0"/>
+                <w:sz w:val="15"/>
+              </w:rPr>
+            </w:r>
+          </w:p>
+        </w:tc>
+        <w:tc>
+          <w:tcPr>
+            <w:tcW w:type="dxa" w:w="1000"/>
+            <w:vAlign w:val="center"/>
+            <w:tcMar>
+              <w:top w:w="35" w:type="dxa"/>
+              <w:left w:w="35" w:type="dxa"/>
+              <w:bottom w:w="35" w:type="dxa"/>
+              <w:right w:w="35" w:type="dxa"/>
+            </w:tcMar>
+          </w:tcPr>
+          <w:p>
+            <w:pPr>
+              <w:spacing w:before="0" w:after="0" w:line="240" w:lineRule="auto"/>
+              <w:jc w:val="center"/>
+            </w:pPr>
+            <w:r>
+              <w:rPr>
+                <w:rFonts w:ascii="STHeiti" w:hAnsi="STHeiti" w:eastAsia="STHeiti"/>
+                <w:b w:val="0"/>
+                <w:sz w:val="15"/>
+              </w:rPr>
+            </w:r>
+          </w:p>
+        </w:tc>
+        <w:tc>
+          <w:tcPr>
+            <w:tcW w:type="dxa" w:w="1800"/>
+            <w:vAlign w:val="center"/>
+            <w:tcMar>
+              <w:top w:w="35" w:type="dxa"/>
+              <w:left w:w="35" w:type="dxa"/>
+              <w:bottom w:w="35" w:type="dxa"/>
+              <w:right w:w="35" w:type="dxa"/>
+            </w:tcMar>
+          </w:tcPr>
+          <w:p>
+            <w:pPr>
+              <w:spacing w:before="0" w:after="0" w:line="240" w:lineRule="auto"/>
+              <w:jc w:val="center"/>
+            </w:pPr>
+            <w:r>
+              <w:rPr>
+                <w:rFonts w:ascii="STHeiti" w:hAnsi="STHeiti" w:eastAsia="STHeiti"/>
+                <w:b w:val="0"/>
+                <w:sz w:val="15"/>
+              </w:rPr>
+            </w:r>
+          </w:p>
+        </w:tc>
+        <w:tc>
+          <w:tcPr>
+            <w:tcW w:type="dxa" w:w="1800"/>
+            <w:vAlign w:val="center"/>
+            <w:tcMar>
+              <w:top w:w="35" w:type="dxa"/>
+              <w:left w:w="35" w:type="dxa"/>
+              <w:bottom w:w="35" w:type="dxa"/>
+              <w:right w:w="35" w:type="dxa"/>
+            </w:tcMar>
+          </w:tcPr>
+          <w:p>
+            <w:pPr>
+              <w:spacing w:before="0" w:after="0" w:line="240" w:lineRule="auto"/>
+              <w:jc w:val="center"/>
+            </w:pPr>
+            <w:r>
+              <w:rPr>
+                <w:rFonts w:ascii="STHeiti" w:hAnsi="STHeiti" w:eastAsia="STHeiti"/>
+                <w:b w:val="0"/>
+                <w:sz w:val="15"/>
+              </w:rPr>
+            </w:r>
+          </w:p>
+        </w:tc>
+        <w:tc>
+          <w:tcPr>
+            <w:tcW w:type="dxa" w:w="1800"/>
+            <w:vAlign w:val="center"/>
+            <w:tcMar>
+              <w:top w:w="35" w:type="dxa"/>
+              <w:left w:w="35" w:type="dxa"/>
+              <w:bottom w:w="35" w:type="dxa"/>
+              <w:right w:w="35" w:type="dxa"/>
+            </w:tcMar>
+          </w:tcPr>
+          <w:p>
+            <w:pPr>
+              <w:spacing w:before="0" w:after="0" w:line="240" w:lineRule="auto"/>
+              <w:jc w:val="center"/>
+            </w:pPr>
+            <w:r>
+              <w:rPr>
+                <w:rFonts w:ascii="STHeiti" w:hAnsi="STHeiti" w:eastAsia="STHeiti"/>
+                <w:b w:val="0"/>
+                <w:sz w:val="15"/>
+              </w:rPr>
+            </w:r>
+          </w:p>
+        </w:tc>
+        <w:tc>
+          <w:tcPr>
+            <w:tcW w:type="dxa" w:w="1800"/>
+            <w:vAlign w:val="center"/>
+            <w:tcMar>
+              <w:top w:w="35" w:type="dxa"/>
+              <w:left w:w="35" w:type="dxa"/>
+              <w:bottom w:w="35" w:type="dxa"/>
+              <w:right w:w="35" w:type="dxa"/>
+            </w:tcMar>
+          </w:tcPr>
+          <w:p>
+            <w:pPr>
+              <w:spacing w:before="0" w:after="0" w:line="240" w:lineRule="auto"/>
+              <w:jc w:val="center"/>
+            </w:pPr>
+            <w:r>
+              <w:rPr>
+                <w:rFonts w:ascii="STHeiti" w:hAnsi="STHeiti" w:eastAsia="STHeiti"/>
+                <w:b w:val="0"/>
+                <w:sz w:val="15"/>
+              </w:rPr>
+            </w:r>
+          </w:p>
+        </w:tc>
+        <w:tc>
+          <w:tcPr>
+            <w:tcW w:type="dxa" w:w="1800"/>
+            <w:vAlign w:val="center"/>
+            <w:tcMar>
+              <w:top w:w="35" w:type="dxa"/>
+              <w:left w:w="35" w:type="dxa"/>
+              <w:bottom w:w="35" w:type="dxa"/>
+              <w:right w:w="35" w:type="dxa"/>
+            </w:tcMar>
+          </w:tcPr>
+          <w:p>
+            <w:pPr>
+              <w:spacing w:before="0" w:after="0" w:line="240" w:lineRule="auto"/>
+              <w:jc w:val="center"/>
+            </w:pPr>
+            <w:r>
+              <w:rPr>
+                <w:rFonts w:ascii="STHeiti" w:hAnsi="STHeiti" w:eastAsia="STHeiti"/>
+                <w:b w:val="0"/>
+                <w:sz w:val="15"/>
+              </w:rPr>
+            </w:r>
+          </w:p>
+        </w:tc>
+        <w:tc>
+          <w:tcPr>
+            <w:tcW w:type="dxa" w:w="1800"/>
+            <w:vAlign w:val="center"/>
+            <w:tcMar>
+              <w:top w:w="35" w:type="dxa"/>
+              <w:left w:w="35" w:type="dxa"/>
+              <w:bottom w:w="35" w:type="dxa"/>
+              <w:right w:w="35" w:type="dxa"/>
+            </w:tcMar>
+          </w:tcPr>
+          <w:p>
+            <w:pPr>
+              <w:spacing w:before="0" w:after="0" w:line="240" w:lineRule="auto"/>
+              <w:jc w:val="center"/>
+            </w:pPr>
+            <w:r>
+              <w:rPr>
+                <w:rFonts w:ascii="STHeiti" w:hAnsi="STHeiti" w:eastAsia="STHeiti"/>
+                <w:b w:val="0"/>
+                <w:sz w:val="15"/>
+              </w:rPr>
+            </w:r>
+          </w:p>
+        </w:tc>
+        <w:tc>
+          <w:tcPr>
+            <w:tcW w:type="dxa" w:w="2080"/>
+            <w:vAlign w:val="center"/>
+            <w:tcMar>
+              <w:top w:w="35" w:type="dxa"/>
+              <w:left w:w="35" w:type="dxa"/>
+              <w:bottom w:w="35" w:type="dxa"/>
+              <w:right w:w="35" w:type="dxa"/>
+            </w:tcMar>
+          </w:tcPr>
+          <w:p>
+            <w:pPr>
+              <w:spacing w:before="0" w:after="0" w:line="240" w:lineRule="auto"/>
+              <w:jc w:val="center"/>
+            </w:pPr>
+            <w:r>
+              <w:rPr>
+                <w:rFonts w:ascii="STHeiti" w:hAnsi="STHeiti" w:eastAsia="STHeiti"/>
+                <w:b w:val="0"/>
+                <w:sz w:val="15"/>
+              </w:rPr>
+            </w:r>
           </w:p>
         </w:tc>
       </w:tr>
       <w:tr>
         <w:trPr>
-          <w:trHeight w:val="340" w:hRule="exact"/>
-          <w:jc w:val="center"/>
+          <w:trHeight w:val="280" w:hRule="atLeast"/>
         </w:trPr>
         <w:tc>
           <w:tcPr>
-            <w:tcW w:w="860" w:type="dxa"/>
-            <w:shd w:val="clear" w:color="auto" w:fill="auto"/>
-            <w:vAlign w:val="center"/>
-          </w:tcPr>
-          <w:p>
-            <w:pPr>
-              <w:spacing w:after="0" w:line="240" w:lineRule="auto"/>
-              <w:jc w:val="center"/>
-            </w:pPr>
-          </w:p>
-        </w:tc>
-        <w:tc>
-          <w:tcPr>
-            <w:tcW w:w="860" w:type="dxa"/>
-            <w:shd w:val="clear" w:color="auto" w:fill="auto"/>
-            <w:vAlign w:val="center"/>
-          </w:tcPr>
-          <w:p>
-            <w:pPr>
-              <w:spacing w:after="0" w:line="240" w:lineRule="auto"/>
-              <w:jc w:val="center"/>
-            </w:pPr>
-          </w:p>
-        </w:tc>
-        <w:tc>
-          <w:tcPr>
-            <w:tcW w:w="860" w:type="dxa"/>
-            <w:shd w:val="clear" w:color="auto" w:fill="auto"/>
-            <w:vAlign w:val="center"/>
-          </w:tcPr>
-          <w:p>
-            <w:pPr>
-              <w:spacing w:after="0" w:line="240" w:lineRule="auto"/>
-              <w:jc w:val="center"/>
-            </w:pPr>
-          </w:p>
-        </w:tc>
-        <w:tc>
-          <w:tcPr>
-            <w:tcW w:w="860" w:type="dxa"/>
-            <w:shd w:val="clear" w:color="auto" w:fill="auto"/>
-            <w:vAlign w:val="center"/>
-          </w:tcPr>
-          <w:p>
-            <w:pPr>
-              <w:spacing w:after="0" w:line="240" w:lineRule="auto"/>
-              <w:jc w:val="center"/>
-            </w:pPr>
-          </w:p>
-        </w:tc>
-        <w:tc>
-          <w:tcPr>
-            <w:tcW w:w="860" w:type="dxa"/>
-            <w:shd w:val="clear" w:color="auto" w:fill="auto"/>
-            <w:vAlign w:val="center"/>
-          </w:tcPr>
-          <w:p>
-            <w:pPr>
-              <w:spacing w:after="0" w:line="240" w:lineRule="auto"/>
-              <w:jc w:val="center"/>
-            </w:pPr>
-          </w:p>
-        </w:tc>
-        <w:tc>
-          <w:tcPr>
-            <w:tcW w:w="860" w:type="dxa"/>
-            <w:shd w:val="clear" w:color="auto" w:fill="auto"/>
-            <w:vAlign w:val="center"/>
-          </w:tcPr>
-          <w:p>
-            <w:pPr>
-              <w:spacing w:after="0" w:line="240" w:lineRule="auto"/>
-              <w:jc w:val="center"/>
-            </w:pPr>
-          </w:p>
-        </w:tc>
-        <w:tc>
-          <w:tcPr>
-            <w:tcW w:w="860" w:type="dxa"/>
-            <w:shd w:val="clear" w:color="auto" w:fill="auto"/>
-            <w:vAlign w:val="center"/>
-          </w:tcPr>
-          <w:p>
-            <w:pPr>
-              <w:spacing w:after="0" w:line="240" w:lineRule="auto"/>
-              <w:jc w:val="center"/>
-            </w:pPr>
-          </w:p>
-        </w:tc>
-        <w:tc>
-          <w:tcPr>
-            <w:tcW w:w="860" w:type="dxa"/>
-            <w:shd w:val="clear" w:color="auto" w:fill="auto"/>
-            <w:vAlign w:val="center"/>
-          </w:tcPr>
-          <w:p>
-            <w:pPr>
-              <w:spacing w:after="0" w:line="240" w:lineRule="auto"/>
-              <w:jc w:val="center"/>
-            </w:pPr>
-          </w:p>
-        </w:tc>
-        <w:tc>
-          <w:tcPr>
-            <w:tcW w:w="860" w:type="dxa"/>
-            <w:shd w:val="clear" w:color="auto" w:fill="auto"/>
-            <w:vAlign w:val="center"/>
-          </w:tcPr>
-          <w:p>
-            <w:pPr>
-              <w:spacing w:after="0" w:line="240" w:lineRule="auto"/>
-              <w:jc w:val="center"/>
-            </w:pPr>
-          </w:p>
-        </w:tc>
-        <w:tc>
-          <w:tcPr>
-            <w:tcW w:w="860" w:type="dxa"/>
-            <w:shd w:val="clear" w:color="auto" w:fill="auto"/>
-            <w:vAlign w:val="center"/>
-          </w:tcPr>
-          <w:p>
-            <w:pPr>
-              <w:spacing w:after="0" w:line="240" w:lineRule="auto"/>
-              <w:jc w:val="center"/>
-            </w:pPr>
-          </w:p>
-        </w:tc>
-        <w:tc>
-          <w:tcPr>
-            <w:tcW w:w="860" w:type="dxa"/>
-            <w:shd w:val="clear" w:color="auto" w:fill="auto"/>
-            <w:vAlign w:val="center"/>
-          </w:tcPr>
-          <w:p>
-            <w:pPr>
-              <w:spacing w:after="0" w:line="240" w:lineRule="auto"/>
-              <w:jc w:val="center"/>
-            </w:pPr>
-          </w:p>
-        </w:tc>
-        <w:tc>
-          <w:tcPr>
-            <w:tcW w:w="860" w:type="dxa"/>
-            <w:shd w:val="clear" w:color="auto" w:fill="auto"/>
-            <w:vAlign w:val="center"/>
-          </w:tcPr>
-          <w:p>
-            <w:pPr>
-              <w:spacing w:after="0" w:line="240" w:lineRule="auto"/>
-              <w:jc w:val="center"/>
-            </w:pPr>
-          </w:p>
-        </w:tc>
-        <w:tc>
-          <w:tcPr>
-            <w:tcW w:w="860" w:type="dxa"/>
-            <w:shd w:val="clear" w:color="auto" w:fill="auto"/>
-            <w:vAlign w:val="center"/>
-          </w:tcPr>
-          <w:p>
-            <w:pPr>
-              <w:spacing w:after="0" w:line="240" w:lineRule="auto"/>
-              <w:jc w:val="center"/>
-            </w:pPr>
-          </w:p>
-        </w:tc>
-        <w:tc>
-          <w:tcPr>
-            <w:tcW w:w="860" w:type="dxa"/>
-            <w:shd w:val="clear" w:color="auto" w:fill="auto"/>
-            <w:vAlign w:val="center"/>
-          </w:tcPr>
-          <w:p>
-            <w:pPr>
-              <w:spacing w:after="0" w:line="240" w:lineRule="auto"/>
-              <w:jc w:val="center"/>
-            </w:pPr>
-          </w:p>
-        </w:tc>
-        <w:tc>
-          <w:tcPr>
-            <w:tcW w:w="860" w:type="dxa"/>
-            <w:shd w:val="clear" w:color="auto" w:fill="auto"/>
-            <w:vAlign w:val="center"/>
-          </w:tcPr>
-          <w:p>
-            <w:pPr>
-              <w:spacing w:after="0" w:line="240" w:lineRule="auto"/>
-              <w:jc w:val="center"/>
-            </w:pPr>
-          </w:p>
-        </w:tc>
-        <w:tc>
-          <w:tcPr>
-            <w:tcW w:w="1008" w:type="dxa"/>
-            <w:shd w:val="clear" w:color="auto" w:fill="auto"/>
-            <w:vAlign w:val="center"/>
-          </w:tcPr>
-          <w:p>
-            <w:pPr>
-              <w:spacing w:after="0" w:line="240" w:lineRule="auto"/>
-              <w:jc w:val="center"/>
-            </w:pPr>
-          </w:p>
-        </w:tc>
-        <w:tc>
-          <w:tcPr>
-            <w:tcW w:w="1015" w:type="dxa"/>
-            <w:shd w:val="clear" w:color="auto" w:fill="auto"/>
-            <w:vAlign w:val="center"/>
-          </w:tcPr>
-          <w:p>
-            <w:pPr>
-              <w:spacing w:after="0" w:line="240" w:lineRule="auto"/>
-              <w:jc w:val="center"/>
-            </w:pPr>
-          </w:p>
-        </w:tc>
-        <w:tc>
-          <w:tcPr>
-            <w:tcW w:w="557" w:type="dxa"/>
-            <w:shd w:val="clear" w:color="auto" w:fill="auto"/>
-            <w:vAlign w:val="center"/>
-          </w:tcPr>
-          <w:p>
-            <w:pPr>
-              <w:spacing w:after="0" w:line="240" w:lineRule="auto"/>
-              <w:jc w:val="center"/>
-            </w:pPr>
+            <w:tcW w:type="dxa" w:w="1600"/>
+            <w:vAlign w:val="center"/>
+            <w:tcMar>
+              <w:top w:w="35" w:type="dxa"/>
+              <w:left w:w="35" w:type="dxa"/>
+              <w:bottom w:w="35" w:type="dxa"/>
+              <w:right w:w="35" w:type="dxa"/>
+            </w:tcMar>
+          </w:tcPr>
+          <w:p>
+            <w:pPr>
+              <w:spacing w:before="0" w:after="0" w:line="240" w:lineRule="auto"/>
+              <w:jc w:val="center"/>
+            </w:pPr>
+            <w:r>
+              <w:rPr>
+                <w:rFonts w:ascii="STHeiti" w:hAnsi="STHeiti" w:eastAsia="STHeiti"/>
+                <w:b w:val="0"/>
+                <w:sz w:val="15"/>
+              </w:rPr>
+            </w:r>
+          </w:p>
+        </w:tc>
+        <w:tc>
+          <w:tcPr>
+            <w:tcW w:type="dxa" w:w="1000"/>
+            <w:vAlign w:val="center"/>
+            <w:tcMar>
+              <w:top w:w="35" w:type="dxa"/>
+              <w:left w:w="35" w:type="dxa"/>
+              <w:bottom w:w="35" w:type="dxa"/>
+              <w:right w:w="35" w:type="dxa"/>
+            </w:tcMar>
+          </w:tcPr>
+          <w:p>
+            <w:pPr>
+              <w:spacing w:before="0" w:after="0" w:line="240" w:lineRule="auto"/>
+              <w:jc w:val="center"/>
+            </w:pPr>
+            <w:r>
+              <w:rPr>
+                <w:rFonts w:ascii="STHeiti" w:hAnsi="STHeiti" w:eastAsia="STHeiti"/>
+                <w:b w:val="0"/>
+                <w:sz w:val="15"/>
+              </w:rPr>
+            </w:r>
+          </w:p>
+        </w:tc>
+        <w:tc>
+          <w:tcPr>
+            <w:tcW w:type="dxa" w:w="1800"/>
+            <w:vAlign w:val="center"/>
+            <w:tcMar>
+              <w:top w:w="35" w:type="dxa"/>
+              <w:left w:w="35" w:type="dxa"/>
+              <w:bottom w:w="35" w:type="dxa"/>
+              <w:right w:w="35" w:type="dxa"/>
+            </w:tcMar>
+          </w:tcPr>
+          <w:p>
+            <w:pPr>
+              <w:spacing w:before="0" w:after="0" w:line="240" w:lineRule="auto"/>
+              <w:jc w:val="center"/>
+            </w:pPr>
+            <w:r>
+              <w:rPr>
+                <w:rFonts w:ascii="STHeiti" w:hAnsi="STHeiti" w:eastAsia="STHeiti"/>
+                <w:b w:val="0"/>
+                <w:sz w:val="15"/>
+              </w:rPr>
+            </w:r>
+          </w:p>
+        </w:tc>
+        <w:tc>
+          <w:tcPr>
+            <w:tcW w:type="dxa" w:w="1800"/>
+            <w:vAlign w:val="center"/>
+            <w:tcMar>
+              <w:top w:w="35" w:type="dxa"/>
+              <w:left w:w="35" w:type="dxa"/>
+              <w:bottom w:w="35" w:type="dxa"/>
+              <w:right w:w="35" w:type="dxa"/>
+            </w:tcMar>
+          </w:tcPr>
+          <w:p>
+            <w:pPr>
+              <w:spacing w:before="0" w:after="0" w:line="240" w:lineRule="auto"/>
+              <w:jc w:val="center"/>
+            </w:pPr>
+            <w:r>
+              <w:rPr>
+                <w:rFonts w:ascii="STHeiti" w:hAnsi="STHeiti" w:eastAsia="STHeiti"/>
+                <w:b w:val="0"/>
+                <w:sz w:val="15"/>
+              </w:rPr>
+            </w:r>
+          </w:p>
+        </w:tc>
+        <w:tc>
+          <w:tcPr>
+            <w:tcW w:type="dxa" w:w="1800"/>
+            <w:vAlign w:val="center"/>
+            <w:tcMar>
+              <w:top w:w="35" w:type="dxa"/>
+              <w:left w:w="35" w:type="dxa"/>
+              <w:bottom w:w="35" w:type="dxa"/>
+              <w:right w:w="35" w:type="dxa"/>
+            </w:tcMar>
+          </w:tcPr>
+          <w:p>
+            <w:pPr>
+              <w:spacing w:before="0" w:after="0" w:line="240" w:lineRule="auto"/>
+              <w:jc w:val="center"/>
+            </w:pPr>
+            <w:r>
+              <w:rPr>
+                <w:rFonts w:ascii="STHeiti" w:hAnsi="STHeiti" w:eastAsia="STHeiti"/>
+                <w:b w:val="0"/>
+                <w:sz w:val="15"/>
+              </w:rPr>
+            </w:r>
+          </w:p>
+        </w:tc>
+        <w:tc>
+          <w:tcPr>
+            <w:tcW w:type="dxa" w:w="1800"/>
+            <w:vAlign w:val="center"/>
+            <w:tcMar>
+              <w:top w:w="35" w:type="dxa"/>
+              <w:left w:w="35" w:type="dxa"/>
+              <w:bottom w:w="35" w:type="dxa"/>
+              <w:right w:w="35" w:type="dxa"/>
+            </w:tcMar>
+          </w:tcPr>
+          <w:p>
+            <w:pPr>
+              <w:spacing w:before="0" w:after="0" w:line="240" w:lineRule="auto"/>
+              <w:jc w:val="center"/>
+            </w:pPr>
+            <w:r>
+              <w:rPr>
+                <w:rFonts w:ascii="STHeiti" w:hAnsi="STHeiti" w:eastAsia="STHeiti"/>
+                <w:b w:val="0"/>
+                <w:sz w:val="15"/>
+              </w:rPr>
+            </w:r>
+          </w:p>
+        </w:tc>
+        <w:tc>
+          <w:tcPr>
+            <w:tcW w:type="dxa" w:w="1800"/>
+            <w:vAlign w:val="center"/>
+            <w:tcMar>
+              <w:top w:w="35" w:type="dxa"/>
+              <w:left w:w="35" w:type="dxa"/>
+              <w:bottom w:w="35" w:type="dxa"/>
+              <w:right w:w="35" w:type="dxa"/>
+            </w:tcMar>
+          </w:tcPr>
+          <w:p>
+            <w:pPr>
+              <w:spacing w:before="0" w:after="0" w:line="240" w:lineRule="auto"/>
+              <w:jc w:val="center"/>
+            </w:pPr>
+            <w:r>
+              <w:rPr>
+                <w:rFonts w:ascii="STHeiti" w:hAnsi="STHeiti" w:eastAsia="STHeiti"/>
+                <w:b w:val="0"/>
+                <w:sz w:val="15"/>
+              </w:rPr>
+            </w:r>
+          </w:p>
+        </w:tc>
+        <w:tc>
+          <w:tcPr>
+            <w:tcW w:type="dxa" w:w="1800"/>
+            <w:vAlign w:val="center"/>
+            <w:tcMar>
+              <w:top w:w="35" w:type="dxa"/>
+              <w:left w:w="35" w:type="dxa"/>
+              <w:bottom w:w="35" w:type="dxa"/>
+              <w:right w:w="35" w:type="dxa"/>
+            </w:tcMar>
+          </w:tcPr>
+          <w:p>
+            <w:pPr>
+              <w:spacing w:before="0" w:after="0" w:line="240" w:lineRule="auto"/>
+              <w:jc w:val="center"/>
+            </w:pPr>
+            <w:r>
+              <w:rPr>
+                <w:rFonts w:ascii="STHeiti" w:hAnsi="STHeiti" w:eastAsia="STHeiti"/>
+                <w:b w:val="0"/>
+                <w:sz w:val="15"/>
+              </w:rPr>
+            </w:r>
+          </w:p>
+        </w:tc>
+        <w:tc>
+          <w:tcPr>
+            <w:tcW w:type="dxa" w:w="2080"/>
+            <w:vAlign w:val="center"/>
+            <w:tcMar>
+              <w:top w:w="35" w:type="dxa"/>
+              <w:left w:w="35" w:type="dxa"/>
+              <w:bottom w:w="35" w:type="dxa"/>
+              <w:right w:w="35" w:type="dxa"/>
+            </w:tcMar>
+          </w:tcPr>
+          <w:p>
+            <w:pPr>
+              <w:spacing w:before="0" w:after="0" w:line="240" w:lineRule="auto"/>
+              <w:jc w:val="center"/>
+            </w:pPr>
+            <w:r>
+              <w:rPr>
+                <w:rFonts w:ascii="STHeiti" w:hAnsi="STHeiti" w:eastAsia="STHeiti"/>
+                <w:b w:val="0"/>
+                <w:sz w:val="15"/>
+              </w:rPr>
+            </w:r>
           </w:p>
         </w:tc>
       </w:tr>
       <w:tr>
         <w:trPr>
-          <w:trHeight w:val="340" w:hRule="exact"/>
-          <w:jc w:val="center"/>
+          <w:trHeight w:val="280" w:hRule="atLeast"/>
         </w:trPr>
         <w:tc>
           <w:tcPr>
-            <w:tcW w:w="860" w:type="dxa"/>
-            <w:shd w:val="clear" w:color="auto" w:fill="auto"/>
-            <w:vAlign w:val="center"/>
-          </w:tcPr>
-          <w:p>
-            <w:pPr>
-              <w:spacing w:after="0" w:line="240" w:lineRule="auto"/>
-              <w:jc w:val="center"/>
-            </w:pPr>
-          </w:p>
-        </w:tc>
-        <w:tc>
-          <w:tcPr>
-            <w:tcW w:w="860" w:type="dxa"/>
-            <w:shd w:val="clear" w:color="auto" w:fill="auto"/>
-            <w:vAlign w:val="center"/>
-          </w:tcPr>
-          <w:p>
-            <w:pPr>
-              <w:spacing w:after="0" w:line="240" w:lineRule="auto"/>
-              <w:jc w:val="center"/>
-            </w:pPr>
-          </w:p>
-        </w:tc>
-        <w:tc>
-          <w:tcPr>
-            <w:tcW w:w="860" w:type="dxa"/>
-            <w:shd w:val="clear" w:color="auto" w:fill="auto"/>
-            <w:vAlign w:val="center"/>
-          </w:tcPr>
-          <w:p>
-            <w:pPr>
-              <w:spacing w:after="0" w:line="240" w:lineRule="auto"/>
-              <w:jc w:val="center"/>
-            </w:pPr>
-          </w:p>
-        </w:tc>
-        <w:tc>
-          <w:tcPr>
-            <w:tcW w:w="860" w:type="dxa"/>
-            <w:shd w:val="clear" w:color="auto" w:fill="auto"/>
-            <w:vAlign w:val="center"/>
-          </w:tcPr>
-          <w:p>
-            <w:pPr>
-              <w:spacing w:after="0" w:line="240" w:lineRule="auto"/>
-              <w:jc w:val="center"/>
-            </w:pPr>
-          </w:p>
-        </w:tc>
-        <w:tc>
-          <w:tcPr>
-            <w:tcW w:w="860" w:type="dxa"/>
-            <w:shd w:val="clear" w:color="auto" w:fill="auto"/>
-            <w:vAlign w:val="center"/>
-          </w:tcPr>
-          <w:p>
-            <w:pPr>
-              <w:spacing w:after="0" w:line="240" w:lineRule="auto"/>
-              <w:jc w:val="center"/>
-            </w:pPr>
-          </w:p>
-        </w:tc>
-        <w:tc>
-          <w:tcPr>
-            <w:tcW w:w="860" w:type="dxa"/>
-            <w:shd w:val="clear" w:color="auto" w:fill="auto"/>
-            <w:vAlign w:val="center"/>
-          </w:tcPr>
-          <w:p>
-            <w:pPr>
-              <w:spacing w:after="0" w:line="240" w:lineRule="auto"/>
-              <w:jc w:val="center"/>
-            </w:pPr>
-          </w:p>
-        </w:tc>
-        <w:tc>
-          <w:tcPr>
-            <w:tcW w:w="860" w:type="dxa"/>
-            <w:shd w:val="clear" w:color="auto" w:fill="auto"/>
-            <w:vAlign w:val="center"/>
-          </w:tcPr>
-          <w:p>
-            <w:pPr>
-              <w:spacing w:after="0" w:line="240" w:lineRule="auto"/>
-              <w:jc w:val="center"/>
-            </w:pPr>
-          </w:p>
-        </w:tc>
-        <w:tc>
-          <w:tcPr>
-            <w:tcW w:w="860" w:type="dxa"/>
-            <w:shd w:val="clear" w:color="auto" w:fill="auto"/>
-            <w:vAlign w:val="center"/>
-          </w:tcPr>
-          <w:p>
-            <w:pPr>
-              <w:spacing w:after="0" w:line="240" w:lineRule="auto"/>
-              <w:jc w:val="center"/>
-            </w:pPr>
-          </w:p>
-        </w:tc>
-        <w:tc>
-          <w:tcPr>
-            <w:tcW w:w="860" w:type="dxa"/>
-            <w:shd w:val="clear" w:color="auto" w:fill="auto"/>
-            <w:vAlign w:val="center"/>
-          </w:tcPr>
-          <w:p>
-            <w:pPr>
-              <w:spacing w:after="0" w:line="240" w:lineRule="auto"/>
-              <w:jc w:val="center"/>
-            </w:pPr>
-          </w:p>
-        </w:tc>
-        <w:tc>
-          <w:tcPr>
-            <w:tcW w:w="860" w:type="dxa"/>
-            <w:shd w:val="clear" w:color="auto" w:fill="auto"/>
-            <w:vAlign w:val="center"/>
-          </w:tcPr>
-          <w:p>
-            <w:pPr>
-              <w:spacing w:after="0" w:line="240" w:lineRule="auto"/>
-              <w:jc w:val="center"/>
-            </w:pPr>
-          </w:p>
-        </w:tc>
-        <w:tc>
-          <w:tcPr>
-            <w:tcW w:w="860" w:type="dxa"/>
-            <w:shd w:val="clear" w:color="auto" w:fill="auto"/>
-            <w:vAlign w:val="center"/>
-          </w:tcPr>
-          <w:p>
-            <w:pPr>
-              <w:spacing w:after="0" w:line="240" w:lineRule="auto"/>
-              <w:jc w:val="center"/>
-            </w:pPr>
-          </w:p>
-        </w:tc>
-        <w:tc>
-          <w:tcPr>
-            <w:tcW w:w="860" w:type="dxa"/>
-            <w:shd w:val="clear" w:color="auto" w:fill="auto"/>
-            <w:vAlign w:val="center"/>
-          </w:tcPr>
-          <w:p>
-            <w:pPr>
-              <w:spacing w:after="0" w:line="240" w:lineRule="auto"/>
-              <w:jc w:val="center"/>
-            </w:pPr>
-          </w:p>
-        </w:tc>
-        <w:tc>
-          <w:tcPr>
-            <w:tcW w:w="860" w:type="dxa"/>
-            <w:shd w:val="clear" w:color="auto" w:fill="auto"/>
-            <w:vAlign w:val="center"/>
-          </w:tcPr>
-          <w:p>
-            <w:pPr>
-              <w:spacing w:after="0" w:line="240" w:lineRule="auto"/>
-              <w:jc w:val="center"/>
-            </w:pPr>
-          </w:p>
-        </w:tc>
-        <w:tc>
-          <w:tcPr>
-            <w:tcW w:w="860" w:type="dxa"/>
-            <w:shd w:val="clear" w:color="auto" w:fill="auto"/>
-            <w:vAlign w:val="center"/>
-          </w:tcPr>
-          <w:p>
-            <w:pPr>
-              <w:spacing w:after="0" w:line="240" w:lineRule="auto"/>
-              <w:jc w:val="center"/>
-            </w:pPr>
-          </w:p>
-        </w:tc>
-        <w:tc>
-          <w:tcPr>
-            <w:tcW w:w="860" w:type="dxa"/>
-            <w:shd w:val="clear" w:color="auto" w:fill="auto"/>
-            <w:vAlign w:val="center"/>
-          </w:tcPr>
-          <w:p>
-            <w:pPr>
-              <w:spacing w:after="0" w:line="240" w:lineRule="auto"/>
-              <w:jc w:val="center"/>
-            </w:pPr>
-          </w:p>
-        </w:tc>
-        <w:tc>
-          <w:tcPr>
-            <w:tcW w:w="1008" w:type="dxa"/>
-            <w:shd w:val="clear" w:color="auto" w:fill="auto"/>
-            <w:vAlign w:val="center"/>
-          </w:tcPr>
-          <w:p>
-            <w:pPr>
-              <w:spacing w:after="0" w:line="240" w:lineRule="auto"/>
-              <w:jc w:val="center"/>
-            </w:pPr>
-          </w:p>
-        </w:tc>
-        <w:tc>
-          <w:tcPr>
-            <w:tcW w:w="1015" w:type="dxa"/>
-            <w:shd w:val="clear" w:color="auto" w:fill="auto"/>
-            <w:vAlign w:val="center"/>
-          </w:tcPr>
-          <w:p>
-            <w:pPr>
-              <w:spacing w:after="0" w:line="240" w:lineRule="auto"/>
-              <w:jc w:val="center"/>
-            </w:pPr>
-          </w:p>
-        </w:tc>
-        <w:tc>
-          <w:tcPr>
-            <w:tcW w:w="557" w:type="dxa"/>
-            <w:shd w:val="clear" w:color="auto" w:fill="auto"/>
-            <w:vAlign w:val="center"/>
-          </w:tcPr>
-          <w:p>
-            <w:pPr>
-              <w:spacing w:after="0" w:line="240" w:lineRule="auto"/>
-              <w:jc w:val="center"/>
-            </w:pPr>
+            <w:tcW w:type="dxa" w:w="1600"/>
+            <w:vAlign w:val="center"/>
+            <w:tcMar>
+              <w:top w:w="35" w:type="dxa"/>
+              <w:left w:w="35" w:type="dxa"/>
+              <w:bottom w:w="35" w:type="dxa"/>
+              <w:right w:w="35" w:type="dxa"/>
+            </w:tcMar>
+          </w:tcPr>
+          <w:p>
+            <w:pPr>
+              <w:spacing w:before="0" w:after="0" w:line="240" w:lineRule="auto"/>
+              <w:jc w:val="center"/>
+            </w:pPr>
+            <w:r>
+              <w:rPr>
+                <w:rFonts w:ascii="STHeiti" w:hAnsi="STHeiti" w:eastAsia="STHeiti"/>
+                <w:b w:val="0"/>
+                <w:sz w:val="15"/>
+              </w:rPr>
+            </w:r>
+          </w:p>
+        </w:tc>
+        <w:tc>
+          <w:tcPr>
+            <w:tcW w:type="dxa" w:w="1000"/>
+            <w:vAlign w:val="center"/>
+            <w:tcMar>
+              <w:top w:w="35" w:type="dxa"/>
+              <w:left w:w="35" w:type="dxa"/>
+              <w:bottom w:w="35" w:type="dxa"/>
+              <w:right w:w="35" w:type="dxa"/>
+            </w:tcMar>
+          </w:tcPr>
+          <w:p>
+            <w:pPr>
+              <w:spacing w:before="0" w:after="0" w:line="240" w:lineRule="auto"/>
+              <w:jc w:val="center"/>
+            </w:pPr>
+            <w:r>
+              <w:rPr>
+                <w:rFonts w:ascii="STHeiti" w:hAnsi="STHeiti" w:eastAsia="STHeiti"/>
+                <w:b w:val="0"/>
+                <w:sz w:val="15"/>
+              </w:rPr>
+            </w:r>
+          </w:p>
+        </w:tc>
+        <w:tc>
+          <w:tcPr>
+            <w:tcW w:type="dxa" w:w="1800"/>
+            <w:vAlign w:val="center"/>
+            <w:tcMar>
+              <w:top w:w="35" w:type="dxa"/>
+              <w:left w:w="35" w:type="dxa"/>
+              <w:bottom w:w="35" w:type="dxa"/>
+              <w:right w:w="35" w:type="dxa"/>
+            </w:tcMar>
+          </w:tcPr>
+          <w:p>
+            <w:pPr>
+              <w:spacing w:before="0" w:after="0" w:line="240" w:lineRule="auto"/>
+              <w:jc w:val="center"/>
+            </w:pPr>
+            <w:r>
+              <w:rPr>
+                <w:rFonts w:ascii="STHeiti" w:hAnsi="STHeiti" w:eastAsia="STHeiti"/>
+                <w:b w:val="0"/>
+                <w:sz w:val="15"/>
+              </w:rPr>
+            </w:r>
+          </w:p>
+        </w:tc>
+        <w:tc>
+          <w:tcPr>
+            <w:tcW w:type="dxa" w:w="1800"/>
+            <w:vAlign w:val="center"/>
+            <w:tcMar>
+              <w:top w:w="35" w:type="dxa"/>
+              <w:left w:w="35" w:type="dxa"/>
+              <w:bottom w:w="35" w:type="dxa"/>
+              <w:right w:w="35" w:type="dxa"/>
+            </w:tcMar>
+          </w:tcPr>
+          <w:p>
+            <w:pPr>
+              <w:spacing w:before="0" w:after="0" w:line="240" w:lineRule="auto"/>
+              <w:jc w:val="center"/>
+            </w:pPr>
+            <w:r>
+              <w:rPr>
+                <w:rFonts w:ascii="STHeiti" w:hAnsi="STHeiti" w:eastAsia="STHeiti"/>
+                <w:b w:val="0"/>
+                <w:sz w:val="15"/>
+              </w:rPr>
+            </w:r>
+          </w:p>
+        </w:tc>
+        <w:tc>
+          <w:tcPr>
+            <w:tcW w:type="dxa" w:w="1800"/>
+            <w:vAlign w:val="center"/>
+            <w:tcMar>
+              <w:top w:w="35" w:type="dxa"/>
+              <w:left w:w="35" w:type="dxa"/>
+              <w:bottom w:w="35" w:type="dxa"/>
+              <w:right w:w="35" w:type="dxa"/>
+            </w:tcMar>
+          </w:tcPr>
+          <w:p>
+            <w:pPr>
+              <w:spacing w:before="0" w:after="0" w:line="240" w:lineRule="auto"/>
+              <w:jc w:val="center"/>
+            </w:pPr>
+            <w:r>
+              <w:rPr>
+                <w:rFonts w:ascii="STHeiti" w:hAnsi="STHeiti" w:eastAsia="STHeiti"/>
+                <w:b w:val="0"/>
+                <w:sz w:val="15"/>
+              </w:rPr>
+            </w:r>
+          </w:p>
+        </w:tc>
+        <w:tc>
+          <w:tcPr>
+            <w:tcW w:type="dxa" w:w="1800"/>
+            <w:vAlign w:val="center"/>
+            <w:tcMar>
+              <w:top w:w="35" w:type="dxa"/>
+              <w:left w:w="35" w:type="dxa"/>
+              <w:bottom w:w="35" w:type="dxa"/>
+              <w:right w:w="35" w:type="dxa"/>
+            </w:tcMar>
+          </w:tcPr>
+          <w:p>
+            <w:pPr>
+              <w:spacing w:before="0" w:after="0" w:line="240" w:lineRule="auto"/>
+              <w:jc w:val="center"/>
+            </w:pPr>
+            <w:r>
+              <w:rPr>
+                <w:rFonts w:ascii="STHeiti" w:hAnsi="STHeiti" w:eastAsia="STHeiti"/>
+                <w:b w:val="0"/>
+                <w:sz w:val="15"/>
+              </w:rPr>
+            </w:r>
+          </w:p>
+        </w:tc>
+        <w:tc>
+          <w:tcPr>
+            <w:tcW w:type="dxa" w:w="1800"/>
+            <w:vAlign w:val="center"/>
+            <w:tcMar>
+              <w:top w:w="35" w:type="dxa"/>
+              <w:left w:w="35" w:type="dxa"/>
+              <w:bottom w:w="35" w:type="dxa"/>
+              <w:right w:w="35" w:type="dxa"/>
+            </w:tcMar>
+          </w:tcPr>
+          <w:p>
+            <w:pPr>
+              <w:spacing w:before="0" w:after="0" w:line="240" w:lineRule="auto"/>
+              <w:jc w:val="center"/>
+            </w:pPr>
+            <w:r>
+              <w:rPr>
+                <w:rFonts w:ascii="STHeiti" w:hAnsi="STHeiti" w:eastAsia="STHeiti"/>
+                <w:b w:val="0"/>
+                <w:sz w:val="15"/>
+              </w:rPr>
+            </w:r>
+          </w:p>
+        </w:tc>
+        <w:tc>
+          <w:tcPr>
+            <w:tcW w:type="dxa" w:w="1800"/>
+            <w:vAlign w:val="center"/>
+            <w:tcMar>
+              <w:top w:w="35" w:type="dxa"/>
+              <w:left w:w="35" w:type="dxa"/>
+              <w:bottom w:w="35" w:type="dxa"/>
+              <w:right w:w="35" w:type="dxa"/>
+            </w:tcMar>
+          </w:tcPr>
+          <w:p>
+            <w:pPr>
+              <w:spacing w:before="0" w:after="0" w:line="240" w:lineRule="auto"/>
+              <w:jc w:val="center"/>
+            </w:pPr>
+            <w:r>
+              <w:rPr>
+                <w:rFonts w:ascii="STHeiti" w:hAnsi="STHeiti" w:eastAsia="STHeiti"/>
+                <w:b w:val="0"/>
+                <w:sz w:val="15"/>
+              </w:rPr>
+            </w:r>
+          </w:p>
+        </w:tc>
+        <w:tc>
+          <w:tcPr>
+            <w:tcW w:type="dxa" w:w="2080"/>
+            <w:vAlign w:val="center"/>
+            <w:tcMar>
+              <w:top w:w="35" w:type="dxa"/>
+              <w:left w:w="35" w:type="dxa"/>
+              <w:bottom w:w="35" w:type="dxa"/>
+              <w:right w:w="35" w:type="dxa"/>
+            </w:tcMar>
+          </w:tcPr>
+          <w:p>
+            <w:pPr>
+              <w:spacing w:before="0" w:after="0" w:line="240" w:lineRule="auto"/>
+              <w:jc w:val="center"/>
+            </w:pPr>
+            <w:r>
+              <w:rPr>
+                <w:rFonts w:ascii="STHeiti" w:hAnsi="STHeiti" w:eastAsia="STHeiti"/>
+                <w:b w:val="0"/>
+                <w:sz w:val="15"/>
+              </w:rPr>
+            </w:r>
           </w:p>
         </w:tc>
       </w:tr>
       <w:tr>
         <w:trPr>
-          <w:trHeight w:val="340" w:hRule="exact"/>
-          <w:jc w:val="center"/>
+          <w:trHeight w:val="280" w:hRule="atLeast"/>
         </w:trPr>
         <w:tc>
           <w:tcPr>
-            <w:tcW w:w="860" w:type="dxa"/>
-            <w:shd w:val="clear" w:color="auto" w:fill="auto"/>
-            <w:vAlign w:val="center"/>
-          </w:tcPr>
-          <w:p>
-            <w:pPr>
-              <w:spacing w:after="0" w:line="240" w:lineRule="auto"/>
-              <w:jc w:val="center"/>
-            </w:pPr>
-          </w:p>
-        </w:tc>
-        <w:tc>
-          <w:tcPr>
-            <w:tcW w:w="860" w:type="dxa"/>
-            <w:shd w:val="clear" w:color="auto" w:fill="auto"/>
-            <w:vAlign w:val="center"/>
-          </w:tcPr>
-          <w:p>
-            <w:pPr>
-              <w:spacing w:after="0" w:line="240" w:lineRule="auto"/>
-              <w:jc w:val="center"/>
-            </w:pPr>
-          </w:p>
-        </w:tc>
-        <w:tc>
-          <w:tcPr>
-            <w:tcW w:w="860" w:type="dxa"/>
-            <w:shd w:val="clear" w:color="auto" w:fill="auto"/>
-            <w:vAlign w:val="center"/>
-          </w:tcPr>
-          <w:p>
-            <w:pPr>
-              <w:spacing w:after="0" w:line="240" w:lineRule="auto"/>
-              <w:jc w:val="center"/>
-            </w:pPr>
-          </w:p>
-        </w:tc>
-        <w:tc>
-          <w:tcPr>
-            <w:tcW w:w="860" w:type="dxa"/>
-            <w:shd w:val="clear" w:color="auto" w:fill="auto"/>
-            <w:vAlign w:val="center"/>
-          </w:tcPr>
-          <w:p>
-            <w:pPr>
-              <w:spacing w:after="0" w:line="240" w:lineRule="auto"/>
-              <w:jc w:val="center"/>
-            </w:pPr>
-          </w:p>
-        </w:tc>
-        <w:tc>
-          <w:tcPr>
-            <w:tcW w:w="860" w:type="dxa"/>
-            <w:shd w:val="clear" w:color="auto" w:fill="auto"/>
-            <w:vAlign w:val="center"/>
-          </w:tcPr>
-          <w:p>
-            <w:pPr>
-              <w:spacing w:after="0" w:line="240" w:lineRule="auto"/>
-              <w:jc w:val="center"/>
-            </w:pPr>
-          </w:p>
-        </w:tc>
-        <w:tc>
-          <w:tcPr>
-            <w:tcW w:w="860" w:type="dxa"/>
-            <w:shd w:val="clear" w:color="auto" w:fill="auto"/>
-            <w:vAlign w:val="center"/>
-          </w:tcPr>
-          <w:p>
-            <w:pPr>
-              <w:spacing w:after="0" w:line="240" w:lineRule="auto"/>
-              <w:jc w:val="center"/>
-            </w:pPr>
-          </w:p>
-        </w:tc>
-        <w:tc>
-          <w:tcPr>
-            <w:tcW w:w="860" w:type="dxa"/>
-            <w:shd w:val="clear" w:color="auto" w:fill="auto"/>
-            <w:vAlign w:val="center"/>
-          </w:tcPr>
-          <w:p>
-            <w:pPr>
-              <w:spacing w:after="0" w:line="240" w:lineRule="auto"/>
-              <w:jc w:val="center"/>
-            </w:pPr>
-          </w:p>
-        </w:tc>
-        <w:tc>
-          <w:tcPr>
-            <w:tcW w:w="860" w:type="dxa"/>
-            <w:shd w:val="clear" w:color="auto" w:fill="auto"/>
-            <w:vAlign w:val="center"/>
-          </w:tcPr>
-          <w:p>
-            <w:pPr>
-              <w:spacing w:after="0" w:line="240" w:lineRule="auto"/>
-              <w:jc w:val="center"/>
-            </w:pPr>
-          </w:p>
-        </w:tc>
-        <w:tc>
-          <w:tcPr>
-            <w:tcW w:w="860" w:type="dxa"/>
-            <w:shd w:val="clear" w:color="auto" w:fill="auto"/>
-            <w:vAlign w:val="center"/>
-          </w:tcPr>
-          <w:p>
-            <w:pPr>
-              <w:spacing w:after="0" w:line="240" w:lineRule="auto"/>
-              <w:jc w:val="center"/>
-            </w:pPr>
-          </w:p>
-        </w:tc>
-        <w:tc>
-          <w:tcPr>
-            <w:tcW w:w="860" w:type="dxa"/>
-            <w:shd w:val="clear" w:color="auto" w:fill="auto"/>
-            <w:vAlign w:val="center"/>
-          </w:tcPr>
-          <w:p>
-            <w:pPr>
-              <w:spacing w:after="0" w:line="240" w:lineRule="auto"/>
-              <w:jc w:val="center"/>
-            </w:pPr>
-          </w:p>
-        </w:tc>
-        <w:tc>
-          <w:tcPr>
-            <w:tcW w:w="860" w:type="dxa"/>
-            <w:shd w:val="clear" w:color="auto" w:fill="auto"/>
-            <w:vAlign w:val="center"/>
-          </w:tcPr>
-          <w:p>
-            <w:pPr>
-              <w:spacing w:after="0" w:line="240" w:lineRule="auto"/>
-              <w:jc w:val="center"/>
-            </w:pPr>
-          </w:p>
-        </w:tc>
-        <w:tc>
-          <w:tcPr>
-            <w:tcW w:w="860" w:type="dxa"/>
-            <w:shd w:val="clear" w:color="auto" w:fill="auto"/>
-            <w:vAlign w:val="center"/>
-          </w:tcPr>
-          <w:p>
-            <w:pPr>
-              <w:spacing w:after="0" w:line="240" w:lineRule="auto"/>
-              <w:jc w:val="center"/>
-            </w:pPr>
-          </w:p>
-        </w:tc>
-        <w:tc>
-          <w:tcPr>
-            <w:tcW w:w="860" w:type="dxa"/>
-            <w:shd w:val="clear" w:color="auto" w:fill="auto"/>
-            <w:vAlign w:val="center"/>
-          </w:tcPr>
-          <w:p>
-            <w:pPr>
-              <w:spacing w:after="0" w:line="240" w:lineRule="auto"/>
-              <w:jc w:val="center"/>
-            </w:pPr>
-          </w:p>
-        </w:tc>
-        <w:tc>
-          <w:tcPr>
-            <w:tcW w:w="860" w:type="dxa"/>
-            <w:shd w:val="clear" w:color="auto" w:fill="auto"/>
-            <w:vAlign w:val="center"/>
-          </w:tcPr>
-          <w:p>
-            <w:pPr>
-              <w:spacing w:after="0" w:line="240" w:lineRule="auto"/>
-              <w:jc w:val="center"/>
-            </w:pPr>
-          </w:p>
-        </w:tc>
-        <w:tc>
-          <w:tcPr>
-            <w:tcW w:w="860" w:type="dxa"/>
-            <w:shd w:val="clear" w:color="auto" w:fill="auto"/>
-            <w:vAlign w:val="center"/>
-          </w:tcPr>
-          <w:p>
-            <w:pPr>
-              <w:spacing w:after="0" w:line="240" w:lineRule="auto"/>
-              <w:jc w:val="center"/>
-            </w:pPr>
-          </w:p>
-        </w:tc>
-        <w:tc>
-          <w:tcPr>
-            <w:tcW w:w="1008" w:type="dxa"/>
-            <w:shd w:val="clear" w:color="auto" w:fill="auto"/>
-            <w:vAlign w:val="center"/>
-          </w:tcPr>
-          <w:p>
-            <w:pPr>
-              <w:spacing w:after="0" w:line="240" w:lineRule="auto"/>
-              <w:jc w:val="center"/>
-            </w:pPr>
-          </w:p>
-        </w:tc>
-        <w:tc>
-          <w:tcPr>
-            <w:tcW w:w="1015" w:type="dxa"/>
-            <w:shd w:val="clear" w:color="auto" w:fill="auto"/>
-            <w:vAlign w:val="center"/>
-          </w:tcPr>
-          <w:p>
-            <w:pPr>
-              <w:spacing w:after="0" w:line="240" w:lineRule="auto"/>
-              <w:jc w:val="center"/>
-            </w:pPr>
-          </w:p>
-        </w:tc>
-        <w:tc>
-          <w:tcPr>
-            <w:tcW w:w="557" w:type="dxa"/>
-            <w:shd w:val="clear" w:color="auto" w:fill="auto"/>
-            <w:vAlign w:val="center"/>
-          </w:tcPr>
-          <w:p>
-            <w:pPr>
-              <w:spacing w:after="0" w:line="240" w:lineRule="auto"/>
-              <w:jc w:val="center"/>
-            </w:pPr>
+            <w:tcW w:type="dxa" w:w="1600"/>
+            <w:vAlign w:val="center"/>
+            <w:tcMar>
+              <w:top w:w="35" w:type="dxa"/>
+              <w:left w:w="35" w:type="dxa"/>
+              <w:bottom w:w="35" w:type="dxa"/>
+              <w:right w:w="35" w:type="dxa"/>
+            </w:tcMar>
+          </w:tcPr>
+          <w:p>
+            <w:pPr>
+              <w:spacing w:before="0" w:after="0" w:line="240" w:lineRule="auto"/>
+              <w:jc w:val="center"/>
+            </w:pPr>
+            <w:r>
+              <w:rPr>
+                <w:rFonts w:ascii="STHeiti" w:hAnsi="STHeiti" w:eastAsia="STHeiti"/>
+                <w:b w:val="0"/>
+                <w:sz w:val="15"/>
+              </w:rPr>
+            </w:r>
+          </w:p>
+        </w:tc>
+        <w:tc>
+          <w:tcPr>
+            <w:tcW w:type="dxa" w:w="1000"/>
+            <w:vAlign w:val="center"/>
+            <w:tcMar>
+              <w:top w:w="35" w:type="dxa"/>
+              <w:left w:w="35" w:type="dxa"/>
+              <w:bottom w:w="35" w:type="dxa"/>
+              <w:right w:w="35" w:type="dxa"/>
+            </w:tcMar>
+          </w:tcPr>
+          <w:p>
+            <w:pPr>
+              <w:spacing w:before="0" w:after="0" w:line="240" w:lineRule="auto"/>
+              <w:jc w:val="center"/>
+            </w:pPr>
+            <w:r>
+              <w:rPr>
+                <w:rFonts w:ascii="STHeiti" w:hAnsi="STHeiti" w:eastAsia="STHeiti"/>
+                <w:b w:val="0"/>
+                <w:sz w:val="15"/>
+              </w:rPr>
+            </w:r>
+          </w:p>
+        </w:tc>
+        <w:tc>
+          <w:tcPr>
+            <w:tcW w:type="dxa" w:w="1800"/>
+            <w:vAlign w:val="center"/>
+            <w:tcMar>
+              <w:top w:w="35" w:type="dxa"/>
+              <w:left w:w="35" w:type="dxa"/>
+              <w:bottom w:w="35" w:type="dxa"/>
+              <w:right w:w="35" w:type="dxa"/>
+            </w:tcMar>
+          </w:tcPr>
+          <w:p>
+            <w:pPr>
+              <w:spacing w:before="0" w:after="0" w:line="240" w:lineRule="auto"/>
+              <w:jc w:val="center"/>
+            </w:pPr>
+            <w:r>
+              <w:rPr>
+                <w:rFonts w:ascii="STHeiti" w:hAnsi="STHeiti" w:eastAsia="STHeiti"/>
+                <w:b w:val="0"/>
+                <w:sz w:val="15"/>
+              </w:rPr>
+            </w:r>
+          </w:p>
+        </w:tc>
+        <w:tc>
+          <w:tcPr>
+            <w:tcW w:type="dxa" w:w="1800"/>
+            <w:vAlign w:val="center"/>
+            <w:tcMar>
+              <w:top w:w="35" w:type="dxa"/>
+              <w:left w:w="35" w:type="dxa"/>
+              <w:bottom w:w="35" w:type="dxa"/>
+              <w:right w:w="35" w:type="dxa"/>
+            </w:tcMar>
+          </w:tcPr>
+          <w:p>
+            <w:pPr>
+              <w:spacing w:before="0" w:after="0" w:line="240" w:lineRule="auto"/>
+              <w:jc w:val="center"/>
+            </w:pPr>
+            <w:r>
+              <w:rPr>
+                <w:rFonts w:ascii="STHeiti" w:hAnsi="STHeiti" w:eastAsia="STHeiti"/>
+                <w:b w:val="0"/>
+                <w:sz w:val="15"/>
+              </w:rPr>
+            </w:r>
+          </w:p>
+        </w:tc>
+        <w:tc>
+          <w:tcPr>
+            <w:tcW w:type="dxa" w:w="1800"/>
+            <w:vAlign w:val="center"/>
+            <w:tcMar>
+              <w:top w:w="35" w:type="dxa"/>
+              <w:left w:w="35" w:type="dxa"/>
+              <w:bottom w:w="35" w:type="dxa"/>
+              <w:right w:w="35" w:type="dxa"/>
+            </w:tcMar>
+          </w:tcPr>
+          <w:p>
+            <w:pPr>
+              <w:spacing w:before="0" w:after="0" w:line="240" w:lineRule="auto"/>
+              <w:jc w:val="center"/>
+            </w:pPr>
+            <w:r>
+              <w:rPr>
+                <w:rFonts w:ascii="STHeiti" w:hAnsi="STHeiti" w:eastAsia="STHeiti"/>
+                <w:b w:val="0"/>
+                <w:sz w:val="15"/>
+              </w:rPr>
+            </w:r>
+          </w:p>
+        </w:tc>
+        <w:tc>
+          <w:tcPr>
+            <w:tcW w:type="dxa" w:w="1800"/>
+            <w:vAlign w:val="center"/>
+            <w:tcMar>
+              <w:top w:w="35" w:type="dxa"/>
+              <w:left w:w="35" w:type="dxa"/>
+              <w:bottom w:w="35" w:type="dxa"/>
+              <w:right w:w="35" w:type="dxa"/>
+            </w:tcMar>
+          </w:tcPr>
+          <w:p>
+            <w:pPr>
+              <w:spacing w:before="0" w:after="0" w:line="240" w:lineRule="auto"/>
+              <w:jc w:val="center"/>
+            </w:pPr>
+            <w:r>
+              <w:rPr>
+                <w:rFonts w:ascii="STHeiti" w:hAnsi="STHeiti" w:eastAsia="STHeiti"/>
+                <w:b w:val="0"/>
+                <w:sz w:val="15"/>
+              </w:rPr>
+            </w:r>
+          </w:p>
+        </w:tc>
+        <w:tc>
+          <w:tcPr>
+            <w:tcW w:type="dxa" w:w="1800"/>
+            <w:vAlign w:val="center"/>
+            <w:tcMar>
+              <w:top w:w="35" w:type="dxa"/>
+              <w:left w:w="35" w:type="dxa"/>
+              <w:bottom w:w="35" w:type="dxa"/>
+              <w:right w:w="35" w:type="dxa"/>
+            </w:tcMar>
+          </w:tcPr>
+          <w:p>
+            <w:pPr>
+              <w:spacing w:before="0" w:after="0" w:line="240" w:lineRule="auto"/>
+              <w:jc w:val="center"/>
+            </w:pPr>
+            <w:r>
+              <w:rPr>
+                <w:rFonts w:ascii="STHeiti" w:hAnsi="STHeiti" w:eastAsia="STHeiti"/>
+                <w:b w:val="0"/>
+                <w:sz w:val="15"/>
+              </w:rPr>
+            </w:r>
+          </w:p>
+        </w:tc>
+        <w:tc>
+          <w:tcPr>
+            <w:tcW w:type="dxa" w:w="1800"/>
+            <w:vAlign w:val="center"/>
+            <w:tcMar>
+              <w:top w:w="35" w:type="dxa"/>
+              <w:left w:w="35" w:type="dxa"/>
+              <w:bottom w:w="35" w:type="dxa"/>
+              <w:right w:w="35" w:type="dxa"/>
+            </w:tcMar>
+          </w:tcPr>
+          <w:p>
+            <w:pPr>
+              <w:spacing w:before="0" w:after="0" w:line="240" w:lineRule="auto"/>
+              <w:jc w:val="center"/>
+            </w:pPr>
+            <w:r>
+              <w:rPr>
+                <w:rFonts w:ascii="STHeiti" w:hAnsi="STHeiti" w:eastAsia="STHeiti"/>
+                <w:b w:val="0"/>
+                <w:sz w:val="15"/>
+              </w:rPr>
+            </w:r>
+          </w:p>
+        </w:tc>
+        <w:tc>
+          <w:tcPr>
+            <w:tcW w:type="dxa" w:w="2080"/>
+            <w:vAlign w:val="center"/>
+            <w:tcMar>
+              <w:top w:w="35" w:type="dxa"/>
+              <w:left w:w="35" w:type="dxa"/>
+              <w:bottom w:w="35" w:type="dxa"/>
+              <w:right w:w="35" w:type="dxa"/>
+            </w:tcMar>
+          </w:tcPr>
+          <w:p>
+            <w:pPr>
+              <w:spacing w:before="0" w:after="0" w:line="240" w:lineRule="auto"/>
+              <w:jc w:val="center"/>
+            </w:pPr>
+            <w:r>
+              <w:rPr>
+                <w:rFonts w:ascii="STHeiti" w:hAnsi="STHeiti" w:eastAsia="STHeiti"/>
+                <w:b w:val="0"/>
+                <w:sz w:val="15"/>
+              </w:rPr>
+            </w:r>
           </w:p>
         </w:tc>
       </w:tr>
       <w:tr>
         <w:trPr>
-          <w:trHeight w:val="340" w:hRule="exact"/>
-          <w:jc w:val="center"/>
+          <w:trHeight w:val="280" w:hRule="atLeast"/>
         </w:trPr>
         <w:tc>
           <w:tcPr>
-            <w:tcW w:w="860" w:type="dxa"/>
-            <w:shd w:val="clear" w:color="auto" w:fill="auto"/>
-            <w:vAlign w:val="center"/>
-          </w:tcPr>
-          <w:p>
-            <w:pPr>
-              <w:spacing w:after="0" w:line="240" w:lineRule="auto"/>
-              <w:jc w:val="center"/>
-            </w:pPr>
-          </w:p>
-        </w:tc>
-        <w:tc>
-          <w:tcPr>
-            <w:tcW w:w="860" w:type="dxa"/>
-            <w:shd w:val="clear" w:color="auto" w:fill="auto"/>
-            <w:vAlign w:val="center"/>
-          </w:tcPr>
-          <w:p>
-            <w:pPr>
-              <w:spacing w:after="0" w:line="240" w:lineRule="auto"/>
-              <w:jc w:val="center"/>
-            </w:pPr>
-          </w:p>
-        </w:tc>
-        <w:tc>
-          <w:tcPr>
-            <w:tcW w:w="860" w:type="dxa"/>
-            <w:shd w:val="clear" w:color="auto" w:fill="auto"/>
-            <w:vAlign w:val="center"/>
-          </w:tcPr>
-          <w:p>
-            <w:pPr>
-              <w:spacing w:after="0" w:line="240" w:lineRule="auto"/>
-              <w:jc w:val="center"/>
-            </w:pPr>
-          </w:p>
-        </w:tc>
-        <w:tc>
-          <w:tcPr>
-            <w:tcW w:w="860" w:type="dxa"/>
-            <w:shd w:val="clear" w:color="auto" w:fill="auto"/>
-            <w:vAlign w:val="center"/>
-          </w:tcPr>
-          <w:p>
-            <w:pPr>
-              <w:spacing w:after="0" w:line="240" w:lineRule="auto"/>
-              <w:jc w:val="center"/>
-            </w:pPr>
-          </w:p>
-        </w:tc>
-        <w:tc>
-          <w:tcPr>
-            <w:tcW w:w="860" w:type="dxa"/>
-            <w:shd w:val="clear" w:color="auto" w:fill="auto"/>
-            <w:vAlign w:val="center"/>
-          </w:tcPr>
-          <w:p>
-            <w:pPr>
-              <w:spacing w:after="0" w:line="240" w:lineRule="auto"/>
-              <w:jc w:val="center"/>
-            </w:pPr>
-          </w:p>
-        </w:tc>
-        <w:tc>
-          <w:tcPr>
-            <w:tcW w:w="860" w:type="dxa"/>
-            <w:shd w:val="clear" w:color="auto" w:fill="auto"/>
-            <w:vAlign w:val="center"/>
-          </w:tcPr>
-          <w:p>
-            <w:pPr>
-              <w:spacing w:after="0" w:line="240" w:lineRule="auto"/>
-              <w:jc w:val="center"/>
-            </w:pPr>
-          </w:p>
-        </w:tc>
-        <w:tc>
-          <w:tcPr>
-            <w:tcW w:w="860" w:type="dxa"/>
-            <w:shd w:val="clear" w:color="auto" w:fill="auto"/>
-            <w:vAlign w:val="center"/>
-          </w:tcPr>
-          <w:p>
-            <w:pPr>
-              <w:spacing w:after="0" w:line="240" w:lineRule="auto"/>
-              <w:jc w:val="center"/>
-            </w:pPr>
-          </w:p>
-        </w:tc>
-        <w:tc>
-          <w:tcPr>
-            <w:tcW w:w="860" w:type="dxa"/>
-            <w:shd w:val="clear" w:color="auto" w:fill="auto"/>
-            <w:vAlign w:val="center"/>
-          </w:tcPr>
-          <w:p>
-            <w:pPr>
-              <w:spacing w:after="0" w:line="240" w:lineRule="auto"/>
-              <w:jc w:val="center"/>
-            </w:pPr>
-          </w:p>
-        </w:tc>
-        <w:tc>
-          <w:tcPr>
-            <w:tcW w:w="860" w:type="dxa"/>
-            <w:shd w:val="clear" w:color="auto" w:fill="auto"/>
-            <w:vAlign w:val="center"/>
-          </w:tcPr>
-          <w:p>
-            <w:pPr>
-              <w:spacing w:after="0" w:line="240" w:lineRule="auto"/>
-              <w:jc w:val="center"/>
-            </w:pPr>
-          </w:p>
-        </w:tc>
-        <w:tc>
-          <w:tcPr>
-            <w:tcW w:w="860" w:type="dxa"/>
-            <w:shd w:val="clear" w:color="auto" w:fill="auto"/>
-            <w:vAlign w:val="center"/>
-          </w:tcPr>
-          <w:p>
-            <w:pPr>
-              <w:spacing w:after="0" w:line="240" w:lineRule="auto"/>
-              <w:jc w:val="center"/>
-            </w:pPr>
-          </w:p>
-        </w:tc>
-        <w:tc>
-          <w:tcPr>
-            <w:tcW w:w="860" w:type="dxa"/>
-            <w:shd w:val="clear" w:color="auto" w:fill="auto"/>
-            <w:vAlign w:val="center"/>
-          </w:tcPr>
-          <w:p>
-            <w:pPr>
-              <w:spacing w:after="0" w:line="240" w:lineRule="auto"/>
-              <w:jc w:val="center"/>
-            </w:pPr>
-          </w:p>
-        </w:tc>
-        <w:tc>
-          <w:tcPr>
-            <w:tcW w:w="860" w:type="dxa"/>
-            <w:shd w:val="clear" w:color="auto" w:fill="auto"/>
-            <w:vAlign w:val="center"/>
-          </w:tcPr>
-          <w:p>
-            <w:pPr>
-              <w:spacing w:after="0" w:line="240" w:lineRule="auto"/>
-              <w:jc w:val="center"/>
-            </w:pPr>
-          </w:p>
-        </w:tc>
-        <w:tc>
-          <w:tcPr>
-            <w:tcW w:w="860" w:type="dxa"/>
-            <w:shd w:val="clear" w:color="auto" w:fill="auto"/>
-            <w:vAlign w:val="center"/>
-          </w:tcPr>
-          <w:p>
-            <w:pPr>
-              <w:spacing w:after="0" w:line="240" w:lineRule="auto"/>
-              <w:jc w:val="center"/>
-            </w:pPr>
-          </w:p>
-        </w:tc>
-        <w:tc>
-          <w:tcPr>
-            <w:tcW w:w="860" w:type="dxa"/>
-            <w:shd w:val="clear" w:color="auto" w:fill="auto"/>
-            <w:vAlign w:val="center"/>
-          </w:tcPr>
-          <w:p>
-            <w:pPr>
-              <w:spacing w:after="0" w:line="240" w:lineRule="auto"/>
-              <w:jc w:val="center"/>
-            </w:pPr>
-          </w:p>
-        </w:tc>
-        <w:tc>
-          <w:tcPr>
-            <w:tcW w:w="860" w:type="dxa"/>
-            <w:shd w:val="clear" w:color="auto" w:fill="auto"/>
-            <w:vAlign w:val="center"/>
-          </w:tcPr>
-          <w:p>
-            <w:pPr>
-              <w:spacing w:after="0" w:line="240" w:lineRule="auto"/>
-              <w:jc w:val="center"/>
-            </w:pPr>
-          </w:p>
-        </w:tc>
-        <w:tc>
-          <w:tcPr>
-            <w:tcW w:w="1008" w:type="dxa"/>
-            <w:shd w:val="clear" w:color="auto" w:fill="auto"/>
-            <w:vAlign w:val="center"/>
-          </w:tcPr>
-          <w:p>
-            <w:pPr>
-              <w:spacing w:after="0" w:line="240" w:lineRule="auto"/>
-              <w:jc w:val="center"/>
-            </w:pPr>
-          </w:p>
-        </w:tc>
-        <w:tc>
-          <w:tcPr>
-            <w:tcW w:w="1015" w:type="dxa"/>
-            <w:shd w:val="clear" w:color="auto" w:fill="auto"/>
-            <w:vAlign w:val="center"/>
-          </w:tcPr>
-          <w:p>
-            <w:pPr>
-              <w:spacing w:after="0" w:line="240" w:lineRule="auto"/>
-              <w:jc w:val="center"/>
-            </w:pPr>
-          </w:p>
-        </w:tc>
-        <w:tc>
-          <w:tcPr>
-            <w:tcW w:w="557" w:type="dxa"/>
-            <w:shd w:val="clear" w:color="auto" w:fill="auto"/>
-            <w:vAlign w:val="center"/>
-          </w:tcPr>
-          <w:p>
-            <w:pPr>
-              <w:spacing w:after="0" w:line="240" w:lineRule="auto"/>
-              <w:jc w:val="center"/>
-            </w:pPr>
+            <w:tcW w:type="dxa" w:w="1600"/>
+            <w:vAlign w:val="center"/>
+            <w:tcMar>
+              <w:top w:w="35" w:type="dxa"/>
+              <w:left w:w="35" w:type="dxa"/>
+              <w:bottom w:w="35" w:type="dxa"/>
+              <w:right w:w="35" w:type="dxa"/>
+            </w:tcMar>
+          </w:tcPr>
+          <w:p>
+            <w:pPr>
+              <w:spacing w:before="0" w:after="0" w:line="240" w:lineRule="auto"/>
+              <w:jc w:val="center"/>
+            </w:pPr>
+            <w:r>
+              <w:rPr>
+                <w:rFonts w:ascii="STHeiti" w:hAnsi="STHeiti" w:eastAsia="STHeiti"/>
+                <w:b w:val="0"/>
+                <w:sz w:val="15"/>
+              </w:rPr>
+            </w:r>
+          </w:p>
+        </w:tc>
+        <w:tc>
+          <w:tcPr>
+            <w:tcW w:type="dxa" w:w="1000"/>
+            <w:vAlign w:val="center"/>
+            <w:tcMar>
+              <w:top w:w="35" w:type="dxa"/>
+              <w:left w:w="35" w:type="dxa"/>
+              <w:bottom w:w="35" w:type="dxa"/>
+              <w:right w:w="35" w:type="dxa"/>
+            </w:tcMar>
+          </w:tcPr>
+          <w:p>
+            <w:pPr>
+              <w:spacing w:before="0" w:after="0" w:line="240" w:lineRule="auto"/>
+              <w:jc w:val="center"/>
+            </w:pPr>
+            <w:r>
+              <w:rPr>
+                <w:rFonts w:ascii="STHeiti" w:hAnsi="STHeiti" w:eastAsia="STHeiti"/>
+                <w:b w:val="0"/>
+                <w:sz w:val="15"/>
+              </w:rPr>
+            </w:r>
+          </w:p>
+        </w:tc>
+        <w:tc>
+          <w:tcPr>
+            <w:tcW w:type="dxa" w:w="1800"/>
+            <w:vAlign w:val="center"/>
+            <w:tcMar>
+              <w:top w:w="35" w:type="dxa"/>
+              <w:left w:w="35" w:type="dxa"/>
+              <w:bottom w:w="35" w:type="dxa"/>
+              <w:right w:w="35" w:type="dxa"/>
+            </w:tcMar>
+          </w:tcPr>
+          <w:p>
+            <w:pPr>
+              <w:spacing w:before="0" w:after="0" w:line="240" w:lineRule="auto"/>
+              <w:jc w:val="center"/>
+            </w:pPr>
+            <w:r>
+              <w:rPr>
+                <w:rFonts w:ascii="STHeiti" w:hAnsi="STHeiti" w:eastAsia="STHeiti"/>
+                <w:b w:val="0"/>
+                <w:sz w:val="15"/>
+              </w:rPr>
+            </w:r>
+          </w:p>
+        </w:tc>
+        <w:tc>
+          <w:tcPr>
+            <w:tcW w:type="dxa" w:w="1800"/>
+            <w:vAlign w:val="center"/>
+            <w:tcMar>
+              <w:top w:w="35" w:type="dxa"/>
+              <w:left w:w="35" w:type="dxa"/>
+              <w:bottom w:w="35" w:type="dxa"/>
+              <w:right w:w="35" w:type="dxa"/>
+            </w:tcMar>
+          </w:tcPr>
+          <w:p>
+            <w:pPr>
+              <w:spacing w:before="0" w:after="0" w:line="240" w:lineRule="auto"/>
+              <w:jc w:val="center"/>
+            </w:pPr>
+            <w:r>
+              <w:rPr>
+                <w:rFonts w:ascii="STHeiti" w:hAnsi="STHeiti" w:eastAsia="STHeiti"/>
+                <w:b w:val="0"/>
+                <w:sz w:val="15"/>
+              </w:rPr>
+            </w:r>
+          </w:p>
+        </w:tc>
+        <w:tc>
+          <w:tcPr>
+            <w:tcW w:type="dxa" w:w="1800"/>
+            <w:vAlign w:val="center"/>
+            <w:tcMar>
+              <w:top w:w="35" w:type="dxa"/>
+              <w:left w:w="35" w:type="dxa"/>
+              <w:bottom w:w="35" w:type="dxa"/>
+              <w:right w:w="35" w:type="dxa"/>
+            </w:tcMar>
+          </w:tcPr>
+          <w:p>
+            <w:pPr>
+              <w:spacing w:before="0" w:after="0" w:line="240" w:lineRule="auto"/>
+              <w:jc w:val="center"/>
+            </w:pPr>
+            <w:r>
+              <w:rPr>
+                <w:rFonts w:ascii="STHeiti" w:hAnsi="STHeiti" w:eastAsia="STHeiti"/>
+                <w:b w:val="0"/>
+                <w:sz w:val="15"/>
+              </w:rPr>
+            </w:r>
+          </w:p>
+        </w:tc>
+        <w:tc>
+          <w:tcPr>
+            <w:tcW w:type="dxa" w:w="1800"/>
+            <w:vAlign w:val="center"/>
+            <w:tcMar>
+              <w:top w:w="35" w:type="dxa"/>
+              <w:left w:w="35" w:type="dxa"/>
+              <w:bottom w:w="35" w:type="dxa"/>
+              <w:right w:w="35" w:type="dxa"/>
+            </w:tcMar>
+          </w:tcPr>
+          <w:p>
+            <w:pPr>
+              <w:spacing w:before="0" w:after="0" w:line="240" w:lineRule="auto"/>
+              <w:jc w:val="center"/>
+            </w:pPr>
+            <w:r>
+              <w:rPr>
+                <w:rFonts w:ascii="STHeiti" w:hAnsi="STHeiti" w:eastAsia="STHeiti"/>
+                <w:b w:val="0"/>
+                <w:sz w:val="15"/>
+              </w:rPr>
+            </w:r>
+          </w:p>
+        </w:tc>
+        <w:tc>
+          <w:tcPr>
+            <w:tcW w:type="dxa" w:w="1800"/>
+            <w:vAlign w:val="center"/>
+            <w:tcMar>
+              <w:top w:w="35" w:type="dxa"/>
+              <w:left w:w="35" w:type="dxa"/>
+              <w:bottom w:w="35" w:type="dxa"/>
+              <w:right w:w="35" w:type="dxa"/>
+            </w:tcMar>
+          </w:tcPr>
+          <w:p>
+            <w:pPr>
+              <w:spacing w:before="0" w:after="0" w:line="240" w:lineRule="auto"/>
+              <w:jc w:val="center"/>
+            </w:pPr>
+            <w:r>
+              <w:rPr>
+                <w:rFonts w:ascii="STHeiti" w:hAnsi="STHeiti" w:eastAsia="STHeiti"/>
+                <w:b w:val="0"/>
+                <w:sz w:val="15"/>
+              </w:rPr>
+            </w:r>
+          </w:p>
+        </w:tc>
+        <w:tc>
+          <w:tcPr>
+            <w:tcW w:type="dxa" w:w="1800"/>
+            <w:vAlign w:val="center"/>
+            <w:tcMar>
+              <w:top w:w="35" w:type="dxa"/>
+              <w:left w:w="35" w:type="dxa"/>
+              <w:bottom w:w="35" w:type="dxa"/>
+              <w:right w:w="35" w:type="dxa"/>
+            </w:tcMar>
+          </w:tcPr>
+          <w:p>
+            <w:pPr>
+              <w:spacing w:before="0" w:after="0" w:line="240" w:lineRule="auto"/>
+              <w:jc w:val="center"/>
+            </w:pPr>
+            <w:r>
+              <w:rPr>
+                <w:rFonts w:ascii="STHeiti" w:hAnsi="STHeiti" w:eastAsia="STHeiti"/>
+                <w:b w:val="0"/>
+                <w:sz w:val="15"/>
+              </w:rPr>
+            </w:r>
+          </w:p>
+        </w:tc>
+        <w:tc>
+          <w:tcPr>
+            <w:tcW w:type="dxa" w:w="2080"/>
+            <w:vAlign w:val="center"/>
+            <w:tcMar>
+              <w:top w:w="35" w:type="dxa"/>
+              <w:left w:w="35" w:type="dxa"/>
+              <w:bottom w:w="35" w:type="dxa"/>
+              <w:right w:w="35" w:type="dxa"/>
+            </w:tcMar>
+          </w:tcPr>
+          <w:p>
+            <w:pPr>
+              <w:spacing w:before="0" w:after="0" w:line="240" w:lineRule="auto"/>
+              <w:jc w:val="center"/>
+            </w:pPr>
+            <w:r>
+              <w:rPr>
+                <w:rFonts w:ascii="STHeiti" w:hAnsi="STHeiti" w:eastAsia="STHeiti"/>
+                <w:b w:val="0"/>
+                <w:sz w:val="15"/>
+              </w:rPr>
+            </w:r>
           </w:p>
         </w:tc>
       </w:tr>
       <w:tr>
         <w:trPr>
-          <w:trHeight w:val="340" w:hRule="exact"/>
-          <w:jc w:val="center"/>
+          <w:trHeight w:val="280" w:hRule="atLeast"/>
         </w:trPr>
         <w:tc>
           <w:tcPr>
-            <w:tcW w:w="860" w:type="dxa"/>
-            <w:shd w:val="clear" w:color="auto" w:fill="auto"/>
-            <w:vAlign w:val="center"/>
-          </w:tcPr>
-          <w:p>
-            <w:pPr>
-              <w:spacing w:after="0" w:line="240" w:lineRule="auto"/>
-              <w:jc w:val="center"/>
-            </w:pPr>
-          </w:p>
-        </w:tc>
-        <w:tc>
-          <w:tcPr>
-            <w:tcW w:w="860" w:type="dxa"/>
-            <w:shd w:val="clear" w:color="auto" w:fill="auto"/>
-            <w:vAlign w:val="center"/>
-          </w:tcPr>
-          <w:p>
-            <w:pPr>
-              <w:spacing w:after="0" w:line="240" w:lineRule="auto"/>
-              <w:jc w:val="center"/>
-            </w:pPr>
-          </w:p>
-        </w:tc>
-        <w:tc>
-          <w:tcPr>
-            <w:tcW w:w="860" w:type="dxa"/>
-            <w:shd w:val="clear" w:color="auto" w:fill="auto"/>
-            <w:vAlign w:val="center"/>
-          </w:tcPr>
-          <w:p>
-            <w:pPr>
-              <w:spacing w:after="0" w:line="240" w:lineRule="auto"/>
-              <w:jc w:val="center"/>
-            </w:pPr>
-          </w:p>
-        </w:tc>
-        <w:tc>
-          <w:tcPr>
-            <w:tcW w:w="860" w:type="dxa"/>
-            <w:shd w:val="clear" w:color="auto" w:fill="auto"/>
-            <w:vAlign w:val="center"/>
-          </w:tcPr>
-          <w:p>
-            <w:pPr>
-              <w:spacing w:after="0" w:line="240" w:lineRule="auto"/>
-              <w:jc w:val="center"/>
-            </w:pPr>
-          </w:p>
-        </w:tc>
-        <w:tc>
-          <w:tcPr>
-            <w:tcW w:w="860" w:type="dxa"/>
-            <w:shd w:val="clear" w:color="auto" w:fill="auto"/>
-            <w:vAlign w:val="center"/>
-          </w:tcPr>
-          <w:p>
-            <w:pPr>
-              <w:spacing w:after="0" w:line="240" w:lineRule="auto"/>
-              <w:jc w:val="center"/>
-            </w:pPr>
-          </w:p>
-        </w:tc>
-        <w:tc>
-          <w:tcPr>
-            <w:tcW w:w="860" w:type="dxa"/>
-            <w:shd w:val="clear" w:color="auto" w:fill="auto"/>
-            <w:vAlign w:val="center"/>
-          </w:tcPr>
-          <w:p>
-            <w:pPr>
-              <w:spacing w:after="0" w:line="240" w:lineRule="auto"/>
-              <w:jc w:val="center"/>
-            </w:pPr>
-          </w:p>
-        </w:tc>
-        <w:tc>
-          <w:tcPr>
-            <w:tcW w:w="860" w:type="dxa"/>
-            <w:shd w:val="clear" w:color="auto" w:fill="auto"/>
-            <w:vAlign w:val="center"/>
-          </w:tcPr>
-          <w:p>
-            <w:pPr>
-              <w:spacing w:after="0" w:line="240" w:lineRule="auto"/>
-              <w:jc w:val="center"/>
-            </w:pPr>
-          </w:p>
-        </w:tc>
-        <w:tc>
-          <w:tcPr>
-            <w:tcW w:w="860" w:type="dxa"/>
-            <w:shd w:val="clear" w:color="auto" w:fill="auto"/>
-            <w:vAlign w:val="center"/>
-          </w:tcPr>
-          <w:p>
-            <w:pPr>
-              <w:spacing w:after="0" w:line="240" w:lineRule="auto"/>
-              <w:jc w:val="center"/>
-            </w:pPr>
-          </w:p>
-        </w:tc>
-        <w:tc>
-          <w:tcPr>
-            <w:tcW w:w="860" w:type="dxa"/>
-            <w:shd w:val="clear" w:color="auto" w:fill="auto"/>
-            <w:vAlign w:val="center"/>
-          </w:tcPr>
-          <w:p>
-            <w:pPr>
-              <w:spacing w:after="0" w:line="240" w:lineRule="auto"/>
-              <w:jc w:val="center"/>
-            </w:pPr>
-          </w:p>
-        </w:tc>
-        <w:tc>
-          <w:tcPr>
-            <w:tcW w:w="860" w:type="dxa"/>
-            <w:shd w:val="clear" w:color="auto" w:fill="auto"/>
-            <w:vAlign w:val="center"/>
-          </w:tcPr>
-          <w:p>
-            <w:pPr>
-              <w:spacing w:after="0" w:line="240" w:lineRule="auto"/>
-              <w:jc w:val="center"/>
-            </w:pPr>
-          </w:p>
-        </w:tc>
-        <w:tc>
-          <w:tcPr>
-            <w:tcW w:w="860" w:type="dxa"/>
-            <w:shd w:val="clear" w:color="auto" w:fill="auto"/>
-            <w:vAlign w:val="center"/>
-          </w:tcPr>
-          <w:p>
-            <w:pPr>
-              <w:spacing w:after="0" w:line="240" w:lineRule="auto"/>
-              <w:jc w:val="center"/>
-            </w:pPr>
-          </w:p>
-        </w:tc>
-        <w:tc>
-          <w:tcPr>
-            <w:tcW w:w="860" w:type="dxa"/>
-            <w:shd w:val="clear" w:color="auto" w:fill="auto"/>
-            <w:vAlign w:val="center"/>
-          </w:tcPr>
-          <w:p>
-            <w:pPr>
-              <w:spacing w:after="0" w:line="240" w:lineRule="auto"/>
-              <w:jc w:val="center"/>
-            </w:pPr>
-          </w:p>
-        </w:tc>
-        <w:tc>
-          <w:tcPr>
-            <w:tcW w:w="860" w:type="dxa"/>
-            <w:shd w:val="clear" w:color="auto" w:fill="auto"/>
-            <w:vAlign w:val="center"/>
-          </w:tcPr>
-          <w:p>
-            <w:pPr>
-              <w:spacing w:after="0" w:line="240" w:lineRule="auto"/>
-              <w:jc w:val="center"/>
-            </w:pPr>
-          </w:p>
-        </w:tc>
-        <w:tc>
-          <w:tcPr>
-            <w:tcW w:w="860" w:type="dxa"/>
-            <w:shd w:val="clear" w:color="auto" w:fill="auto"/>
-            <w:vAlign w:val="center"/>
-          </w:tcPr>
-          <w:p>
-            <w:pPr>
-              <w:spacing w:after="0" w:line="240" w:lineRule="auto"/>
-              <w:jc w:val="center"/>
-            </w:pPr>
-          </w:p>
-        </w:tc>
-        <w:tc>
-          <w:tcPr>
-            <w:tcW w:w="860" w:type="dxa"/>
-            <w:shd w:val="clear" w:color="auto" w:fill="auto"/>
-            <w:vAlign w:val="center"/>
-          </w:tcPr>
-          <w:p>
-            <w:pPr>
-              <w:spacing w:after="0" w:line="240" w:lineRule="auto"/>
-              <w:jc w:val="center"/>
-            </w:pPr>
-          </w:p>
-        </w:tc>
-        <w:tc>
-          <w:tcPr>
-            <w:tcW w:w="1008" w:type="dxa"/>
-            <w:shd w:val="clear" w:color="auto" w:fill="auto"/>
-            <w:vAlign w:val="center"/>
-          </w:tcPr>
-          <w:p>
-            <w:pPr>
-              <w:spacing w:after="0" w:line="240" w:lineRule="auto"/>
-              <w:jc w:val="center"/>
-            </w:pPr>
-          </w:p>
-        </w:tc>
-        <w:tc>
-          <w:tcPr>
-            <w:tcW w:w="1015" w:type="dxa"/>
-            <w:shd w:val="clear" w:color="auto" w:fill="auto"/>
-            <w:vAlign w:val="center"/>
-          </w:tcPr>
-          <w:p>
-            <w:pPr>
-              <w:spacing w:after="0" w:line="240" w:lineRule="auto"/>
-              <w:jc w:val="center"/>
-            </w:pPr>
-          </w:p>
-        </w:tc>
-        <w:tc>
-          <w:tcPr>
-            <w:tcW w:w="557" w:type="dxa"/>
-            <w:shd w:val="clear" w:color="auto" w:fill="auto"/>
-            <w:vAlign w:val="center"/>
-          </w:tcPr>
-          <w:p>
-            <w:pPr>
-              <w:spacing w:after="0" w:line="240" w:lineRule="auto"/>
-              <w:jc w:val="center"/>
-            </w:pPr>
+            <w:tcW w:type="dxa" w:w="1600"/>
+            <w:vAlign w:val="center"/>
+            <w:tcMar>
+              <w:top w:w="35" w:type="dxa"/>
+              <w:left w:w="35" w:type="dxa"/>
+              <w:bottom w:w="35" w:type="dxa"/>
+              <w:right w:w="35" w:type="dxa"/>
+            </w:tcMar>
+          </w:tcPr>
+          <w:p>
+            <w:pPr>
+              <w:spacing w:before="0" w:after="0" w:line="240" w:lineRule="auto"/>
+              <w:jc w:val="center"/>
+            </w:pPr>
+            <w:r>
+              <w:rPr>
+                <w:rFonts w:ascii="STHeiti" w:hAnsi="STHeiti" w:eastAsia="STHeiti"/>
+                <w:b w:val="0"/>
+                <w:sz w:val="15"/>
+              </w:rPr>
+            </w:r>
+          </w:p>
+        </w:tc>
+        <w:tc>
+          <w:tcPr>
+            <w:tcW w:type="dxa" w:w="1000"/>
+            <w:vAlign w:val="center"/>
+            <w:tcMar>
+              <w:top w:w="35" w:type="dxa"/>
+              <w:left w:w="35" w:type="dxa"/>
+              <w:bottom w:w="35" w:type="dxa"/>
+              <w:right w:w="35" w:type="dxa"/>
+            </w:tcMar>
+          </w:tcPr>
+          <w:p>
+            <w:pPr>
+              <w:spacing w:before="0" w:after="0" w:line="240" w:lineRule="auto"/>
+              <w:jc w:val="center"/>
+            </w:pPr>
+            <w:r>
+              <w:rPr>
+                <w:rFonts w:ascii="STHeiti" w:hAnsi="STHeiti" w:eastAsia="STHeiti"/>
+                <w:b w:val="0"/>
+                <w:sz w:val="15"/>
+              </w:rPr>
+            </w:r>
+          </w:p>
+        </w:tc>
+        <w:tc>
+          <w:tcPr>
+            <w:tcW w:type="dxa" w:w="1800"/>
+            <w:vAlign w:val="center"/>
+            <w:tcMar>
+              <w:top w:w="35" w:type="dxa"/>
+              <w:left w:w="35" w:type="dxa"/>
+              <w:bottom w:w="35" w:type="dxa"/>
+              <w:right w:w="35" w:type="dxa"/>
+            </w:tcMar>
+          </w:tcPr>
+          <w:p>
+            <w:pPr>
+              <w:spacing w:before="0" w:after="0" w:line="240" w:lineRule="auto"/>
+              <w:jc w:val="center"/>
+            </w:pPr>
+            <w:r>
+              <w:rPr>
+                <w:rFonts w:ascii="STHeiti" w:hAnsi="STHeiti" w:eastAsia="STHeiti"/>
+                <w:b w:val="0"/>
+                <w:sz w:val="15"/>
+              </w:rPr>
+            </w:r>
+          </w:p>
+        </w:tc>
+        <w:tc>
+          <w:tcPr>
+            <w:tcW w:type="dxa" w:w="1800"/>
+            <w:vAlign w:val="center"/>
+            <w:tcMar>
+              <w:top w:w="35" w:type="dxa"/>
+              <w:left w:w="35" w:type="dxa"/>
+              <w:bottom w:w="35" w:type="dxa"/>
+              <w:right w:w="35" w:type="dxa"/>
+            </w:tcMar>
+          </w:tcPr>
+          <w:p>
+            <w:pPr>
+              <w:spacing w:before="0" w:after="0" w:line="240" w:lineRule="auto"/>
+              <w:jc w:val="center"/>
+            </w:pPr>
+            <w:r>
+              <w:rPr>
+                <w:rFonts w:ascii="STHeiti" w:hAnsi="STHeiti" w:eastAsia="STHeiti"/>
+                <w:b w:val="0"/>
+                <w:sz w:val="15"/>
+              </w:rPr>
+            </w:r>
+          </w:p>
+        </w:tc>
+        <w:tc>
+          <w:tcPr>
+            <w:tcW w:type="dxa" w:w="1800"/>
+            <w:vAlign w:val="center"/>
+            <w:tcMar>
+              <w:top w:w="35" w:type="dxa"/>
+              <w:left w:w="35" w:type="dxa"/>
+              <w:bottom w:w="35" w:type="dxa"/>
+              <w:right w:w="35" w:type="dxa"/>
+            </w:tcMar>
+          </w:tcPr>
+          <w:p>
+            <w:pPr>
+              <w:spacing w:before="0" w:after="0" w:line="240" w:lineRule="auto"/>
+              <w:jc w:val="center"/>
+            </w:pPr>
+            <w:r>
+              <w:rPr>
+                <w:rFonts w:ascii="STHeiti" w:hAnsi="STHeiti" w:eastAsia="STHeiti"/>
+                <w:b w:val="0"/>
+                <w:sz w:val="15"/>
+              </w:rPr>
+            </w:r>
+          </w:p>
+        </w:tc>
+        <w:tc>
+          <w:tcPr>
+            <w:tcW w:type="dxa" w:w="1800"/>
+            <w:vAlign w:val="center"/>
+            <w:tcMar>
+              <w:top w:w="35" w:type="dxa"/>
+              <w:left w:w="35" w:type="dxa"/>
+              <w:bottom w:w="35" w:type="dxa"/>
+              <w:right w:w="35" w:type="dxa"/>
+            </w:tcMar>
+          </w:tcPr>
+          <w:p>
+            <w:pPr>
+              <w:spacing w:before="0" w:after="0" w:line="240" w:lineRule="auto"/>
+              <w:jc w:val="center"/>
+            </w:pPr>
+            <w:r>
+              <w:rPr>
+                <w:rFonts w:ascii="STHeiti" w:hAnsi="STHeiti" w:eastAsia="STHeiti"/>
+                <w:b w:val="0"/>
+                <w:sz w:val="15"/>
+              </w:rPr>
+            </w:r>
+          </w:p>
+        </w:tc>
+        <w:tc>
+          <w:tcPr>
+            <w:tcW w:type="dxa" w:w="1800"/>
+            <w:vAlign w:val="center"/>
+            <w:tcMar>
+              <w:top w:w="35" w:type="dxa"/>
+              <w:left w:w="35" w:type="dxa"/>
+              <w:bottom w:w="35" w:type="dxa"/>
+              <w:right w:w="35" w:type="dxa"/>
+            </w:tcMar>
+          </w:tcPr>
+          <w:p>
+            <w:pPr>
+              <w:spacing w:before="0" w:after="0" w:line="240" w:lineRule="auto"/>
+              <w:jc w:val="center"/>
+            </w:pPr>
+            <w:r>
+              <w:rPr>
+                <w:rFonts w:ascii="STHeiti" w:hAnsi="STHeiti" w:eastAsia="STHeiti"/>
+                <w:b w:val="0"/>
+                <w:sz w:val="15"/>
+              </w:rPr>
+            </w:r>
+          </w:p>
+        </w:tc>
+        <w:tc>
+          <w:tcPr>
+            <w:tcW w:type="dxa" w:w="1800"/>
+            <w:vAlign w:val="center"/>
+            <w:tcMar>
+              <w:top w:w="35" w:type="dxa"/>
+              <w:left w:w="35" w:type="dxa"/>
+              <w:bottom w:w="35" w:type="dxa"/>
+              <w:right w:w="35" w:type="dxa"/>
+            </w:tcMar>
+          </w:tcPr>
+          <w:p>
+            <w:pPr>
+              <w:spacing w:before="0" w:after="0" w:line="240" w:lineRule="auto"/>
+              <w:jc w:val="center"/>
+            </w:pPr>
+            <w:r>
+              <w:rPr>
+                <w:rFonts w:ascii="STHeiti" w:hAnsi="STHeiti" w:eastAsia="STHeiti"/>
+                <w:b w:val="0"/>
+                <w:sz w:val="15"/>
+              </w:rPr>
+            </w:r>
+          </w:p>
+        </w:tc>
+        <w:tc>
+          <w:tcPr>
+            <w:tcW w:type="dxa" w:w="2080"/>
+            <w:vAlign w:val="center"/>
+            <w:tcMar>
+              <w:top w:w="35" w:type="dxa"/>
+              <w:left w:w="35" w:type="dxa"/>
+              <w:bottom w:w="35" w:type="dxa"/>
+              <w:right w:w="35" w:type="dxa"/>
+            </w:tcMar>
+          </w:tcPr>
+          <w:p>
+            <w:pPr>
+              <w:spacing w:before="0" w:after="0" w:line="240" w:lineRule="auto"/>
+              <w:jc w:val="center"/>
+            </w:pPr>
+            <w:r>
+              <w:rPr>
+                <w:rFonts w:ascii="STHeiti" w:hAnsi="STHeiti" w:eastAsia="STHeiti"/>
+                <w:b w:val="0"/>
+                <w:sz w:val="15"/>
+              </w:rPr>
+            </w:r>
           </w:p>
         </w:tc>
       </w:tr>
       <w:tr>
         <w:trPr>
-          <w:trHeight w:val="340" w:hRule="exact"/>
-          <w:jc w:val="center"/>
+          <w:trHeight w:val="280" w:hRule="atLeast"/>
         </w:trPr>
         <w:tc>
           <w:tcPr>
-            <w:tcW w:w="860" w:type="dxa"/>
-            <w:shd w:val="clear" w:color="auto" w:fill="auto"/>
-            <w:vAlign w:val="center"/>
-          </w:tcPr>
-          <w:p>
-            <w:pPr>
-              <w:spacing w:after="0" w:line="240" w:lineRule="auto"/>
-              <w:jc w:val="center"/>
-            </w:pPr>
-          </w:p>
-        </w:tc>
-        <w:tc>
-          <w:tcPr>
-            <w:tcW w:w="860" w:type="dxa"/>
-            <w:shd w:val="clear" w:color="auto" w:fill="auto"/>
-            <w:vAlign w:val="center"/>
-          </w:tcPr>
-          <w:p>
-            <w:pPr>
-              <w:spacing w:after="0" w:line="240" w:lineRule="auto"/>
-              <w:jc w:val="center"/>
-            </w:pPr>
-          </w:p>
-        </w:tc>
-        <w:tc>
-          <w:tcPr>
-            <w:tcW w:w="860" w:type="dxa"/>
-            <w:shd w:val="clear" w:color="auto" w:fill="auto"/>
-            <w:vAlign w:val="center"/>
-          </w:tcPr>
-          <w:p>
-            <w:pPr>
-              <w:spacing w:after="0" w:line="240" w:lineRule="auto"/>
-              <w:jc w:val="center"/>
-            </w:pPr>
-          </w:p>
-        </w:tc>
-        <w:tc>
-          <w:tcPr>
-            <w:tcW w:w="860" w:type="dxa"/>
-            <w:shd w:val="clear" w:color="auto" w:fill="auto"/>
-            <w:vAlign w:val="center"/>
-          </w:tcPr>
-          <w:p>
-            <w:pPr>
-              <w:spacing w:after="0" w:line="240" w:lineRule="auto"/>
-              <w:jc w:val="center"/>
-            </w:pPr>
-          </w:p>
-        </w:tc>
-        <w:tc>
-          <w:tcPr>
-            <w:tcW w:w="860" w:type="dxa"/>
-            <w:shd w:val="clear" w:color="auto" w:fill="auto"/>
-            <w:vAlign w:val="center"/>
-          </w:tcPr>
-          <w:p>
-            <w:pPr>
-              <w:spacing w:after="0" w:line="240" w:lineRule="auto"/>
-              <w:jc w:val="center"/>
-            </w:pPr>
-          </w:p>
-        </w:tc>
-        <w:tc>
-          <w:tcPr>
-            <w:tcW w:w="860" w:type="dxa"/>
-            <w:shd w:val="clear" w:color="auto" w:fill="auto"/>
-            <w:vAlign w:val="center"/>
-          </w:tcPr>
-          <w:p>
-            <w:pPr>
-              <w:spacing w:after="0" w:line="240" w:lineRule="auto"/>
-              <w:jc w:val="center"/>
-            </w:pPr>
-          </w:p>
-        </w:tc>
-        <w:tc>
-          <w:tcPr>
-            <w:tcW w:w="860" w:type="dxa"/>
-            <w:shd w:val="clear" w:color="auto" w:fill="auto"/>
-            <w:vAlign w:val="center"/>
-          </w:tcPr>
-          <w:p>
-            <w:pPr>
-              <w:spacing w:after="0" w:line="240" w:lineRule="auto"/>
-              <w:jc w:val="center"/>
-            </w:pPr>
-          </w:p>
-        </w:tc>
-        <w:tc>
-          <w:tcPr>
-            <w:tcW w:w="860" w:type="dxa"/>
-            <w:shd w:val="clear" w:color="auto" w:fill="auto"/>
-            <w:vAlign w:val="center"/>
-          </w:tcPr>
-          <w:p>
-            <w:pPr>
-              <w:spacing w:after="0" w:line="240" w:lineRule="auto"/>
-              <w:jc w:val="center"/>
-            </w:pPr>
-          </w:p>
-        </w:tc>
-        <w:tc>
-          <w:tcPr>
-            <w:tcW w:w="860" w:type="dxa"/>
-            <w:shd w:val="clear" w:color="auto" w:fill="auto"/>
-            <w:vAlign w:val="center"/>
-          </w:tcPr>
-          <w:p>
-            <w:pPr>
-              <w:spacing w:after="0" w:line="240" w:lineRule="auto"/>
-              <w:jc w:val="center"/>
-            </w:pPr>
-          </w:p>
-        </w:tc>
-        <w:tc>
-          <w:tcPr>
-            <w:tcW w:w="860" w:type="dxa"/>
-            <w:shd w:val="clear" w:color="auto" w:fill="auto"/>
-            <w:vAlign w:val="center"/>
-          </w:tcPr>
-          <w:p>
-            <w:pPr>
-              <w:spacing w:after="0" w:line="240" w:lineRule="auto"/>
-              <w:jc w:val="center"/>
-            </w:pPr>
-          </w:p>
-        </w:tc>
-        <w:tc>
-          <w:tcPr>
-            <w:tcW w:w="860" w:type="dxa"/>
-            <w:shd w:val="clear" w:color="auto" w:fill="auto"/>
-            <w:vAlign w:val="center"/>
-          </w:tcPr>
-          <w:p>
-            <w:pPr>
-              <w:spacing w:after="0" w:line="240" w:lineRule="auto"/>
-              <w:jc w:val="center"/>
-            </w:pPr>
-          </w:p>
-        </w:tc>
-        <w:tc>
-          <w:tcPr>
-            <w:tcW w:w="860" w:type="dxa"/>
-            <w:shd w:val="clear" w:color="auto" w:fill="auto"/>
-            <w:vAlign w:val="center"/>
-          </w:tcPr>
-          <w:p>
-            <w:pPr>
-              <w:spacing w:after="0" w:line="240" w:lineRule="auto"/>
-              <w:jc w:val="center"/>
-            </w:pPr>
-          </w:p>
-        </w:tc>
-        <w:tc>
-          <w:tcPr>
-            <w:tcW w:w="860" w:type="dxa"/>
-            <w:shd w:val="clear" w:color="auto" w:fill="auto"/>
-            <w:vAlign w:val="center"/>
-          </w:tcPr>
-          <w:p>
-            <w:pPr>
-              <w:spacing w:after="0" w:line="240" w:lineRule="auto"/>
-              <w:jc w:val="center"/>
-            </w:pPr>
-          </w:p>
-        </w:tc>
-        <w:tc>
-          <w:tcPr>
-            <w:tcW w:w="860" w:type="dxa"/>
-            <w:shd w:val="clear" w:color="auto" w:fill="auto"/>
-            <w:vAlign w:val="center"/>
-          </w:tcPr>
-          <w:p>
-            <w:pPr>
-              <w:spacing w:after="0" w:line="240" w:lineRule="auto"/>
-              <w:jc w:val="center"/>
-            </w:pPr>
-          </w:p>
-        </w:tc>
-        <w:tc>
-          <w:tcPr>
-            <w:tcW w:w="860" w:type="dxa"/>
-            <w:shd w:val="clear" w:color="auto" w:fill="auto"/>
-            <w:vAlign w:val="center"/>
-          </w:tcPr>
-          <w:p>
-            <w:pPr>
-              <w:spacing w:after="0" w:line="240" w:lineRule="auto"/>
-              <w:jc w:val="center"/>
-            </w:pPr>
-          </w:p>
-        </w:tc>
-        <w:tc>
-          <w:tcPr>
-            <w:tcW w:w="1008" w:type="dxa"/>
-            <w:shd w:val="clear" w:color="auto" w:fill="auto"/>
-            <w:vAlign w:val="center"/>
-          </w:tcPr>
-          <w:p>
-            <w:pPr>
-              <w:spacing w:after="0" w:line="240" w:lineRule="auto"/>
-              <w:jc w:val="center"/>
-            </w:pPr>
-          </w:p>
-        </w:tc>
-        <w:tc>
-          <w:tcPr>
-            <w:tcW w:w="1015" w:type="dxa"/>
-            <w:shd w:val="clear" w:color="auto" w:fill="auto"/>
-            <w:vAlign w:val="center"/>
-          </w:tcPr>
-          <w:p>
-            <w:pPr>
-              <w:spacing w:after="0" w:line="240" w:lineRule="auto"/>
-              <w:jc w:val="center"/>
-            </w:pPr>
-          </w:p>
-        </w:tc>
-        <w:tc>
-          <w:tcPr>
-            <w:tcW w:w="557" w:type="dxa"/>
-            <w:shd w:val="clear" w:color="auto" w:fill="auto"/>
-            <w:vAlign w:val="center"/>
-          </w:tcPr>
-          <w:p>
-            <w:pPr>
-              <w:spacing w:after="0" w:line="240" w:lineRule="auto"/>
-              <w:jc w:val="center"/>
-            </w:pPr>
+            <w:tcW w:type="dxa" w:w="1600"/>
+            <w:vAlign w:val="center"/>
+            <w:tcMar>
+              <w:top w:w="35" w:type="dxa"/>
+              <w:left w:w="35" w:type="dxa"/>
+              <w:bottom w:w="35" w:type="dxa"/>
+              <w:right w:w="35" w:type="dxa"/>
+            </w:tcMar>
+          </w:tcPr>
+          <w:p>
+            <w:pPr>
+              <w:spacing w:before="0" w:after="0" w:line="240" w:lineRule="auto"/>
+              <w:jc w:val="center"/>
+            </w:pPr>
+            <w:r>
+              <w:rPr>
+                <w:rFonts w:ascii="STHeiti" w:hAnsi="STHeiti" w:eastAsia="STHeiti"/>
+                <w:b w:val="0"/>
+                <w:sz w:val="15"/>
+              </w:rPr>
+            </w:r>
+          </w:p>
+        </w:tc>
+        <w:tc>
+          <w:tcPr>
+            <w:tcW w:type="dxa" w:w="1000"/>
+            <w:vAlign w:val="center"/>
+            <w:tcMar>
+              <w:top w:w="35" w:type="dxa"/>
+              <w:left w:w="35" w:type="dxa"/>
+              <w:bottom w:w="35" w:type="dxa"/>
+              <w:right w:w="35" w:type="dxa"/>
+            </w:tcMar>
+          </w:tcPr>
+          <w:p>
+            <w:pPr>
+              <w:spacing w:before="0" w:after="0" w:line="240" w:lineRule="auto"/>
+              <w:jc w:val="center"/>
+            </w:pPr>
+            <w:r>
+              <w:rPr>
+                <w:rFonts w:ascii="STHeiti" w:hAnsi="STHeiti" w:eastAsia="STHeiti"/>
+                <w:b w:val="0"/>
+                <w:sz w:val="15"/>
+              </w:rPr>
+            </w:r>
+          </w:p>
+        </w:tc>
+        <w:tc>
+          <w:tcPr>
+            <w:tcW w:type="dxa" w:w="1800"/>
+            <w:vAlign w:val="center"/>
+            <w:tcMar>
+              <w:top w:w="35" w:type="dxa"/>
+              <w:left w:w="35" w:type="dxa"/>
+              <w:bottom w:w="35" w:type="dxa"/>
+              <w:right w:w="35" w:type="dxa"/>
+            </w:tcMar>
+          </w:tcPr>
+          <w:p>
+            <w:pPr>
+              <w:spacing w:before="0" w:after="0" w:line="240" w:lineRule="auto"/>
+              <w:jc w:val="center"/>
+            </w:pPr>
+            <w:r>
+              <w:rPr>
+                <w:rFonts w:ascii="STHeiti" w:hAnsi="STHeiti" w:eastAsia="STHeiti"/>
+                <w:b w:val="0"/>
+                <w:sz w:val="15"/>
+              </w:rPr>
+            </w:r>
+          </w:p>
+        </w:tc>
+        <w:tc>
+          <w:tcPr>
+            <w:tcW w:type="dxa" w:w="1800"/>
+            <w:vAlign w:val="center"/>
+            <w:tcMar>
+              <w:top w:w="35" w:type="dxa"/>
+              <w:left w:w="35" w:type="dxa"/>
+              <w:bottom w:w="35" w:type="dxa"/>
+              <w:right w:w="35" w:type="dxa"/>
+            </w:tcMar>
+          </w:tcPr>
+          <w:p>
+            <w:pPr>
+              <w:spacing w:before="0" w:after="0" w:line="240" w:lineRule="auto"/>
+              <w:jc w:val="center"/>
+            </w:pPr>
+            <w:r>
+              <w:rPr>
+                <w:rFonts w:ascii="STHeiti" w:hAnsi="STHeiti" w:eastAsia="STHeiti"/>
+                <w:b w:val="0"/>
+                <w:sz w:val="15"/>
+              </w:rPr>
+            </w:r>
+          </w:p>
+        </w:tc>
+        <w:tc>
+          <w:tcPr>
+            <w:tcW w:type="dxa" w:w="1800"/>
+            <w:vAlign w:val="center"/>
+            <w:tcMar>
+              <w:top w:w="35" w:type="dxa"/>
+              <w:left w:w="35" w:type="dxa"/>
+              <w:bottom w:w="35" w:type="dxa"/>
+              <w:right w:w="35" w:type="dxa"/>
+            </w:tcMar>
+          </w:tcPr>
+          <w:p>
+            <w:pPr>
+              <w:spacing w:before="0" w:after="0" w:line="240" w:lineRule="auto"/>
+              <w:jc w:val="center"/>
+            </w:pPr>
+            <w:r>
+              <w:rPr>
+                <w:rFonts w:ascii="STHeiti" w:hAnsi="STHeiti" w:eastAsia="STHeiti"/>
+                <w:b w:val="0"/>
+                <w:sz w:val="15"/>
+              </w:rPr>
+            </w:r>
+          </w:p>
+        </w:tc>
+        <w:tc>
+          <w:tcPr>
+            <w:tcW w:type="dxa" w:w="1800"/>
+            <w:vAlign w:val="center"/>
+            <w:tcMar>
+              <w:top w:w="35" w:type="dxa"/>
+              <w:left w:w="35" w:type="dxa"/>
+              <w:bottom w:w="35" w:type="dxa"/>
+              <w:right w:w="35" w:type="dxa"/>
+            </w:tcMar>
+          </w:tcPr>
+          <w:p>
+            <w:pPr>
+              <w:spacing w:before="0" w:after="0" w:line="240" w:lineRule="auto"/>
+              <w:jc w:val="center"/>
+            </w:pPr>
+            <w:r>
+              <w:rPr>
+                <w:rFonts w:ascii="STHeiti" w:hAnsi="STHeiti" w:eastAsia="STHeiti"/>
+                <w:b w:val="0"/>
+                <w:sz w:val="15"/>
+              </w:rPr>
+            </w:r>
+          </w:p>
+        </w:tc>
+        <w:tc>
+          <w:tcPr>
+            <w:tcW w:type="dxa" w:w="1800"/>
+            <w:vAlign w:val="center"/>
+            <w:tcMar>
+              <w:top w:w="35" w:type="dxa"/>
+              <w:left w:w="35" w:type="dxa"/>
+              <w:bottom w:w="35" w:type="dxa"/>
+              <w:right w:w="35" w:type="dxa"/>
+            </w:tcMar>
+          </w:tcPr>
+          <w:p>
+            <w:pPr>
+              <w:spacing w:before="0" w:after="0" w:line="240" w:lineRule="auto"/>
+              <w:jc w:val="center"/>
+            </w:pPr>
+            <w:r>
+              <w:rPr>
+                <w:rFonts w:ascii="STHeiti" w:hAnsi="STHeiti" w:eastAsia="STHeiti"/>
+                <w:b w:val="0"/>
+                <w:sz w:val="15"/>
+              </w:rPr>
+            </w:r>
+          </w:p>
+        </w:tc>
+        <w:tc>
+          <w:tcPr>
+            <w:tcW w:type="dxa" w:w="1800"/>
+            <w:vAlign w:val="center"/>
+            <w:tcMar>
+              <w:top w:w="35" w:type="dxa"/>
+              <w:left w:w="35" w:type="dxa"/>
+              <w:bottom w:w="35" w:type="dxa"/>
+              <w:right w:w="35" w:type="dxa"/>
+            </w:tcMar>
+          </w:tcPr>
+          <w:p>
+            <w:pPr>
+              <w:spacing w:before="0" w:after="0" w:line="240" w:lineRule="auto"/>
+              <w:jc w:val="center"/>
+            </w:pPr>
+            <w:r>
+              <w:rPr>
+                <w:rFonts w:ascii="STHeiti" w:hAnsi="STHeiti" w:eastAsia="STHeiti"/>
+                <w:b w:val="0"/>
+                <w:sz w:val="15"/>
+              </w:rPr>
+            </w:r>
+          </w:p>
+        </w:tc>
+        <w:tc>
+          <w:tcPr>
+            <w:tcW w:type="dxa" w:w="2080"/>
+            <w:vAlign w:val="center"/>
+            <w:tcMar>
+              <w:top w:w="35" w:type="dxa"/>
+              <w:left w:w="35" w:type="dxa"/>
+              <w:bottom w:w="35" w:type="dxa"/>
+              <w:right w:w="35" w:type="dxa"/>
+            </w:tcMar>
+          </w:tcPr>
+          <w:p>
+            <w:pPr>
+              <w:spacing w:before="0" w:after="0" w:line="240" w:lineRule="auto"/>
+              <w:jc w:val="center"/>
+            </w:pPr>
+            <w:r>
+              <w:rPr>
+                <w:rFonts w:ascii="STHeiti" w:hAnsi="STHeiti" w:eastAsia="STHeiti"/>
+                <w:b w:val="0"/>
+                <w:sz w:val="15"/>
+              </w:rPr>
+            </w:r>
           </w:p>
         </w:tc>
       </w:tr>
       <w:tr>
         <w:trPr>
-          <w:trHeight w:val="340" w:hRule="exact"/>
-          <w:jc w:val="center"/>
+          <w:trHeight w:val="280" w:hRule="atLeast"/>
         </w:trPr>
         <w:tc>
           <w:tcPr>
-            <w:tcW w:w="860" w:type="dxa"/>
-            <w:shd w:val="clear" w:color="auto" w:fill="auto"/>
-            <w:vAlign w:val="center"/>
-          </w:tcPr>
-          <w:p>
-            <w:pPr>
-              <w:spacing w:after="0" w:line="240" w:lineRule="auto"/>
-              <w:jc w:val="center"/>
-            </w:pPr>
-          </w:p>
-        </w:tc>
-        <w:tc>
-          <w:tcPr>
-            <w:tcW w:w="860" w:type="dxa"/>
-            <w:shd w:val="clear" w:color="auto" w:fill="auto"/>
-            <w:vAlign w:val="center"/>
-          </w:tcPr>
-          <w:p>
-            <w:pPr>
-              <w:spacing w:after="0" w:line="240" w:lineRule="auto"/>
-              <w:jc w:val="center"/>
-            </w:pPr>
-          </w:p>
-        </w:tc>
-        <w:tc>
-          <w:tcPr>
-            <w:tcW w:w="860" w:type="dxa"/>
-            <w:shd w:val="clear" w:color="auto" w:fill="auto"/>
-            <w:vAlign w:val="center"/>
-          </w:tcPr>
-          <w:p>
-            <w:pPr>
-              <w:spacing w:after="0" w:line="240" w:lineRule="auto"/>
-              <w:jc w:val="center"/>
-            </w:pPr>
-          </w:p>
-        </w:tc>
-        <w:tc>
-          <w:tcPr>
-            <w:tcW w:w="860" w:type="dxa"/>
-            <w:shd w:val="clear" w:color="auto" w:fill="auto"/>
-            <w:vAlign w:val="center"/>
-          </w:tcPr>
-          <w:p>
-            <w:pPr>
-              <w:spacing w:after="0" w:line="240" w:lineRule="auto"/>
-              <w:jc w:val="center"/>
-            </w:pPr>
-          </w:p>
-        </w:tc>
-        <w:tc>
-          <w:tcPr>
-            <w:tcW w:w="860" w:type="dxa"/>
-            <w:shd w:val="clear" w:color="auto" w:fill="auto"/>
-            <w:vAlign w:val="center"/>
-          </w:tcPr>
-          <w:p>
-            <w:pPr>
-              <w:spacing w:after="0" w:line="240" w:lineRule="auto"/>
-              <w:jc w:val="center"/>
-            </w:pPr>
-          </w:p>
-        </w:tc>
-        <w:tc>
-          <w:tcPr>
-            <w:tcW w:w="860" w:type="dxa"/>
-            <w:shd w:val="clear" w:color="auto" w:fill="auto"/>
-            <w:vAlign w:val="center"/>
-          </w:tcPr>
-          <w:p>
-            <w:pPr>
-              <w:spacing w:after="0" w:line="240" w:lineRule="auto"/>
-              <w:jc w:val="center"/>
-            </w:pPr>
-          </w:p>
-        </w:tc>
-        <w:tc>
-          <w:tcPr>
-            <w:tcW w:w="860" w:type="dxa"/>
-            <w:shd w:val="clear" w:color="auto" w:fill="auto"/>
-            <w:vAlign w:val="center"/>
-          </w:tcPr>
-          <w:p>
-            <w:pPr>
-              <w:spacing w:after="0" w:line="240" w:lineRule="auto"/>
-              <w:jc w:val="center"/>
-            </w:pPr>
-          </w:p>
-        </w:tc>
-        <w:tc>
-          <w:tcPr>
-            <w:tcW w:w="860" w:type="dxa"/>
-            <w:shd w:val="clear" w:color="auto" w:fill="auto"/>
-            <w:vAlign w:val="center"/>
-          </w:tcPr>
-          <w:p>
-            <w:pPr>
-              <w:spacing w:after="0" w:line="240" w:lineRule="auto"/>
-              <w:jc w:val="center"/>
-            </w:pPr>
-          </w:p>
-        </w:tc>
-        <w:tc>
-          <w:tcPr>
-            <w:tcW w:w="860" w:type="dxa"/>
-            <w:shd w:val="clear" w:color="auto" w:fill="auto"/>
-            <w:vAlign w:val="center"/>
-          </w:tcPr>
-          <w:p>
-            <w:pPr>
-              <w:spacing w:after="0" w:line="240" w:lineRule="auto"/>
-              <w:jc w:val="center"/>
-            </w:pPr>
-          </w:p>
-        </w:tc>
-        <w:tc>
-          <w:tcPr>
-            <w:tcW w:w="860" w:type="dxa"/>
-            <w:shd w:val="clear" w:color="auto" w:fill="auto"/>
-            <w:vAlign w:val="center"/>
-          </w:tcPr>
-          <w:p>
-            <w:pPr>
-              <w:spacing w:after="0" w:line="240" w:lineRule="auto"/>
-              <w:jc w:val="center"/>
-            </w:pPr>
-          </w:p>
-        </w:tc>
-        <w:tc>
-          <w:tcPr>
-            <w:tcW w:w="860" w:type="dxa"/>
-            <w:shd w:val="clear" w:color="auto" w:fill="auto"/>
-            <w:vAlign w:val="center"/>
-          </w:tcPr>
-          <w:p>
-            <w:pPr>
-              <w:spacing w:after="0" w:line="240" w:lineRule="auto"/>
-              <w:jc w:val="center"/>
-            </w:pPr>
-          </w:p>
-        </w:tc>
-        <w:tc>
-          <w:tcPr>
-            <w:tcW w:w="860" w:type="dxa"/>
-            <w:shd w:val="clear" w:color="auto" w:fill="auto"/>
-            <w:vAlign w:val="center"/>
-          </w:tcPr>
-          <w:p>
-            <w:pPr>
-              <w:spacing w:after="0" w:line="240" w:lineRule="auto"/>
-              <w:jc w:val="center"/>
-            </w:pPr>
-          </w:p>
-        </w:tc>
-        <w:tc>
-          <w:tcPr>
-            <w:tcW w:w="860" w:type="dxa"/>
-            <w:shd w:val="clear" w:color="auto" w:fill="auto"/>
-            <w:vAlign w:val="center"/>
-          </w:tcPr>
-          <w:p>
-            <w:pPr>
-              <w:spacing w:after="0" w:line="240" w:lineRule="auto"/>
-              <w:jc w:val="center"/>
-            </w:pPr>
-          </w:p>
-        </w:tc>
-        <w:tc>
-          <w:tcPr>
-            <w:tcW w:w="860" w:type="dxa"/>
-            <w:shd w:val="clear" w:color="auto" w:fill="auto"/>
-            <w:vAlign w:val="center"/>
-          </w:tcPr>
-          <w:p>
-            <w:pPr>
-              <w:spacing w:after="0" w:line="240" w:lineRule="auto"/>
-              <w:jc w:val="center"/>
-            </w:pPr>
-          </w:p>
-        </w:tc>
-        <w:tc>
-          <w:tcPr>
-            <w:tcW w:w="860" w:type="dxa"/>
-            <w:shd w:val="clear" w:color="auto" w:fill="auto"/>
-            <w:vAlign w:val="center"/>
-          </w:tcPr>
-          <w:p>
-            <w:pPr>
-              <w:spacing w:after="0" w:line="240" w:lineRule="auto"/>
-              <w:jc w:val="center"/>
-            </w:pPr>
-          </w:p>
-        </w:tc>
-        <w:tc>
-          <w:tcPr>
-            <w:tcW w:w="1008" w:type="dxa"/>
-            <w:shd w:val="clear" w:color="auto" w:fill="auto"/>
-            <w:vAlign w:val="center"/>
-          </w:tcPr>
-          <w:p>
-            <w:pPr>
-              <w:spacing w:after="0" w:line="240" w:lineRule="auto"/>
-              <w:jc w:val="center"/>
-            </w:pPr>
-          </w:p>
-        </w:tc>
-        <w:tc>
-          <w:tcPr>
-            <w:tcW w:w="1015" w:type="dxa"/>
-            <w:shd w:val="clear" w:color="auto" w:fill="auto"/>
-            <w:vAlign w:val="center"/>
-          </w:tcPr>
-          <w:p>
-            <w:pPr>
-              <w:spacing w:after="0" w:line="240" w:lineRule="auto"/>
-              <w:jc w:val="center"/>
-            </w:pPr>
-          </w:p>
-        </w:tc>
-        <w:tc>
-          <w:tcPr>
-            <w:tcW w:w="557" w:type="dxa"/>
-            <w:shd w:val="clear" w:color="auto" w:fill="auto"/>
-            <w:vAlign w:val="center"/>
-          </w:tcPr>
-          <w:p>
-            <w:pPr>
-              <w:spacing w:after="0" w:line="240" w:lineRule="auto"/>
-              <w:jc w:val="center"/>
-            </w:pPr>
+            <w:tcW w:type="dxa" w:w="1600"/>
+            <w:vAlign w:val="center"/>
+            <w:tcMar>
+              <w:top w:w="35" w:type="dxa"/>
+              <w:left w:w="35" w:type="dxa"/>
+              <w:bottom w:w="35" w:type="dxa"/>
+              <w:right w:w="35" w:type="dxa"/>
+            </w:tcMar>
+          </w:tcPr>
+          <w:p>
+            <w:pPr>
+              <w:spacing w:before="0" w:after="0" w:line="240" w:lineRule="auto"/>
+              <w:jc w:val="center"/>
+            </w:pPr>
+            <w:r>
+              <w:rPr>
+                <w:rFonts w:ascii="STHeiti" w:hAnsi="STHeiti" w:eastAsia="STHeiti"/>
+                <w:b w:val="0"/>
+                <w:sz w:val="15"/>
+              </w:rPr>
+            </w:r>
+          </w:p>
+        </w:tc>
+        <w:tc>
+          <w:tcPr>
+            <w:tcW w:type="dxa" w:w="1000"/>
+            <w:vAlign w:val="center"/>
+            <w:tcMar>
+              <w:top w:w="35" w:type="dxa"/>
+              <w:left w:w="35" w:type="dxa"/>
+              <w:bottom w:w="35" w:type="dxa"/>
+              <w:right w:w="35" w:type="dxa"/>
+            </w:tcMar>
+          </w:tcPr>
+          <w:p>
+            <w:pPr>
+              <w:spacing w:before="0" w:after="0" w:line="240" w:lineRule="auto"/>
+              <w:jc w:val="center"/>
+            </w:pPr>
+            <w:r>
+              <w:rPr>
+                <w:rFonts w:ascii="STHeiti" w:hAnsi="STHeiti" w:eastAsia="STHeiti"/>
+                <w:b w:val="0"/>
+                <w:sz w:val="15"/>
+              </w:rPr>
+            </w:r>
+          </w:p>
+        </w:tc>
+        <w:tc>
+          <w:tcPr>
+            <w:tcW w:type="dxa" w:w="1800"/>
+            <w:vAlign w:val="center"/>
+            <w:tcMar>
+              <w:top w:w="35" w:type="dxa"/>
+              <w:left w:w="35" w:type="dxa"/>
+              <w:bottom w:w="35" w:type="dxa"/>
+              <w:right w:w="35" w:type="dxa"/>
+            </w:tcMar>
+          </w:tcPr>
+          <w:p>
+            <w:pPr>
+              <w:spacing w:before="0" w:after="0" w:line="240" w:lineRule="auto"/>
+              <w:jc w:val="center"/>
+            </w:pPr>
+            <w:r>
+              <w:rPr>
+                <w:rFonts w:ascii="STHeiti" w:hAnsi="STHeiti" w:eastAsia="STHeiti"/>
+                <w:b w:val="0"/>
+                <w:sz w:val="15"/>
+              </w:rPr>
+            </w:r>
+          </w:p>
+        </w:tc>
+        <w:tc>
+          <w:tcPr>
+            <w:tcW w:type="dxa" w:w="1800"/>
+            <w:vAlign w:val="center"/>
+            <w:tcMar>
+              <w:top w:w="35" w:type="dxa"/>
+              <w:left w:w="35" w:type="dxa"/>
+              <w:bottom w:w="35" w:type="dxa"/>
+              <w:right w:w="35" w:type="dxa"/>
+            </w:tcMar>
+          </w:tcPr>
+          <w:p>
+            <w:pPr>
+              <w:spacing w:before="0" w:after="0" w:line="240" w:lineRule="auto"/>
+              <w:jc w:val="center"/>
+            </w:pPr>
+            <w:r>
+              <w:rPr>
+                <w:rFonts w:ascii="STHeiti" w:hAnsi="STHeiti" w:eastAsia="STHeiti"/>
+                <w:b w:val="0"/>
+                <w:sz w:val="15"/>
+              </w:rPr>
+            </w:r>
+          </w:p>
+        </w:tc>
+        <w:tc>
+          <w:tcPr>
+            <w:tcW w:type="dxa" w:w="1800"/>
+            <w:vAlign w:val="center"/>
+            <w:tcMar>
+              <w:top w:w="35" w:type="dxa"/>
+              <w:left w:w="35" w:type="dxa"/>
+              <w:bottom w:w="35" w:type="dxa"/>
+              <w:right w:w="35" w:type="dxa"/>
+            </w:tcMar>
+          </w:tcPr>
+          <w:p>
+            <w:pPr>
+              <w:spacing w:before="0" w:after="0" w:line="240" w:lineRule="auto"/>
+              <w:jc w:val="center"/>
+            </w:pPr>
+            <w:r>
+              <w:rPr>
+                <w:rFonts w:ascii="STHeiti" w:hAnsi="STHeiti" w:eastAsia="STHeiti"/>
+                <w:b w:val="0"/>
+                <w:sz w:val="15"/>
+              </w:rPr>
+            </w:r>
+          </w:p>
+        </w:tc>
+        <w:tc>
+          <w:tcPr>
+            <w:tcW w:type="dxa" w:w="1800"/>
+            <w:vAlign w:val="center"/>
+            <w:tcMar>
+              <w:top w:w="35" w:type="dxa"/>
+              <w:left w:w="35" w:type="dxa"/>
+              <w:bottom w:w="35" w:type="dxa"/>
+              <w:right w:w="35" w:type="dxa"/>
+            </w:tcMar>
+          </w:tcPr>
+          <w:p>
+            <w:pPr>
+              <w:spacing w:before="0" w:after="0" w:line="240" w:lineRule="auto"/>
+              <w:jc w:val="center"/>
+            </w:pPr>
+            <w:r>
+              <w:rPr>
+                <w:rFonts w:ascii="STHeiti" w:hAnsi="STHeiti" w:eastAsia="STHeiti"/>
+                <w:b w:val="0"/>
+                <w:sz w:val="15"/>
+              </w:rPr>
+            </w:r>
+          </w:p>
+        </w:tc>
+        <w:tc>
+          <w:tcPr>
+            <w:tcW w:type="dxa" w:w="1800"/>
+            <w:vAlign w:val="center"/>
+            <w:tcMar>
+              <w:top w:w="35" w:type="dxa"/>
+              <w:left w:w="35" w:type="dxa"/>
+              <w:bottom w:w="35" w:type="dxa"/>
+              <w:right w:w="35" w:type="dxa"/>
+            </w:tcMar>
+          </w:tcPr>
+          <w:p>
+            <w:pPr>
+              <w:spacing w:before="0" w:after="0" w:line="240" w:lineRule="auto"/>
+              <w:jc w:val="center"/>
+            </w:pPr>
+            <w:r>
+              <w:rPr>
+                <w:rFonts w:ascii="STHeiti" w:hAnsi="STHeiti" w:eastAsia="STHeiti"/>
+                <w:b w:val="0"/>
+                <w:sz w:val="15"/>
+              </w:rPr>
+            </w:r>
+          </w:p>
+        </w:tc>
+        <w:tc>
+          <w:tcPr>
+            <w:tcW w:type="dxa" w:w="1800"/>
+            <w:vAlign w:val="center"/>
+            <w:tcMar>
+              <w:top w:w="35" w:type="dxa"/>
+              <w:left w:w="35" w:type="dxa"/>
+              <w:bottom w:w="35" w:type="dxa"/>
+              <w:right w:w="35" w:type="dxa"/>
+            </w:tcMar>
+          </w:tcPr>
+          <w:p>
+            <w:pPr>
+              <w:spacing w:before="0" w:after="0" w:line="240" w:lineRule="auto"/>
+              <w:jc w:val="center"/>
+            </w:pPr>
+            <w:r>
+              <w:rPr>
+                <w:rFonts w:ascii="STHeiti" w:hAnsi="STHeiti" w:eastAsia="STHeiti"/>
+                <w:b w:val="0"/>
+                <w:sz w:val="15"/>
+              </w:rPr>
+            </w:r>
+          </w:p>
+        </w:tc>
+        <w:tc>
+          <w:tcPr>
+            <w:tcW w:type="dxa" w:w="2080"/>
+            <w:vAlign w:val="center"/>
+            <w:tcMar>
+              <w:top w:w="35" w:type="dxa"/>
+              <w:left w:w="35" w:type="dxa"/>
+              <w:bottom w:w="35" w:type="dxa"/>
+              <w:right w:w="35" w:type="dxa"/>
+            </w:tcMar>
+          </w:tcPr>
+          <w:p>
+            <w:pPr>
+              <w:spacing w:before="0" w:after="0" w:line="240" w:lineRule="auto"/>
+              <w:jc w:val="center"/>
+            </w:pPr>
+            <w:r>
+              <w:rPr>
+                <w:rFonts w:ascii="STHeiti" w:hAnsi="STHeiti" w:eastAsia="STHeiti"/>
+                <w:b w:val="0"/>
+                <w:sz w:val="15"/>
+              </w:rPr>
+            </w:r>
           </w:p>
         </w:tc>
       </w:tr>
       <w:tr>
         <w:trPr>
-          <w:trHeight w:val="340" w:hRule="exact"/>
-          <w:jc w:val="center"/>
+          <w:trHeight w:val="280" w:hRule="atLeast"/>
         </w:trPr>
         <w:tc>
           <w:tcPr>
-            <w:tcW w:w="860" w:type="dxa"/>
-            <w:shd w:val="clear" w:color="auto" w:fill="auto"/>
-            <w:vAlign w:val="center"/>
-          </w:tcPr>
-          <w:p>
-            <w:pPr>
-              <w:spacing w:after="0" w:line="240" w:lineRule="auto"/>
-              <w:jc w:val="center"/>
-            </w:pPr>
-          </w:p>
-        </w:tc>
-        <w:tc>
-          <w:tcPr>
-            <w:tcW w:w="860" w:type="dxa"/>
-            <w:shd w:val="clear" w:color="auto" w:fill="auto"/>
-            <w:vAlign w:val="center"/>
-          </w:tcPr>
-          <w:p>
-            <w:pPr>
-              <w:spacing w:after="0" w:line="240" w:lineRule="auto"/>
-              <w:jc w:val="center"/>
-            </w:pPr>
-          </w:p>
-        </w:tc>
-        <w:tc>
-          <w:tcPr>
-            <w:tcW w:w="860" w:type="dxa"/>
-            <w:shd w:val="clear" w:color="auto" w:fill="auto"/>
-            <w:vAlign w:val="center"/>
-          </w:tcPr>
-          <w:p>
-            <w:pPr>
-              <w:spacing w:after="0" w:line="240" w:lineRule="auto"/>
-              <w:jc w:val="center"/>
-            </w:pPr>
-          </w:p>
-        </w:tc>
-        <w:tc>
-          <w:tcPr>
-            <w:tcW w:w="860" w:type="dxa"/>
-            <w:shd w:val="clear" w:color="auto" w:fill="auto"/>
-            <w:vAlign w:val="center"/>
-          </w:tcPr>
-          <w:p>
-            <w:pPr>
-              <w:spacing w:after="0" w:line="240" w:lineRule="auto"/>
-              <w:jc w:val="center"/>
-            </w:pPr>
-          </w:p>
-        </w:tc>
-        <w:tc>
-          <w:tcPr>
-            <w:tcW w:w="860" w:type="dxa"/>
-            <w:shd w:val="clear" w:color="auto" w:fill="auto"/>
-            <w:vAlign w:val="center"/>
-          </w:tcPr>
-          <w:p>
-            <w:pPr>
-              <w:spacing w:after="0" w:line="240" w:lineRule="auto"/>
-              <w:jc w:val="center"/>
-            </w:pPr>
-          </w:p>
-        </w:tc>
-        <w:tc>
-          <w:tcPr>
-            <w:tcW w:w="860" w:type="dxa"/>
-            <w:shd w:val="clear" w:color="auto" w:fill="auto"/>
-            <w:vAlign w:val="center"/>
-          </w:tcPr>
-          <w:p>
-            <w:pPr>
-              <w:spacing w:after="0" w:line="240" w:lineRule="auto"/>
-              <w:jc w:val="center"/>
-            </w:pPr>
-          </w:p>
-        </w:tc>
-        <w:tc>
-          <w:tcPr>
-            <w:tcW w:w="860" w:type="dxa"/>
-            <w:shd w:val="clear" w:color="auto" w:fill="auto"/>
-            <w:vAlign w:val="center"/>
-          </w:tcPr>
-          <w:p>
-            <w:pPr>
-              <w:spacing w:after="0" w:line="240" w:lineRule="auto"/>
-              <w:jc w:val="center"/>
-            </w:pPr>
-          </w:p>
-        </w:tc>
-        <w:tc>
-          <w:tcPr>
-            <w:tcW w:w="860" w:type="dxa"/>
-            <w:shd w:val="clear" w:color="auto" w:fill="auto"/>
-            <w:vAlign w:val="center"/>
-          </w:tcPr>
-          <w:p>
-            <w:pPr>
-              <w:spacing w:after="0" w:line="240" w:lineRule="auto"/>
-              <w:jc w:val="center"/>
-            </w:pPr>
-          </w:p>
-        </w:tc>
-        <w:tc>
-          <w:tcPr>
-            <w:tcW w:w="860" w:type="dxa"/>
-            <w:shd w:val="clear" w:color="auto" w:fill="auto"/>
-            <w:vAlign w:val="center"/>
-          </w:tcPr>
-          <w:p>
-            <w:pPr>
-              <w:spacing w:after="0" w:line="240" w:lineRule="auto"/>
-              <w:jc w:val="center"/>
-            </w:pPr>
-          </w:p>
-        </w:tc>
-        <w:tc>
-          <w:tcPr>
-            <w:tcW w:w="860" w:type="dxa"/>
-            <w:shd w:val="clear" w:color="auto" w:fill="auto"/>
-            <w:vAlign w:val="center"/>
-          </w:tcPr>
-          <w:p>
-            <w:pPr>
-              <w:spacing w:after="0" w:line="240" w:lineRule="auto"/>
-              <w:jc w:val="center"/>
-            </w:pPr>
-          </w:p>
-        </w:tc>
-        <w:tc>
-          <w:tcPr>
-            <w:tcW w:w="860" w:type="dxa"/>
-            <w:shd w:val="clear" w:color="auto" w:fill="auto"/>
-            <w:vAlign w:val="center"/>
-          </w:tcPr>
-          <w:p>
-            <w:pPr>
-              <w:spacing w:after="0" w:line="240" w:lineRule="auto"/>
-              <w:jc w:val="center"/>
-            </w:pPr>
-          </w:p>
-        </w:tc>
-        <w:tc>
-          <w:tcPr>
-            <w:tcW w:w="860" w:type="dxa"/>
-            <w:shd w:val="clear" w:color="auto" w:fill="auto"/>
-            <w:vAlign w:val="center"/>
-          </w:tcPr>
-          <w:p>
-            <w:pPr>
-              <w:spacing w:after="0" w:line="240" w:lineRule="auto"/>
-              <w:jc w:val="center"/>
-            </w:pPr>
-          </w:p>
-        </w:tc>
-        <w:tc>
-          <w:tcPr>
-            <w:tcW w:w="860" w:type="dxa"/>
-            <w:shd w:val="clear" w:color="auto" w:fill="auto"/>
-            <w:vAlign w:val="center"/>
-          </w:tcPr>
-          <w:p>
-            <w:pPr>
-              <w:spacing w:after="0" w:line="240" w:lineRule="auto"/>
-              <w:jc w:val="center"/>
-            </w:pPr>
-          </w:p>
-        </w:tc>
-        <w:tc>
-          <w:tcPr>
-            <w:tcW w:w="860" w:type="dxa"/>
-            <w:shd w:val="clear" w:color="auto" w:fill="auto"/>
-            <w:vAlign w:val="center"/>
-          </w:tcPr>
-          <w:p>
-            <w:pPr>
-              <w:spacing w:after="0" w:line="240" w:lineRule="auto"/>
-              <w:jc w:val="center"/>
-            </w:pPr>
-          </w:p>
-        </w:tc>
-        <w:tc>
-          <w:tcPr>
-            <w:tcW w:w="860" w:type="dxa"/>
-            <w:shd w:val="clear" w:color="auto" w:fill="auto"/>
-            <w:vAlign w:val="center"/>
-          </w:tcPr>
-          <w:p>
-            <w:pPr>
-              <w:spacing w:after="0" w:line="240" w:lineRule="auto"/>
-              <w:jc w:val="center"/>
-            </w:pPr>
-          </w:p>
-        </w:tc>
-        <w:tc>
-          <w:tcPr>
-            <w:tcW w:w="1008" w:type="dxa"/>
-            <w:shd w:val="clear" w:color="auto" w:fill="auto"/>
-            <w:vAlign w:val="center"/>
-          </w:tcPr>
-          <w:p>
-            <w:pPr>
-              <w:spacing w:after="0" w:line="240" w:lineRule="auto"/>
-              <w:jc w:val="center"/>
-            </w:pPr>
-          </w:p>
-        </w:tc>
-        <w:tc>
-          <w:tcPr>
-            <w:tcW w:w="1015" w:type="dxa"/>
-            <w:shd w:val="clear" w:color="auto" w:fill="auto"/>
-            <w:vAlign w:val="center"/>
-          </w:tcPr>
-          <w:p>
-            <w:pPr>
-              <w:spacing w:after="0" w:line="240" w:lineRule="auto"/>
-              <w:jc w:val="center"/>
-            </w:pPr>
-          </w:p>
-        </w:tc>
-        <w:tc>
-          <w:tcPr>
-            <w:tcW w:w="557" w:type="dxa"/>
-            <w:shd w:val="clear" w:color="auto" w:fill="auto"/>
-            <w:vAlign w:val="center"/>
-          </w:tcPr>
-          <w:p>
-            <w:pPr>
-              <w:spacing w:after="0" w:line="240" w:lineRule="auto"/>
-              <w:jc w:val="center"/>
-            </w:pPr>
+            <w:tcW w:type="dxa" w:w="1600"/>
+            <w:vAlign w:val="center"/>
+            <w:tcMar>
+              <w:top w:w="35" w:type="dxa"/>
+              <w:left w:w="35" w:type="dxa"/>
+              <w:bottom w:w="35" w:type="dxa"/>
+              <w:right w:w="35" w:type="dxa"/>
+            </w:tcMar>
+          </w:tcPr>
+          <w:p>
+            <w:pPr>
+              <w:spacing w:before="0" w:after="0" w:line="240" w:lineRule="auto"/>
+              <w:jc w:val="center"/>
+            </w:pPr>
+            <w:r>
+              <w:rPr>
+                <w:rFonts w:ascii="STHeiti" w:hAnsi="STHeiti" w:eastAsia="STHeiti"/>
+                <w:b w:val="0"/>
+                <w:sz w:val="15"/>
+              </w:rPr>
+            </w:r>
+          </w:p>
+        </w:tc>
+        <w:tc>
+          <w:tcPr>
+            <w:tcW w:type="dxa" w:w="1000"/>
+            <w:vAlign w:val="center"/>
+            <w:tcMar>
+              <w:top w:w="35" w:type="dxa"/>
+              <w:left w:w="35" w:type="dxa"/>
+              <w:bottom w:w="35" w:type="dxa"/>
+              <w:right w:w="35" w:type="dxa"/>
+            </w:tcMar>
+          </w:tcPr>
+          <w:p>
+            <w:pPr>
+              <w:spacing w:before="0" w:after="0" w:line="240" w:lineRule="auto"/>
+              <w:jc w:val="center"/>
+            </w:pPr>
+            <w:r>
+              <w:rPr>
+                <w:rFonts w:ascii="STHeiti" w:hAnsi="STHeiti" w:eastAsia="STHeiti"/>
+                <w:b w:val="0"/>
+                <w:sz w:val="15"/>
+              </w:rPr>
+            </w:r>
+          </w:p>
+        </w:tc>
+        <w:tc>
+          <w:tcPr>
+            <w:tcW w:type="dxa" w:w="1800"/>
+            <w:vAlign w:val="center"/>
+            <w:tcMar>
+              <w:top w:w="35" w:type="dxa"/>
+              <w:left w:w="35" w:type="dxa"/>
+              <w:bottom w:w="35" w:type="dxa"/>
+              <w:right w:w="35" w:type="dxa"/>
+            </w:tcMar>
+          </w:tcPr>
+          <w:p>
+            <w:pPr>
+              <w:spacing w:before="0" w:after="0" w:line="240" w:lineRule="auto"/>
+              <w:jc w:val="center"/>
+            </w:pPr>
+            <w:r>
+              <w:rPr>
+                <w:rFonts w:ascii="STHeiti" w:hAnsi="STHeiti" w:eastAsia="STHeiti"/>
+                <w:b w:val="0"/>
+                <w:sz w:val="15"/>
+              </w:rPr>
+            </w:r>
+          </w:p>
+        </w:tc>
+        <w:tc>
+          <w:tcPr>
+            <w:tcW w:type="dxa" w:w="1800"/>
+            <w:vAlign w:val="center"/>
+            <w:tcMar>
+              <w:top w:w="35" w:type="dxa"/>
+              <w:left w:w="35" w:type="dxa"/>
+              <w:bottom w:w="35" w:type="dxa"/>
+              <w:right w:w="35" w:type="dxa"/>
+            </w:tcMar>
+          </w:tcPr>
+          <w:p>
+            <w:pPr>
+              <w:spacing w:before="0" w:after="0" w:line="240" w:lineRule="auto"/>
+              <w:jc w:val="center"/>
+            </w:pPr>
+            <w:r>
+              <w:rPr>
+                <w:rFonts w:ascii="STHeiti" w:hAnsi="STHeiti" w:eastAsia="STHeiti"/>
+                <w:b w:val="0"/>
+                <w:sz w:val="15"/>
+              </w:rPr>
+            </w:r>
+          </w:p>
+        </w:tc>
+        <w:tc>
+          <w:tcPr>
+            <w:tcW w:type="dxa" w:w="1800"/>
+            <w:vAlign w:val="center"/>
+            <w:tcMar>
+              <w:top w:w="35" w:type="dxa"/>
+              <w:left w:w="35" w:type="dxa"/>
+              <w:bottom w:w="35" w:type="dxa"/>
+              <w:right w:w="35" w:type="dxa"/>
+            </w:tcMar>
+          </w:tcPr>
+          <w:p>
+            <w:pPr>
+              <w:spacing w:before="0" w:after="0" w:line="240" w:lineRule="auto"/>
+              <w:jc w:val="center"/>
+            </w:pPr>
+            <w:r>
+              <w:rPr>
+                <w:rFonts w:ascii="STHeiti" w:hAnsi="STHeiti" w:eastAsia="STHeiti"/>
+                <w:b w:val="0"/>
+                <w:sz w:val="15"/>
+              </w:rPr>
+            </w:r>
+          </w:p>
+        </w:tc>
+        <w:tc>
+          <w:tcPr>
+            <w:tcW w:type="dxa" w:w="1800"/>
+            <w:vAlign w:val="center"/>
+            <w:tcMar>
+              <w:top w:w="35" w:type="dxa"/>
+              <w:left w:w="35" w:type="dxa"/>
+              <w:bottom w:w="35" w:type="dxa"/>
+              <w:right w:w="35" w:type="dxa"/>
+            </w:tcMar>
+          </w:tcPr>
+          <w:p>
+            <w:pPr>
+              <w:spacing w:before="0" w:after="0" w:line="240" w:lineRule="auto"/>
+              <w:jc w:val="center"/>
+            </w:pPr>
+            <w:r>
+              <w:rPr>
+                <w:rFonts w:ascii="STHeiti" w:hAnsi="STHeiti" w:eastAsia="STHeiti"/>
+                <w:b w:val="0"/>
+                <w:sz w:val="15"/>
+              </w:rPr>
+            </w:r>
+          </w:p>
+        </w:tc>
+        <w:tc>
+          <w:tcPr>
+            <w:tcW w:type="dxa" w:w="1800"/>
+            <w:vAlign w:val="center"/>
+            <w:tcMar>
+              <w:top w:w="35" w:type="dxa"/>
+              <w:left w:w="35" w:type="dxa"/>
+              <w:bottom w:w="35" w:type="dxa"/>
+              <w:right w:w="35" w:type="dxa"/>
+            </w:tcMar>
+          </w:tcPr>
+          <w:p>
+            <w:pPr>
+              <w:spacing w:before="0" w:after="0" w:line="240" w:lineRule="auto"/>
+              <w:jc w:val="center"/>
+            </w:pPr>
+            <w:r>
+              <w:rPr>
+                <w:rFonts w:ascii="STHeiti" w:hAnsi="STHeiti" w:eastAsia="STHeiti"/>
+                <w:b w:val="0"/>
+                <w:sz w:val="15"/>
+              </w:rPr>
+            </w:r>
+          </w:p>
+        </w:tc>
+        <w:tc>
+          <w:tcPr>
+            <w:tcW w:type="dxa" w:w="1800"/>
+            <w:vAlign w:val="center"/>
+            <w:tcMar>
+              <w:top w:w="35" w:type="dxa"/>
+              <w:left w:w="35" w:type="dxa"/>
+              <w:bottom w:w="35" w:type="dxa"/>
+              <w:right w:w="35" w:type="dxa"/>
+            </w:tcMar>
+          </w:tcPr>
+          <w:p>
+            <w:pPr>
+              <w:spacing w:before="0" w:after="0" w:line="240" w:lineRule="auto"/>
+              <w:jc w:val="center"/>
+            </w:pPr>
+            <w:r>
+              <w:rPr>
+                <w:rFonts w:ascii="STHeiti" w:hAnsi="STHeiti" w:eastAsia="STHeiti"/>
+                <w:b w:val="0"/>
+                <w:sz w:val="15"/>
+              </w:rPr>
+            </w:r>
+          </w:p>
+        </w:tc>
+        <w:tc>
+          <w:tcPr>
+            <w:tcW w:type="dxa" w:w="2080"/>
+            <w:vAlign w:val="center"/>
+            <w:tcMar>
+              <w:top w:w="35" w:type="dxa"/>
+              <w:left w:w="35" w:type="dxa"/>
+              <w:bottom w:w="35" w:type="dxa"/>
+              <w:right w:w="35" w:type="dxa"/>
+            </w:tcMar>
+          </w:tcPr>
+          <w:p>
+            <w:pPr>
+              <w:spacing w:before="0" w:after="0" w:line="240" w:lineRule="auto"/>
+              <w:jc w:val="center"/>
+            </w:pPr>
+            <w:r>
+              <w:rPr>
+                <w:rFonts w:ascii="STHeiti" w:hAnsi="STHeiti" w:eastAsia="STHeiti"/>
+                <w:b w:val="0"/>
+                <w:sz w:val="15"/>
+              </w:rPr>
+            </w:r>
           </w:p>
         </w:tc>
       </w:tr>
